--- a/products-storage/02-dopraboty-bez-poter/00-INSTRUKCIYA.docx
+++ b/products-storage/02-dopraboty-bez-poter/00-INSTRUKCIYA.docx
@@ -7,15 +7,12 @@
         <w:pStyle w:val="Title"/>
       </w:pPr>
       <w:r>
-        <w:rPr>
-          <w:b/>
-        </w:rPr>
-        <w:t>Как внедрить пакет «Допработы без потерь»</w:t>
+        <w:t>Инструкция к комплекту «Дополнительные работы: как получить оплату»</w:t>
       </w:r>
     </w:p>
     <w:p>
       <w:r>
-        <w:t>Зафиксировать основание, объём, цену и срок до выполнения дополнительной работы.</w:t>
+        <w:t>Комплект помогает оформить дополнительный объём так, чтобы у вас были письменные основания: поручение, согласованные объём, цена и срок, — и включить этот объём в закрывающие документы. Порядок работы зависит от того, начаты ли работы. Сначала определите свой случай, потом идите по шагам своего раздела.</w:t>
       </w:r>
     </w:p>
     <w:p>
@@ -23,47 +20,36 @@
         <w:pStyle w:val="Heading1"/>
       </w:pPr>
       <w:r>
-        <w:t>Быстрый запуск за 60 минут</w:t>
+        <w:t>1. Какой у вас случай</w:t>
       </w:r>
     </w:p>
     <w:p>
       <w:pPr>
-        <w:pStyle w:val="ListNumber"/>
+        <w:pStyle w:val="ListBullet"/>
       </w:pPr>
       <w:r>
-        <w:t>Скопируйте папку и назовите её по объекту и договору.</w:t>
+        <w:t>«Работы ещё не начаты» — заказчик просит сделать сверх договора, а вы ещё не приступили. Идите по разделу 2.</w:t>
       </w:r>
     </w:p>
     <w:p>
       <w:pPr>
-        <w:pStyle w:val="ListNumber"/>
+        <w:pStyle w:val="ListBullet"/>
       </w:pPr>
       <w:r>
-        <w:t>Назначьте владельца каждого реестра и резервного исполнителя.</w:t>
+        <w:t>«Работы уже выполнены без подписанных бумаг» — объём сделан по устной просьбе или по ходу работ, письменного согласования до начала нет. Идите по разделу 3. Этот путь тяжелее, и результат в нём зависит от заказчика.</w:t>
       </w:r>
     </w:p>
     <w:p>
       <w:pPr>
-        <w:pStyle w:val="ListNumber"/>
+        <w:pStyle w:val="ListBullet"/>
       </w:pPr>
       <w:r>
-        <w:t>Заполните постоянные данные: стороны, договор, объект, каналы уведомлений.</w:t>
+        <w:t>Часть уже сделана, часть ещё нет — сделанную часть ведите по разделу 3, остальное по разделу 2, отдельными строками журнала.</w:t>
       </w:r>
     </w:p>
     <w:p>
-      <w:pPr>
-        <w:pStyle w:val="ListNumber"/>
-      </w:pPr>
       <w:r>
-        <w:t>Выберите один текущий объём и проведите его по документам пакета.</w:t>
-      </w:r>
-    </w:p>
-    <w:p>
-      <w:pPr>
-        <w:pStyle w:val="ListNumber"/>
-      </w:pPr>
-      <w:r>
-        <w:t>Поставьте контрольные даты в календарь и проводите короткую проверку дважды в неделю.</w:t>
+        <w:t>Общий порядок на одной странице — 10-algoritm-doprabot.pdf. Разделы 2 и 3 раскладывают его по файлам комплекта.</w:t>
       </w:r>
     </w:p>
     <w:p>
@@ -71,51 +57,230 @@
         <w:pStyle w:val="Heading1"/>
       </w:pPr>
       <w:r>
-        <w:t>Состав и назначение</w:t>
+        <w:t>2. Случай А. Работы ещё не начаты</w:t>
+      </w:r>
+    </w:p>
+    <w:p>
+      <w:pPr>
+        <w:ind w:left="454" w:hanging="454"/>
+      </w:pPr>
+      <w:r>
+        <w:t>1. Зафиксируйте просьбу письменно: 03-uvedomlenie-o-doprabotah.docx — уведомление заказчику о выявленной работе с просьбой до указанной даты согласовать объём, цену и влияние на срок.</w:t>
+      </w:r>
+    </w:p>
+    <w:p>
+      <w:pPr>
+        <w:ind w:left="454" w:hanging="454"/>
+      </w:pPr>
+      <w:r>
+        <w:t>2. Отделите дополнительный объём от договорного и опишите его: 02-soglasovanie-obema.docx — причина, отличие от исходного объёма, наименование, единица, количество, эскиз или дефектная ведомость.</w:t>
+      </w:r>
+    </w:p>
+    <w:p>
+      <w:pPr>
+        <w:ind w:left="454" w:hanging="454"/>
+      </w:pPr>
+      <w:r>
+        <w:t>3. Посчитайте цену: 07-raschet-stoimosti.xlsx — одна позиция в строке, в колонке «Источник цены» укажите, откуда взята цена.</w:t>
+      </w:r>
+    </w:p>
+    <w:p>
+      <w:pPr>
+        <w:ind w:left="454" w:hanging="454"/>
+      </w:pPr>
+      <w:r>
+        <w:t>4. Оцените влияние на срок: 05-izmenenie-srokov.docx — затронутые операции, дополнительная продолжительность, новая контрольная дата и обновлённый график.</w:t>
+      </w:r>
+    </w:p>
+    <w:p>
+      <w:pPr>
+        <w:ind w:left="454" w:hanging="454"/>
+      </w:pPr>
+      <w:r>
+        <w:t>5. Получите письменное поручение до начала работ: 01-prikaz-na-dopobem.docx — кто поручает, что, где, в каком объёме, в какой срок, по какой цене и как будет приёмка. Проверьте, что подписывает лицо с полномочиями по вашему договору.</w:t>
+      </w:r>
+    </w:p>
+    <w:p>
+      <w:pPr>
+        <w:ind w:left="454" w:hanging="454"/>
+      </w:pPr>
+      <w:r>
+        <w:t>6. Закрепите объём и цену допсоглашением: 11-dopsoglashenie-obem-i-cena.docx, приложения — описание объёма из 02-soglasovanie-obema.docx и расчёт из 07-raschet-stoimosti.xlsx. Если меняется срок — 12-dopsoglashenie-sroki-doprabot.docx.</w:t>
+      </w:r>
+    </w:p>
+    <w:p>
+      <w:pPr>
+        <w:ind w:left="454" w:hanging="454"/>
+      </w:pPr>
+      <w:r>
+        <w:t>7. Если к указанной дате ответа нет, а продолжать без решения нельзя, — 06-pismo-o-priostanovke.docx. Основание и допустимость приостановки проверьте по своему договору и с профильным специалистом до отправки.</w:t>
+      </w:r>
+    </w:p>
+    <w:p>
+      <w:pPr>
+        <w:ind w:left="454" w:hanging="454"/>
+      </w:pPr>
+      <w:r>
+        <w:t>8. По ходу работ ведите 08-zhurnal-doprabot.xlsx (каждая позиция — строка со статусом) и снимайте по 09-checklist-fotofiksacii.pdf. Работы, которые закроются следующими, оформите до закрытия: 04-akt-skrytyh-rabot.docx — форму и подписантов сверьте с проектом и требованиями заказчика.</w:t>
+      </w:r>
+    </w:p>
+    <w:p>
+      <w:pPr>
+        <w:ind w:left="454" w:hanging="454"/>
+      </w:pPr>
+      <w:r>
+        <w:t>9. Включите согласованный объём в закрывающие документы и отметьте в журнале колонки «Включено в КС-2» и «Оплачено».</w:t>
+      </w:r>
+    </w:p>
+    <w:p>
+      <w:r>
+        <w:t>Случай А закрыт, когда дополнительный объём согласован письменно до начала работ либо оформлен допсоглашением с ценой и сроком.</w:t>
+      </w:r>
+    </w:p>
+    <w:p>
+      <w:pPr>
+        <w:pStyle w:val="Heading1"/>
+      </w:pPr>
+      <w:r>
+        <w:t>3. Случай Б. Работы уже выполнены без подписанных бумаг</w:t>
+      </w:r>
+    </w:p>
+    <w:p>
+      <w:r>
+        <w:t>Поручения, оформленного до начала работ, здесь нет, и задним числом его не создать. Комплект помогает собрать то, что подтверждает просьбу заказчика и сделанный объём, и предложить заказчику оформить объём сейчас. Подпишет ли он — от комплекта не зависит.</w:t>
+      </w:r>
+    </w:p>
+    <w:p>
+      <w:pPr>
+        <w:ind w:left="454" w:hanging="454"/>
+      </w:pPr>
+      <w:r>
+        <w:t>1. Не датируйте документы задним числом: всё, что вы готовите в этом случае, — текущей датой. 01-prikaz-na-dopobem.docx здесь не заполняйте: его смысл — поручение до начала работ.</w:t>
+      </w:r>
+    </w:p>
+    <w:p>
+      <w:pPr>
+        <w:ind w:left="454" w:hanging="454"/>
+      </w:pPr>
+      <w:r>
+        <w:t>2. Соберите, чем подтверждается просьба заказчика и выполнение: переписку, записи в журналах работ, протоколы совещаний, исполнительную документацию, фото с датами. Внесите каждую позицию в 08-zhurnal-doprabot.xlsx, в колонке «Основание» — чем она подтверждена.</w:t>
+      </w:r>
+    </w:p>
+    <w:p>
+      <w:pPr>
+        <w:ind w:left="454" w:hanging="454"/>
+      </w:pPr>
+      <w:r>
+        <w:t>3. Позицию, которую не подтверждает ничего, кроме устной договорённости, отметьте в журнале отдельно: её комплект не доказывает (раздел 5).</w:t>
+      </w:r>
+    </w:p>
+    <w:p>
+      <w:pPr>
+        <w:ind w:left="454" w:hanging="454"/>
+      </w:pPr>
+      <w:r>
+        <w:t>4. Разложите имеющиеся фото по 09-checklist-fotofiksacii.pdf и отметьте, каких кадров нет. Если выполненное ещё доступно для осмотра, а следующие работы его закроют, — оформите 04-akt-skrytyh-rabot.docx до закрытия.</w:t>
+      </w:r>
+    </w:p>
+    <w:p>
+      <w:pPr>
+        <w:ind w:left="454" w:hanging="454"/>
+      </w:pPr>
+      <w:r>
+        <w:t>5. Опишите объём в 02-soglasovanie-obema.docx (в поле «Способ подтверждения факта» — ссылки на собранное) и посчитайте цену в 07-raschet-stoimosti.xlsx.</w:t>
+      </w:r>
+    </w:p>
+    <w:p>
+      <w:pPr>
+        <w:ind w:left="454" w:hanging="454"/>
+      </w:pPr>
+      <w:r>
+        <w:t>6. Направьте заказчику 03-uvedomlenie-o-doprabotah.docx: когда и по чьей просьбе выполнен объём, приложения — 02 и расчёт из 07, просьба согласовать объём и цену до указанной даты. Блок «Режим до решения» в этом случае удалите: работы уже выполнены.</w:t>
+      </w:r>
+    </w:p>
+    <w:p>
+      <w:pPr>
+        <w:ind w:left="454" w:hanging="454"/>
+      </w:pPr>
+      <w:r>
+        <w:t>7. Предложите оформить объём допсоглашением 11-dopsoglashenie-obem-i-cena.docx — в разделе «Основание» перечислите, чем зафиксировано поручение. Если выполненные работы сдвинули сроки — 12-dopsoglashenie-sroki-doprabot.docx.</w:t>
+      </w:r>
+    </w:p>
+    <w:p>
+      <w:pPr>
+        <w:ind w:left="454" w:hanging="454"/>
+      </w:pPr>
+      <w:r>
+        <w:t>8. Заказчик подписал — включите объём в закрывающие документы и отметьте в журнале «Включено в КС-2» и «Оплачено».</w:t>
+      </w:r>
+    </w:p>
+    <w:p>
+      <w:pPr>
+        <w:ind w:left="454" w:hanging="454"/>
+      </w:pPr>
+      <w:r>
+        <w:t>9. Заказчик отказывается согласовать или не отвечает — на этом комплект заканчивается. Дальше спор о деньгах; следующий шаг выбирается после проверки собранного профильным специалистом.</w:t>
+      </w:r>
+    </w:p>
+    <w:p>
+      <w:pPr>
+        <w:pStyle w:val="Heading1"/>
+      </w:pPr>
+      <w:r>
+        <w:t>4. Что лежит в архиве</w:t>
       </w:r>
     </w:p>
     <w:tbl>
       <w:tblPr>
+        <w:tblStyle w:val="TableGrid"/>
         <w:tblW w:type="auto" w:w="0"/>
-        <w:jc w:val="center"/>
         <w:tblLook w:firstColumn="1" w:firstRow="1" w:lastColumn="0" w:lastRow="0" w:noHBand="0" w:noVBand="1" w:val="04A0"/>
       </w:tblPr>
       <w:tblGrid>
-        <w:gridCol w:w="3120"/>
-        <w:gridCol w:w="3120"/>
-        <w:gridCol w:w="3120"/>
+        <w:gridCol w:w="3324"/>
+        <w:gridCol w:w="3324"/>
+        <w:gridCol w:w="3324"/>
       </w:tblGrid>
       <w:tr>
         <w:tc>
           <w:tcPr>
-            <w:tcW w:type="dxa" w:w="3120"/>
-            <w:shd w:fill="E9E5DC"/>
+            <w:tcW w:type="dxa" w:w="3324"/>
           </w:tcPr>
           <w:p>
             <w:r>
+              <w:rPr>
+                <w:b/>
+              </w:rPr>
               <w:t>Файл</w:t>
             </w:r>
           </w:p>
         </w:tc>
         <w:tc>
           <w:tcPr>
-            <w:tcW w:type="dxa" w:w="3120"/>
-            <w:shd w:fill="E9E5DC"/>
+            <w:tcW w:type="dxa" w:w="3324"/>
           </w:tcPr>
           <w:p>
             <w:r>
-              <w:t>Когда использовать</w:t>
+              <w:rPr>
+                <w:b/>
+              </w:rPr>
+              <w:t>Что это</w:t>
             </w:r>
           </w:p>
         </w:tc>
         <w:tc>
           <w:tcPr>
-            <w:tcW w:type="dxa" w:w="3120"/>
-            <w:shd w:fill="E9E5DC"/>
+            <w:tcW w:type="dxa" w:w="3324"/>
           </w:tcPr>
           <w:p>
+            <w:pPr>
+              <w:jc w:val="center"/>
+            </w:pPr>
             <w:r>
-              <w:t>Результат</w:t>
+              <w:rPr>
+                <w:b/>
+              </w:rPr>
+              <w:t>Случай</w:t>
             </w:r>
           </w:p>
         </w:tc>
@@ -123,7 +288,112 @@
       <w:tr>
         <w:tc>
           <w:tcPr>
-            <w:tcW w:type="dxa" w:w="3120"/>
+            <w:tcW w:type="dxa" w:w="3324"/>
+          </w:tcPr>
+          <w:p>
+            <w:r>
+              <w:t>00-START-HERE.txt</w:t>
+            </w:r>
+          </w:p>
+        </w:tc>
+        <w:tc>
+          <w:tcPr>
+            <w:tcW w:type="dxa" w:w="3324"/>
+          </w:tcPr>
+          <w:p>
+            <w:r>
+              <w:t>С чего начать: ситуация, состав, границы</w:t>
+            </w:r>
+          </w:p>
+        </w:tc>
+        <w:tc>
+          <w:tcPr>
+            <w:tcW w:type="dxa" w:w="3324"/>
+          </w:tcPr>
+          <w:p>
+            <w:pPr>
+              <w:jc w:val="center"/>
+            </w:pPr>
+            <w:r>
+              <w:t>—</w:t>
+            </w:r>
+          </w:p>
+        </w:tc>
+      </w:tr>
+      <w:tr>
+        <w:tc>
+          <w:tcPr>
+            <w:tcW w:type="dxa" w:w="3324"/>
+          </w:tcPr>
+          <w:p>
+            <w:r>
+              <w:t>00-INSTRUKCIYA.docx</w:t>
+            </w:r>
+          </w:p>
+        </w:tc>
+        <w:tc>
+          <w:tcPr>
+            <w:tcW w:type="dxa" w:w="3324"/>
+          </w:tcPr>
+          <w:p>
+            <w:r>
+              <w:t>Эта инструкция, Word</w:t>
+            </w:r>
+          </w:p>
+        </w:tc>
+        <w:tc>
+          <w:tcPr>
+            <w:tcW w:type="dxa" w:w="3324"/>
+          </w:tcPr>
+          <w:p>
+            <w:pPr>
+              <w:jc w:val="center"/>
+            </w:pPr>
+            <w:r>
+              <w:t>—</w:t>
+            </w:r>
+          </w:p>
+        </w:tc>
+      </w:tr>
+      <w:tr>
+        <w:tc>
+          <w:tcPr>
+            <w:tcW w:type="dxa" w:w="3324"/>
+          </w:tcPr>
+          <w:p>
+            <w:r>
+              <w:t>00-INSTRUKCIYA.pdf</w:t>
+            </w:r>
+          </w:p>
+        </w:tc>
+        <w:tc>
+          <w:tcPr>
+            <w:tcW w:type="dxa" w:w="3324"/>
+          </w:tcPr>
+          <w:p>
+            <w:r>
+              <w:t>Эта инструкция, PDF</w:t>
+            </w:r>
+          </w:p>
+        </w:tc>
+        <w:tc>
+          <w:tcPr>
+            <w:tcW w:type="dxa" w:w="3324"/>
+          </w:tcPr>
+          <w:p>
+            <w:pPr>
+              <w:jc w:val="center"/>
+            </w:pPr>
+            <w:r>
+              <w:t>—</w:t>
+            </w:r>
+          </w:p>
+        </w:tc>
+      </w:tr>
+      <w:tr>
+        <w:tc>
+          <w:tcPr>
+            <w:tcW w:type="dxa" w:w="3324"/>
           </w:tcPr>
           <w:p>
             <w:r>
@@ -133,21 +403,24 @@
         </w:tc>
         <w:tc>
           <w:tcPr>
-            <w:tcW w:type="dxa" w:w="3120"/>
+            <w:tcW w:type="dxa" w:w="3324"/>
           </w:tcPr>
           <w:p>
             <w:r>
-              <w:t>Для оформления позиции, уведомления или соглашения</w:t>
+              <w:t>Письменное поручение на дополнительный объём</w:t>
             </w:r>
           </w:p>
         </w:tc>
         <w:tc>
           <w:tcPr>
-            <w:tcW w:type="dxa" w:w="3120"/>
+            <w:tcW w:type="dxa" w:w="3324"/>
           </w:tcPr>
           <w:p>
+            <w:pPr>
+              <w:jc w:val="center"/>
+            </w:pPr>
             <w:r>
-              <w:t>Заполненный документ/реестр с ответственным и датой</w:t>
+              <w:t>А</w:t>
             </w:r>
           </w:p>
         </w:tc>
@@ -155,7 +428,7 @@
       <w:tr>
         <w:tc>
           <w:tcPr>
-            <w:tcW w:type="dxa" w:w="3120"/>
+            <w:tcW w:type="dxa" w:w="3324"/>
           </w:tcPr>
           <w:p>
             <w:r>
@@ -165,21 +438,24 @@
         </w:tc>
         <w:tc>
           <w:tcPr>
-            <w:tcW w:type="dxa" w:w="3120"/>
+            <w:tcW w:type="dxa" w:w="3324"/>
           </w:tcPr>
           <w:p>
             <w:r>
-              <w:t>Для оформления позиции, уведомления или соглашения</w:t>
+              <w:t>Описание и согласование дополнительного объёма</w:t>
             </w:r>
           </w:p>
         </w:tc>
         <w:tc>
           <w:tcPr>
-            <w:tcW w:type="dxa" w:w="3120"/>
+            <w:tcW w:type="dxa" w:w="3324"/>
           </w:tcPr>
           <w:p>
+            <w:pPr>
+              <w:jc w:val="center"/>
+            </w:pPr>
             <w:r>
-              <w:t>Заполненный документ/реестр с ответственным и датой</w:t>
+              <w:t>А, Б</w:t>
             </w:r>
           </w:p>
         </w:tc>
@@ -187,7 +463,7 @@
       <w:tr>
         <w:tc>
           <w:tcPr>
-            <w:tcW w:type="dxa" w:w="3120"/>
+            <w:tcW w:type="dxa" w:w="3324"/>
           </w:tcPr>
           <w:p>
             <w:r>
@@ -197,21 +473,24 @@
         </w:tc>
         <w:tc>
           <w:tcPr>
-            <w:tcW w:type="dxa" w:w="3120"/>
+            <w:tcW w:type="dxa" w:w="3324"/>
           </w:tcPr>
           <w:p>
             <w:r>
-              <w:t>Для оформления позиции, уведомления или соглашения</w:t>
+              <w:t>Уведомление заказчику о дополнительных работах</w:t>
             </w:r>
           </w:p>
         </w:tc>
         <w:tc>
           <w:tcPr>
-            <w:tcW w:type="dxa" w:w="3120"/>
+            <w:tcW w:type="dxa" w:w="3324"/>
           </w:tcPr>
           <w:p>
+            <w:pPr>
+              <w:jc w:val="center"/>
+            </w:pPr>
             <w:r>
-              <w:t>Заполненный документ/реестр с ответственным и датой</w:t>
+              <w:t>А, Б</w:t>
             </w:r>
           </w:p>
         </w:tc>
@@ -219,7 +498,7 @@
       <w:tr>
         <w:tc>
           <w:tcPr>
-            <w:tcW w:type="dxa" w:w="3120"/>
+            <w:tcW w:type="dxa" w:w="3324"/>
           </w:tcPr>
           <w:p>
             <w:r>
@@ -229,21 +508,24 @@
         </w:tc>
         <w:tc>
           <w:tcPr>
-            <w:tcW w:type="dxa" w:w="3120"/>
+            <w:tcW w:type="dxa" w:w="3324"/>
           </w:tcPr>
           <w:p>
             <w:r>
-              <w:t>Для оформления позиции, уведомления или соглашения</w:t>
+              <w:t>Заготовка акта освидетельствования скрываемых работ</w:t>
             </w:r>
           </w:p>
         </w:tc>
         <w:tc>
           <w:tcPr>
-            <w:tcW w:type="dxa" w:w="3120"/>
+            <w:tcW w:type="dxa" w:w="3324"/>
           </w:tcPr>
           <w:p>
+            <w:pPr>
+              <w:jc w:val="center"/>
+            </w:pPr>
             <w:r>
-              <w:t>Заполненный документ/реестр с ответственным и датой</w:t>
+              <w:t>А, Б</w:t>
             </w:r>
           </w:p>
         </w:tc>
@@ -251,7 +533,7 @@
       <w:tr>
         <w:tc>
           <w:tcPr>
-            <w:tcW w:type="dxa" w:w="3120"/>
+            <w:tcW w:type="dxa" w:w="3324"/>
           </w:tcPr>
           <w:p>
             <w:r>
@@ -261,21 +543,24 @@
         </w:tc>
         <w:tc>
           <w:tcPr>
-            <w:tcW w:type="dxa" w:w="3120"/>
+            <w:tcW w:type="dxa" w:w="3324"/>
           </w:tcPr>
           <w:p>
             <w:r>
-              <w:t>Для оформления позиции, уведомления или соглашения</w:t>
+              <w:t>Расчёт влияния на срок и новая контрольная дата</w:t>
             </w:r>
           </w:p>
         </w:tc>
         <w:tc>
           <w:tcPr>
-            <w:tcW w:type="dxa" w:w="3120"/>
+            <w:tcW w:type="dxa" w:w="3324"/>
           </w:tcPr>
           <w:p>
+            <w:pPr>
+              <w:jc w:val="center"/>
+            </w:pPr>
             <w:r>
-              <w:t>Заполненный документ/реестр с ответственным и датой</w:t>
+              <w:t>А</w:t>
             </w:r>
           </w:p>
         </w:tc>
@@ -283,7 +568,7 @@
       <w:tr>
         <w:tc>
           <w:tcPr>
-            <w:tcW w:type="dxa" w:w="3120"/>
+            <w:tcW w:type="dxa" w:w="3324"/>
           </w:tcPr>
           <w:p>
             <w:r>
@@ -293,21 +578,24 @@
         </w:tc>
         <w:tc>
           <w:tcPr>
-            <w:tcW w:type="dxa" w:w="3120"/>
+            <w:tcW w:type="dxa" w:w="3324"/>
           </w:tcPr>
           <w:p>
             <w:r>
-              <w:t>Для оформления позиции, уведомления или соглашения</w:t>
+              <w:t>Письмо о приостановке до решения заказчика</w:t>
             </w:r>
           </w:p>
         </w:tc>
         <w:tc>
           <w:tcPr>
-            <w:tcW w:type="dxa" w:w="3120"/>
+            <w:tcW w:type="dxa" w:w="3324"/>
           </w:tcPr>
           <w:p>
+            <w:pPr>
+              <w:jc w:val="center"/>
+            </w:pPr>
             <w:r>
-              <w:t>Заполненный документ/реестр с ответственным и датой</w:t>
+              <w:t>А</w:t>
             </w:r>
           </w:p>
         </w:tc>
@@ -315,7 +603,7 @@
       <w:tr>
         <w:tc>
           <w:tcPr>
-            <w:tcW w:type="dxa" w:w="3120"/>
+            <w:tcW w:type="dxa" w:w="3324"/>
           </w:tcPr>
           <w:p>
             <w:r>
@@ -325,21 +613,24 @@
         </w:tc>
         <w:tc>
           <w:tcPr>
-            <w:tcW w:type="dxa" w:w="3120"/>
+            <w:tcW w:type="dxa" w:w="3324"/>
           </w:tcPr>
           <w:p>
             <w:r>
-              <w:t>Для постоянного контроля статуса, сумм и сроков</w:t>
+              <w:t>Расчёт стоимости дополнительных работ</w:t>
             </w:r>
           </w:p>
         </w:tc>
         <w:tc>
           <w:tcPr>
-            <w:tcW w:type="dxa" w:w="3120"/>
+            <w:tcW w:type="dxa" w:w="3324"/>
           </w:tcPr>
           <w:p>
+            <w:pPr>
+              <w:jc w:val="center"/>
+            </w:pPr>
             <w:r>
-              <w:t>Заполненный документ/реестр с ответственным и датой</w:t>
+              <w:t>А, Б</w:t>
             </w:r>
           </w:p>
         </w:tc>
@@ -347,7 +638,7 @@
       <w:tr>
         <w:tc>
           <w:tcPr>
-            <w:tcW w:type="dxa" w:w="3120"/>
+            <w:tcW w:type="dxa" w:w="3324"/>
           </w:tcPr>
           <w:p>
             <w:r>
@@ -357,21 +648,24 @@
         </w:tc>
         <w:tc>
           <w:tcPr>
-            <w:tcW w:type="dxa" w:w="3120"/>
+            <w:tcW w:type="dxa" w:w="3324"/>
           </w:tcPr>
           <w:p>
             <w:r>
-              <w:t>Для постоянного контроля статуса, сумм и сроков</w:t>
+              <w:t>Журнал: основание, объём, статус, КС-2, оплата</w:t>
             </w:r>
           </w:p>
         </w:tc>
         <w:tc>
           <w:tcPr>
-            <w:tcW w:type="dxa" w:w="3120"/>
+            <w:tcW w:type="dxa" w:w="3324"/>
           </w:tcPr>
           <w:p>
+            <w:pPr>
+              <w:jc w:val="center"/>
+            </w:pPr>
             <w:r>
-              <w:t>Заполненный документ/реестр с ответственным и датой</w:t>
+              <w:t>А, Б</w:t>
             </w:r>
           </w:p>
         </w:tc>
@@ -379,7 +673,7 @@
       <w:tr>
         <w:tc>
           <w:tcPr>
-            <w:tcW w:type="dxa" w:w="3120"/>
+            <w:tcW w:type="dxa" w:w="3324"/>
           </w:tcPr>
           <w:p>
             <w:r>
@@ -389,21 +683,24 @@
         </w:tc>
         <w:tc>
           <w:tcPr>
-            <w:tcW w:type="dxa" w:w="3120"/>
+            <w:tcW w:type="dxa" w:w="3324"/>
           </w:tcPr>
           <w:p>
             <w:r>
-              <w:t>Для быстрой проверки последовательности действий</w:t>
+              <w:t>Чек-лист фотофиксации</w:t>
             </w:r>
           </w:p>
         </w:tc>
         <w:tc>
           <w:tcPr>
-            <w:tcW w:type="dxa" w:w="3120"/>
+            <w:tcW w:type="dxa" w:w="3324"/>
           </w:tcPr>
           <w:p>
+            <w:pPr>
+              <w:jc w:val="center"/>
+            </w:pPr>
             <w:r>
-              <w:t>Заполненный документ/реестр с ответственным и датой</w:t>
+              <w:t>А, Б</w:t>
             </w:r>
           </w:p>
         </w:tc>
@@ -411,7 +708,7 @@
       <w:tr>
         <w:tc>
           <w:tcPr>
-            <w:tcW w:type="dxa" w:w="3120"/>
+            <w:tcW w:type="dxa" w:w="3324"/>
           </w:tcPr>
           <w:p>
             <w:r>
@@ -421,32 +718,110 @@
         </w:tc>
         <w:tc>
           <w:tcPr>
-            <w:tcW w:type="dxa" w:w="3120"/>
+            <w:tcW w:type="dxa" w:w="3324"/>
           </w:tcPr>
           <w:p>
             <w:r>
-              <w:t>Для быстрой проверки последовательности действий</w:t>
+              <w:t>Общий порядок работы на одной странице</w:t>
             </w:r>
           </w:p>
         </w:tc>
         <w:tc>
           <w:tcPr>
-            <w:tcW w:type="dxa" w:w="3120"/>
+            <w:tcW w:type="dxa" w:w="3324"/>
+          </w:tcPr>
+          <w:p>
+            <w:pPr>
+              <w:jc w:val="center"/>
+            </w:pPr>
+            <w:r>
+              <w:t>А, Б</w:t>
+            </w:r>
+          </w:p>
+        </w:tc>
+      </w:tr>
+      <w:tr>
+        <w:tc>
+          <w:tcPr>
+            <w:tcW w:type="dxa" w:w="3324"/>
           </w:tcPr>
           <w:p>
             <w:r>
-              <w:t>Заполненный документ/реестр с ответственным и датой</w:t>
+              <w:t>11-dopsoglashenie-obem-i-cena.docx</w:t>
+            </w:r>
+          </w:p>
+        </w:tc>
+        <w:tc>
+          <w:tcPr>
+            <w:tcW w:type="dxa" w:w="3324"/>
+          </w:tcPr>
+          <w:p>
+            <w:r>
+              <w:t>Допсоглашение об изменении объёма и цены</w:t>
+            </w:r>
+          </w:p>
+        </w:tc>
+        <w:tc>
+          <w:tcPr>
+            <w:tcW w:type="dxa" w:w="3324"/>
+          </w:tcPr>
+          <w:p>
+            <w:pPr>
+              <w:jc w:val="center"/>
+            </w:pPr>
+            <w:r>
+              <w:t>А, Б</w:t>
+            </w:r>
+          </w:p>
+        </w:tc>
+      </w:tr>
+      <w:tr>
+        <w:tc>
+          <w:tcPr>
+            <w:tcW w:type="dxa" w:w="3324"/>
+          </w:tcPr>
+          <w:p>
+            <w:r>
+              <w:t>12-dopsoglashenie-sroki-doprabot.docx</w:t>
+            </w:r>
+          </w:p>
+        </w:tc>
+        <w:tc>
+          <w:tcPr>
+            <w:tcW w:type="dxa" w:w="3324"/>
+          </w:tcPr>
+          <w:p>
+            <w:r>
+              <w:t>Допсоглашение об изменении сроков</w:t>
+            </w:r>
+          </w:p>
+        </w:tc>
+        <w:tc>
+          <w:tcPr>
+            <w:tcW w:type="dxa" w:w="3324"/>
+          </w:tcPr>
+          <w:p>
+            <w:pPr>
+              <w:jc w:val="center"/>
+            </w:pPr>
+            <w:r>
+              <w:t>А, Б</w:t>
             </w:r>
           </w:p>
         </w:tc>
       </w:tr>
     </w:tbl>
     <w:p>
+      <w:r>
+        <w:t>Word и Excel редактируются, PDF — чек-лист и алгоритм для работы, их заказчику не отправляют.</w:t>
+      </w:r>
+    </w:p>
+    <w:p>
       <w:pPr>
         <w:pStyle w:val="Heading1"/>
       </w:pPr>
       <w:r>
-        <w:t>Правила адаптации</w:t>
+        <w:t>5. Чего комплект не делает</w:t>
       </w:r>
     </w:p>
     <w:p>
@@ -454,7 +829,7 @@
         <w:pStyle w:val="ListBullet"/>
       </w:pPr>
       <w:r>
-        <w:t>Не отправляйте документ с квадратными скобками и подсказками.</w:t>
+        <w:t>Не взыскивает оплату: претензии и иска в нём нет.</w:t>
       </w:r>
     </w:p>
     <w:p>
@@ -462,7 +837,7 @@
         <w:pStyle w:val="ListBullet"/>
       </w:pPr>
       <w:r>
-        <w:t>Термины и сроки должны совпадать с договором.</w:t>
+        <w:t>Не помогает, если выполненный объём не подтверждается ничем, кроме устной договорённости.</w:t>
       </w:r>
     </w:p>
     <w:p>
@@ -470,7 +845,7 @@
         <w:pStyle w:val="ListBullet"/>
       </w:pPr>
       <w:r>
-        <w:t>Не меняйте факты задним числом; выпускайте новую версию.</w:t>
+        <w:t>Не гарантирует, что заказчик подпишет или оплатит.</w:t>
       </w:r>
     </w:p>
     <w:p>
@@ -478,7 +853,15 @@
         <w:pStyle w:val="ListBullet"/>
       </w:pPr>
       <w:r>
-        <w:t>Сохраняйте подтверждение доставки рядом с отправленным файлом.</w:t>
+        <w:t>Не заменяет проверку профильным специалистом: спорные суммы, приостановка работ и любые шаги после отказа заказчика решаются после неё.</w:t>
+      </w:r>
+    </w:p>
+    <w:p>
+      <w:pPr>
+        <w:pStyle w:val="Heading1"/>
+      </w:pPr>
+      <w:r>
+        <w:t>6. Перед отправкой любого документа</w:t>
       </w:r>
     </w:p>
     <w:p>
@@ -486,7 +869,39 @@
         <w:pStyle w:val="ListBullet"/>
       </w:pPr>
       <w:r>
-        <w:t>Спорные юридические формулировки согласуйте с профильным специалистом.</w:t>
+        <w:t>Формы 01–06, 11 и 12 — содержательная часть. Реквизиты сторон, номер и дату договора и подписные блоки добавьте по своему договору; его условия имеют приоритет над шаблоном.</w:t>
+      </w:r>
+    </w:p>
+    <w:p>
+      <w:pPr>
+        <w:pStyle w:val="ListBullet"/>
+      </w:pPr>
+      <w:r>
+        <w:t>Замените поля в квадратных скобках фактическими данными.</w:t>
+      </w:r>
+    </w:p>
+    <w:p>
+      <w:pPr>
+        <w:pStyle w:val="ListBullet"/>
+      </w:pPr>
+      <w:r>
+        <w:t>Удалите строку-подсказку под заголовком, таблицу «Контроль перед использованием» и оговорку «Важно: шаблон не заменяет…» — это пометки для вас, второй стороне они не нужны.</w:t>
+      </w:r>
+    </w:p>
+    <w:p>
+      <w:pPr>
+        <w:pStyle w:val="ListBullet"/>
+      </w:pPr>
+      <w:r>
+        <w:t>В 01–06 удалите колонтитулы «МАРЖА В БЕТОНЕ / РАБОЧИЙ ШАБЛОН» и строку с версией внизу страницы.</w:t>
+      </w:r>
+    </w:p>
+    <w:p>
+      <w:pPr>
+        <w:pStyle w:val="ListBullet"/>
+      </w:pPr>
+      <w:r>
+        <w:t>Сохраните отправленную версию и подтверждение доставки рядом с записью в журнале 08-zhurnal-doprabot.xlsx.</w:t>
       </w:r>
     </w:p>
     <w:p>
@@ -494,74 +909,27 @@
         <w:pStyle w:val="Heading1"/>
       </w:pPr>
       <w:r>
-        <w:t>Структура папки объекта</w:t>
+        <w:t>7. Если ситуация изменилась</w:t>
       </w:r>
     </w:p>
     <w:p>
       <w:r>
-        <w:t>01_Исходные → 02_Рабочие версии → 03_На согласовании → 04_Подписано → 05_Доказательства передачи → 06_Оплата</w:t>
-      </w:r>
-    </w:p>
-    <w:p>
-      <w:pPr>
-        <w:pStyle w:val="Heading1"/>
-      </w:pPr>
-      <w:r>
-        <w:t>Контроль результата</w:t>
+        <w:t>Допы согласованы и выполнены, работы закрыты, а оплаты нет — спор перешёл с доказанности поручения на сами деньги, и это другой набор документов. Куда идти дальше, сказано в 00-START-HERE.txt, раздел 7.</w:t>
       </w:r>
     </w:p>
     <w:p>
       <w:r>
-        <w:t>Пакет внедрён, когда по каждому объёму видны: основание, факт выполнения, комплект доказательств, дата передачи, статус замечаний, сумма и контрольная дата оплаты.</w:t>
+        <w:t>Вопросы по составу комплекта: marzhavbetone@yandex.ru</w:t>
       </w:r>
     </w:p>
     <w:sectPr>
-      <w:headerReference w:type="default" r:id="rId9"/>
-      <w:footerReference w:type="default" r:id="rId10"/>
       <w:pgSz w:w="12240" w:h="15840"/>
-      <w:pgMar w:top="1440" w:right="1440" w:bottom="1440" w:left="1440" w:header="708" w:footer="708" w:gutter="0"/>
+      <w:pgMar w:top="1134" w:right="1134" w:bottom="1134" w:left="1134" w:header="720" w:footer="720" w:gutter="0"/>
       <w:cols w:space="720"/>
       <w:docGrid w:linePitch="360"/>
     </w:sectPr>
   </w:body>
 </w:document>
-</file>
-
-<file path=word/footer1.xml><?xml version="1.0" encoding="utf-8"?>
-<w:ftr xmlns:m="http://schemas.openxmlformats.org/officeDocument/2006/math" xmlns:mc="http://schemas.openxmlformats.org/markup-compatibility/2006" xmlns:mo="http://schemas.microsoft.com/office/mac/office/2008/main" xmlns:mv="urn:schemas-microsoft-com:mac:vml" xmlns:o="urn:schemas-microsoft-com:office:office" xmlns:r="http://schemas.openxmlformats.org/officeDocument/2006/relationships" xmlns:v="urn:schemas-microsoft-com:vml" xmlns:w10="urn:schemas-microsoft-com:office:word" xmlns:w14="http://schemas.microsoft.com/office/word/2010/wordml" xmlns:w="http://schemas.openxmlformats.org/wordprocessingml/2006/main" xmlns:wne="http://schemas.microsoft.com/office/word/2006/wordml" xmlns:wp14="http://schemas.microsoft.com/office/word/2010/wordprocessingDrawing" xmlns:wp="http://schemas.openxmlformats.org/drawingml/2006/wordprocessingDrawing" xmlns:wpc="http://schemas.microsoft.com/office/word/2010/wordprocessingCanvas" xmlns:wpg="http://schemas.microsoft.com/office/word/2010/wordprocessingGroup" xmlns:wpi="http://schemas.microsoft.com/office/word/2010/wordprocessingInk" xmlns:wps="http://schemas.microsoft.com/office/word/2010/wordprocessingShape" mc:Ignorable="w14 wp14">
-  <w:p>
-    <w:pPr>
-      <w:pStyle w:val="Footer"/>
-      <w:jc w:val="center"/>
-    </w:pPr>
-    <w:r>
-      <w:rPr>
-        <w:rFonts w:ascii="Arial" w:hAnsi="Arial"/>
-        <w:color w:val="787878"/>
-        <w:sz w:val="16"/>
-      </w:rPr>
-      <w:t>Инструкция — Допработы без потерь  •  версия 21.07.2026  •  marzhavbetone.ru</w:t>
-    </w:r>
-  </w:p>
-</w:ftr>
-</file>
-
-<file path=word/header1.xml><?xml version="1.0" encoding="utf-8"?>
-<w:hdr xmlns:m="http://schemas.openxmlformats.org/officeDocument/2006/math" xmlns:mc="http://schemas.openxmlformats.org/markup-compatibility/2006" xmlns:mo="http://schemas.microsoft.com/office/mac/office/2008/main" xmlns:mv="urn:schemas-microsoft-com:mac:vml" xmlns:o="urn:schemas-microsoft-com:office:office" xmlns:r="http://schemas.openxmlformats.org/officeDocument/2006/relationships" xmlns:v="urn:schemas-microsoft-com:vml" xmlns:w10="urn:schemas-microsoft-com:office:word" xmlns:w14="http://schemas.microsoft.com/office/word/2010/wordml" xmlns:w="http://schemas.openxmlformats.org/wordprocessingml/2006/main" xmlns:wne="http://schemas.microsoft.com/office/word/2006/wordml" xmlns:wp14="http://schemas.microsoft.com/office/word/2010/wordprocessingDrawing" xmlns:wp="http://schemas.openxmlformats.org/drawingml/2006/wordprocessingDrawing" xmlns:wpc="http://schemas.microsoft.com/office/word/2010/wordprocessingCanvas" xmlns:wpg="http://schemas.microsoft.com/office/word/2010/wordprocessingGroup" xmlns:wpi="http://schemas.microsoft.com/office/word/2010/wordprocessingInk" xmlns:wps="http://schemas.microsoft.com/office/word/2010/wordprocessingShape" mc:Ignorable="w14 wp14">
-  <w:p>
-    <w:pPr>
-      <w:pStyle w:val="Header"/>
-    </w:pPr>
-    <w:r>
-      <w:rPr>
-        <w:rFonts w:ascii="Arial" w:hAnsi="Arial"/>
-        <w:color w:val="646464"/>
-        <w:sz w:val="16"/>
-      </w:rPr>
-      <w:t>МАРЖА В БЕТОНЕ  /  РАБОЧИЙ ШАБЛОН</w:t>
-    </w:r>
-  </w:p>
-</w:hdr>
 </file>
 
 <file path=word/numbering.xml><?xml version="1.0" encoding="utf-8"?>
@@ -927,9 +1295,6 @@
     <w:name w:val="Normal"/>
     <w:qFormat/>
     <w:rsid w:val="00FC693F"/>
-    <w:pPr>
-      <w:spacing w:after="120" w:line="300" w:lineRule="auto"/>
-    </w:pPr>
     <w:rPr>
       <w:rFonts w:ascii="Arial" w:hAnsi="Arial"/>
       <w:sz w:val="22"/>
@@ -990,15 +1355,15 @@
     <w:pPr>
       <w:keepNext/>
       <w:keepLines/>
-      <w:spacing w:before="360" w:after="200"/>
+      <w:spacing w:before="480" w:after="0"/>
       <w:outlineLvl w:val="0"/>
     </w:pPr>
     <w:rPr>
-      <w:rFonts w:asciiTheme="majorHAnsi" w:eastAsiaTheme="majorEastAsia" w:hAnsiTheme="majorHAnsi" w:cstheme="majorBidi" w:ascii="Arial" w:hAnsi="Arial"/>
+      <w:rFonts w:asciiTheme="majorHAnsi" w:eastAsiaTheme="majorEastAsia" w:hAnsiTheme="majorHAnsi" w:cstheme="majorBidi"/>
       <w:b/>
       <w:bCs/>
-      <w:color w:val="2E74B5"/>
-      <w:sz w:val="32"/>
+      <w:color w:val="365F91" w:themeColor="accent1" w:themeShade="BF"/>
+      <w:sz w:val="28"/>
       <w:szCs w:val="28"/>
     </w:rPr>
   </w:style>
@@ -1014,14 +1379,14 @@
     <w:pPr>
       <w:keepNext/>
       <w:keepLines/>
-      <w:spacing w:before="280" w:after="140"/>
+      <w:spacing w:before="200" w:after="0"/>
       <w:outlineLvl w:val="1"/>
     </w:pPr>
     <w:rPr>
-      <w:rFonts w:asciiTheme="majorHAnsi" w:eastAsiaTheme="majorEastAsia" w:hAnsiTheme="majorHAnsi" w:cstheme="majorBidi" w:ascii="Arial" w:hAnsi="Arial"/>
+      <w:rFonts w:asciiTheme="majorHAnsi" w:eastAsiaTheme="majorEastAsia" w:hAnsiTheme="majorHAnsi" w:cstheme="majorBidi"/>
       <w:b/>
       <w:bCs/>
-      <w:color w:val="2E74B5"/>
+      <w:color w:val="4F81BD" w:themeColor="accent1"/>
       <w:sz w:val="26"/>
       <w:szCs w:val="26"/>
     </w:rPr>
@@ -1279,15 +1644,15 @@
       <w:pBdr>
         <w:bottom w:val="single" w:sz="8" w:space="4" w:color="4F81BD" w:themeColor="accent1"/>
       </w:pBdr>
-      <w:spacing w:after="240" w:line="240" w:lineRule="auto" w:before="0"/>
+      <w:spacing w:after="300" w:line="240" w:lineRule="auto"/>
       <w:contextualSpacing/>
     </w:pPr>
     <w:rPr>
-      <w:rFonts w:asciiTheme="majorHAnsi" w:eastAsiaTheme="majorEastAsia" w:hAnsiTheme="majorHAnsi" w:cstheme="majorBidi" w:ascii="Arial" w:hAnsi="Arial"/>
-      <w:color w:val="242629"/>
+      <w:rFonts w:asciiTheme="majorHAnsi" w:eastAsiaTheme="majorEastAsia" w:hAnsiTheme="majorHAnsi" w:cstheme="majorBidi"/>
+      <w:color w:val="17365D" w:themeColor="text2" w:themeShade="BF"/>
       <w:spacing w:val="5"/>
       <w:kern w:val="28"/>
-      <w:sz w:val="50"/>
+      <w:sz w:val="52"/>
       <w:szCs w:val="52"/>
     </w:rPr>
   </w:style>

--- a/products-storage/02-dopraboty-bez-poter/00-INSTRUKCIYA.docx
+++ b/products-storage/02-dopraboty-bez-poter/00-INSTRUKCIYA.docx
@@ -885,7 +885,7 @@
         <w:pStyle w:val="ListBullet"/>
       </w:pPr>
       <w:r>
-        <w:t>Удалите строку-подсказку под заголовком, таблицу «Контроль перед использованием» и оговорку «Важно: шаблон не заменяет…» — это пометки для вас, второй стороне они не нужны.</w:t>
+        <w:t>В 02, 04, 05, 11 и 12 удалите строку-подсказку под заголовком, таблицу «Контроль перед использованием» и оговорку «Важно: шаблон не заменяет…» — это пометки для вас, второй стороне они не нужны.</w:t>
       </w:r>
     </w:p>
     <w:p>
@@ -893,7 +893,7 @@
         <w:pStyle w:val="ListBullet"/>
       </w:pPr>
       <w:r>
-        <w:t>В 01–06 удалите колонтитулы «МАРЖА В БЕТОНЕ / РАБОЧИЙ ШАБЛОН» и строку с версией внизу страницы.</w:t>
+        <w:t>В 02, 04 и 05 удалите колонтитулы «МАРЖА В БЕТОНЕ / РАБОЧИЙ ШАБЛОН» и строку с версией внизу страницы.</w:t>
       </w:r>
     </w:p>
     <w:p>

--- a/products-storage/02-dopraboty-bez-poter/00-INSTRUKCIYA.docx
+++ b/products-storage/02-dopraboty-bez-poter/00-INSTRUKCIYA.docx
@@ -65,7 +65,7 @@
         <w:ind w:left="454" w:hanging="454"/>
       </w:pPr>
       <w:r>
-        <w:t>1. Зафиксируйте просьбу письменно: 03-uvedomlenie-o-doprabotah.docx — уведомление заказчику о выявленной работе с просьбой до указанной даты согласовать объём, цену и влияние на срок.</w:t>
+        <w:t>1. Зафиксируйте просьбу письменно: 03-uvedomlenie-o-doprabotah.docx — уведомление заказчику о выявленной работе с просьбой до указанной даты согласовать объём, цену и влияние на срок. В уведомлении оставьте строку «выявлена [дата] при [обстоятельства]», строку «выполнена с [дата] по [дата] по просьбе [кто просил]» удалите. В блоке «Режим до решения» оставьте ровно один вариант — «Работа не начинается» или «выполняются только необходимые меры по предотвращению ущерба по отдельной фиксации», второй вариант и косую черту удалите. Строку «Приложения» заполните, если что-то прикладываете, иначе удалите.</w:t>
       </w:r>
     </w:p>
     <w:p>
@@ -195,7 +195,7 @@
         <w:ind w:left="454" w:hanging="454"/>
       </w:pPr>
       <w:r>
-        <w:t>6. Направьте заказчику 03-uvedomlenie-o-doprabotah.docx: когда и по чьей просьбе выполнен объём, приложения — 02 и расчёт из 07, просьба согласовать объём и цену до указанной даты. Блок «Режим до решения» в этом случае удалите: работы уже выполнены.</w:t>
+        <w:t>6. Направьте заказчику 03-uvedomlenie-o-doprabotah.docx: когда и по чьей просьбе выполнен объём, приложения — 02 и расчёт из 07, просьба согласовать объём и цену до указанной даты. Оставьте строку «выполнена с [дата] по [дата] по просьбе [кто просил]» — что выполнено и чем это подтверждается, строку «выявлена [дата] при [обстоятельства]» удалите. В строке «Приложения» перечислите 02 и расчёт из 07. Блок «Режим до решения» в этом случае удалите целиком — заголовок и строку под ним: работы уже выполнены.</w:t>
       </w:r>
     </w:p>
     <w:p>
@@ -885,6 +885,14 @@
         <w:pStyle w:val="ListBullet"/>
       </w:pPr>
       <w:r>
+        <w:t>В 03 оставьте строки только своего случая — раздел 2, шаг 1 или раздел 3, шаг 6. В отправляемом уведомлении не должно остаться ни квадратных скобок, ни второго варианта на выбор.</w:t>
+      </w:r>
+    </w:p>
+    <w:p>
+      <w:pPr>
+        <w:pStyle w:val="ListBullet"/>
+      </w:pPr>
+      <w:r>
         <w:t>В 02, 04, 05, 11 и 12 удалите строку-подсказку под заголовком, таблицу «Контроль перед использованием» и оговорку «Важно: шаблон не заменяет…» — это пометки для вас, второй стороне они не нужны.</w:t>
       </w:r>
     </w:p>

--- a/products-storage/02-dopraboty-bez-poter/00-INSTRUKCIYA.docx
+++ b/products-storage/02-dopraboty-bez-poter/00-INSTRUKCIYA.docx
@@ -7,15 +7,12 @@
         <w:pStyle w:val="Title"/>
       </w:pPr>
       <w:r>
-        <w:rPr>
-          <w:b/>
-        </w:rPr>
-        <w:t>Как внедрить пакет «Допработы без потерь»</w:t>
+        <w:t>Инструкция к комплекту «Дополнительные работы: как получить оплату»</w:t>
       </w:r>
     </w:p>
     <w:p>
       <w:r>
-        <w:t>Зафиксировать основание, объём, цену и срок до выполнения дополнительной работы.</w:t>
+        <w:t>Комплект помогает оформить дополнительный объём так, чтобы у вас были письменные основания: поручение, согласованные объём, цена и срок, — и включить этот объём в закрывающие документы. Порядок работы зависит от того, начаты ли работы. Сначала определите свой случай, потом идите по шагам своего раздела.</w:t>
       </w:r>
     </w:p>
     <w:p>
@@ -23,47 +20,36 @@
         <w:pStyle w:val="Heading1"/>
       </w:pPr>
       <w:r>
-        <w:t>Быстрый запуск за 60 минут</w:t>
+        <w:t>1. Какой у вас случай</w:t>
       </w:r>
     </w:p>
     <w:p>
       <w:pPr>
-        <w:pStyle w:val="ListNumber"/>
+        <w:pStyle w:val="ListBullet"/>
       </w:pPr>
       <w:r>
-        <w:t>Скопируйте папку и назовите её по объекту и договору.</w:t>
+        <w:t>«Работы ещё не начаты» — заказчик просит сделать сверх договора, а вы ещё не приступили. Идите по разделу 2.</w:t>
       </w:r>
     </w:p>
     <w:p>
       <w:pPr>
-        <w:pStyle w:val="ListNumber"/>
+        <w:pStyle w:val="ListBullet"/>
       </w:pPr>
       <w:r>
-        <w:t>Назначьте владельца каждого реестра и резервного исполнителя.</w:t>
+        <w:t>«Работы уже выполнены без подписанных бумаг» — объём сделан по устной просьбе или по ходу работ, письменного согласования до начала нет. Идите по разделу 3. Этот маршрут помогает собрать подтверждения поручения и фактического объёма.</w:t>
       </w:r>
     </w:p>
     <w:p>
       <w:pPr>
-        <w:pStyle w:val="ListNumber"/>
+        <w:pStyle w:val="ListBullet"/>
       </w:pPr>
       <w:r>
-        <w:t>Заполните постоянные данные: стороны, договор, объект, каналы уведомлений.</w:t>
+        <w:t>Часть уже сделана, часть ещё нет — сделанную часть ведите по разделу 3, остальное по разделу 2, отдельными строками журнала.</w:t>
       </w:r>
     </w:p>
     <w:p>
-      <w:pPr>
-        <w:pStyle w:val="ListNumber"/>
-      </w:pPr>
       <w:r>
-        <w:t>Выберите один текущий объём и проведите его по документам пакета.</w:t>
-      </w:r>
-    </w:p>
-    <w:p>
-      <w:pPr>
-        <w:pStyle w:val="ListNumber"/>
-      </w:pPr>
-      <w:r>
-        <w:t>Поставьте контрольные даты в календарь и проводите короткую проверку дважды в неделю.</w:t>
+        <w:t>Общий порядок на одной странице — 10-algoritm-doprabot.pdf. Разделы 2 и 3 раскладывают его по файлам комплекта.</w:t>
       </w:r>
     </w:p>
     <w:p>
@@ -71,51 +57,236 @@
         <w:pStyle w:val="Heading1"/>
       </w:pPr>
       <w:r>
-        <w:t>Состав и назначение</w:t>
+        <w:t>2. Случай А. Работы ещё не начаты</w:t>
+      </w:r>
+    </w:p>
+    <w:p>
+      <w:pPr>
+        <w:ind w:left="454" w:hanging="454"/>
+      </w:pPr>
+      <w:r>
+        <w:t>1. Зафиксируйте просьбу письменно: 03-uvedomlenie-o-doprabotah.docx — уведомление заказчику о выявленной работе с просьбой до указанной даты согласовать объём, цену и влияние на срок. В уведомлении оставьте строку «выявлена [дата] при [обстоятельства]», строку «выполнена с [дата] по [дата] по просьбе [кто просил]» удалите. В блоке «Режим до решения» оставьте ровно один вариант — «Работа не начинается» или «выполняются только необходимые меры по предотвращению ущерба по отдельной фиксации», второй вариант и косую черту удалите. Строку «Приложения» заполните, если что-то прикладываете, иначе удалите.</w:t>
+      </w:r>
+    </w:p>
+    <w:p>
+      <w:pPr>
+        <w:ind w:left="454" w:hanging="454"/>
+      </w:pPr>
+      <w:r>
+        <w:t>2. Отделите дополнительный объём от договорного и опишите его: 02-soglasovanie-obema.docx — причина, отличие от исходного объёма, наименование, единица, количество, эскиз или дефектная ведомость.</w:t>
+      </w:r>
+    </w:p>
+    <w:p>
+      <w:pPr>
+        <w:ind w:left="454" w:hanging="454"/>
+      </w:pPr>
+      <w:r>
+        <w:t>3. Посчитайте цену: 07-raschet-stoimosti.xlsx — одна позиция в строке, в колонке «Источник цены» укажите, откуда взята цена.</w:t>
+      </w:r>
+    </w:p>
+    <w:p>
+      <w:pPr>
+        <w:ind w:left="454" w:hanging="454"/>
+      </w:pPr>
+      <w:r>
+        <w:t>4. Оцените влияние на срок: 05-izmenenie-srokov.docx — затронутые операции, дополнительная продолжительность, новая контрольная дата и обновлённый график.</w:t>
+      </w:r>
+    </w:p>
+    <w:p>
+      <w:pPr>
+        <w:ind w:left="454" w:hanging="454"/>
+      </w:pPr>
+      <w:r>
+        <w:t>5. Получите письменное поручение до начала работ: 01-prikaz-na-dopobem.docx — кто поручает, что, где, в каком объёме, в какой срок, по какой цене и как будет приёмка. Проверьте, что подписывает лицо с полномочиями по вашему договору.</w:t>
+      </w:r>
+    </w:p>
+    <w:p>
+      <w:pPr>
+        <w:ind w:left="454" w:hanging="454"/>
+      </w:pPr>
+      <w:r>
+        <w:t>6. Закрепите объём и цену допсоглашением: 11-dopsoglashenie-obem-i-cena.docx, приложения — описание объёма из 02-soglasovanie-obema.docx и расчёт из 07-raschet-stoimosti.xlsx. Если меняется срок — 12-dopsoglashenie-sroki-doprabot.docx.</w:t>
+      </w:r>
+    </w:p>
+    <w:p>
+      <w:pPr>
+        <w:ind w:left="454" w:hanging="454"/>
+      </w:pPr>
+      <w:r>
+        <w:t>7. Если к указанной дате ответа нет, а продолжать без решения нельзя, — 06-pismo-o-priostanovke.docx. Основание и допустимость приостановки сверьте с условиями договора до отправки.</w:t>
+      </w:r>
+    </w:p>
+    <w:p>
+      <w:pPr>
+        <w:ind w:left="454" w:hanging="454"/>
+      </w:pPr>
+      <w:r>
+        <w:t>8. По ходу работ ведите 08-zhurnal-doprabot.xlsx (каждая позиция — строка со статусом) и снимайте по 09-checklist-fotofiksacii.pdf. Работы, которые закроются следующими, оформите до закрытия: 04-akt-skrytyh-rabot.docx — форму и подписантов сверьте с проектом и требованиями заказчика.</w:t>
+      </w:r>
+    </w:p>
+    <w:p>
+      <w:pPr>
+        <w:ind w:left="454" w:hanging="454"/>
+      </w:pPr>
+      <w:r>
+        <w:t>9. Включите согласованный объём в закрывающие документы и отметьте в журнале колонки «Включено в КС-2» и «Оплачено».</w:t>
+      </w:r>
+    </w:p>
+    <w:p>
+      <w:r>
+        <w:t>Случай А закрыт, когда дополнительный объём согласован письменно до начала работ либо оформлен допсоглашением с ценой и сроком.</w:t>
+      </w:r>
+    </w:p>
+    <w:p>
+      <w:pPr>
+        <w:pStyle w:val="Heading1"/>
+      </w:pPr>
+      <w:r>
+        <w:t>3. Случай Б. Работы уже выполнены без подписанных бумаг</w:t>
+      </w:r>
+    </w:p>
+    <w:p>
+      <w:r>
+        <w:t>Соберите документы, подтверждающие просьбу заказчика и выполненный объём. Зафиксируйте их в журнале, рассчитайте стоимость и направьте предложение оформить дополнительный объём текущей датой.</w:t>
+      </w:r>
+    </w:p>
+    <w:p>
+      <w:pPr>
+        <w:ind w:left="454" w:hanging="454"/>
+      </w:pPr>
+      <w:r>
+        <w:t>1. Оформляйте документы текущей датой. Письменное поручение 01 относится к работам до их начала; для выполненного объёма переходите к журналу, подтверждениям и уведомлению.</w:t>
+      </w:r>
+    </w:p>
+    <w:p>
+      <w:pPr>
+        <w:ind w:left="454" w:hanging="454"/>
+      </w:pPr>
+      <w:r>
+        <w:t>2. Соберите, чем подтверждается просьба заказчика и выполнение: переписку, записи в журналах работ, протоколы совещаний, исполнительную документацию, фото с датами. Внесите каждую позицию в 08-zhurnal-doprabot.xlsx, в колонке «Основание» — чем она подтверждена.</w:t>
+      </w:r>
+    </w:p>
+    <w:p>
+      <w:pPr>
+        <w:ind w:left="454" w:hanging="454"/>
+      </w:pPr>
+      <w:r>
+        <w:t>3. Для каждой позиции укажите в журнале конкретное подтверждение поручения и выполнения. Отдельно отметьте позиции, по которым нужно собрать дополнительные документы или переписку.</w:t>
+      </w:r>
+    </w:p>
+    <w:p>
+      <w:pPr>
+        <w:ind w:left="454" w:hanging="454"/>
+      </w:pPr>
+      <w:r>
+        <w:t>4. Разложите имеющиеся фото по 09-checklist-fotofiksacii.pdf и отметьте, каких кадров нет. Если выполненное ещё доступно для осмотра, а следующие работы его закроют, — оформите 04-akt-skrytyh-rabot.docx до закрытия.</w:t>
+      </w:r>
+    </w:p>
+    <w:p>
+      <w:pPr>
+        <w:ind w:left="454" w:hanging="454"/>
+      </w:pPr>
+      <w:r>
+        <w:t>5. Опишите объём в 02-soglasovanie-obema.docx (в поле «Способ подтверждения факта» — ссылки на собранное) и посчитайте цену в 07-raschet-stoimosti.xlsx.</w:t>
+      </w:r>
+    </w:p>
+    <w:p>
+      <w:pPr>
+        <w:ind w:left="454" w:hanging="454"/>
+      </w:pPr>
+      <w:r>
+        <w:t>6. Направьте заказчику 03-uvedomlenie-o-doprabotah.docx: когда и по чьей просьбе выполнен объём, приложения — 02 и расчёт из 07, просьба согласовать объём и цену до указанной даты. Оставьте строку «выполнена с [дата] по [дата] по просьбе [кто просил]» — что выполнено и чем это подтверждается, строку «выявлена [дата] при [обстоятельства]» удалите. В строке «Приложения» перечислите 02 и расчёт из 07. Блок «Режим до решения» в этом случае удалите целиком — заголовок и строку под ним: работы уже выполнены.</w:t>
+      </w:r>
+    </w:p>
+    <w:p>
+      <w:pPr>
+        <w:ind w:left="454" w:hanging="454"/>
+      </w:pPr>
+      <w:r>
+        <w:t>7. Предложите оформить объём допсоглашением 11-dopsoglashenie-obem-i-cena.docx — в разделе «Основание» перечислите, чем зафиксировано поручение. Если выполненные работы сдвинули сроки — 12-dopsoglashenie-sroki-doprabot.docx.</w:t>
+      </w:r>
+    </w:p>
+    <w:p>
+      <w:pPr>
+        <w:ind w:left="454" w:hanging="454"/>
+      </w:pPr>
+      <w:r>
+        <w:t>8. Заказчик подписал — включите объём в закрывающие документы и отметьте в журнале «Включено в КС-2» и «Оплачено».</w:t>
+      </w:r>
+    </w:p>
+    <w:p>
+      <w:pPr>
+        <w:ind w:left="454" w:hanging="454"/>
+      </w:pPr>
+      <w:r>
+        <w:t>9. При отказе или отсутствии ответа сохраните уведомление, доказательства доставки, переписку, журнал, акты и расчёт стоимости единым пакетом для следующего этапа работы с задолженностью.</w:t>
+      </w:r>
+    </w:p>
+    <w:p>
+      <w:pPr>
+        <w:pStyle w:val="Heading1"/>
+      </w:pPr>
+      <w:r>
+        <w:t>4. Что лежит в архиве</w:t>
       </w:r>
     </w:p>
     <w:tbl>
       <w:tblPr>
+        <w:tblStyle w:val="TableGrid"/>
         <w:tblW w:type="auto" w:w="0"/>
-        <w:jc w:val="center"/>
         <w:tblLook w:firstColumn="1" w:firstRow="1" w:lastColumn="0" w:lastRow="0" w:noHBand="0" w:noVBand="1" w:val="04A0"/>
       </w:tblPr>
       <w:tblGrid>
-        <w:gridCol w:w="3120"/>
-        <w:gridCol w:w="3120"/>
-        <w:gridCol w:w="3120"/>
+        <w:gridCol w:w="3324"/>
+        <w:gridCol w:w="3324"/>
+        <w:gridCol w:w="3324"/>
       </w:tblGrid>
       <w:tr>
         <w:tc>
           <w:tcPr>
-            <w:tcW w:type="dxa" w:w="3120"/>
-            <w:shd w:fill="E9E5DC"/>
+            <w:tcW w:type="dxa" w:w="3324"/>
+            <w:shd w:fill="303336"/>
           </w:tcPr>
           <w:p>
             <w:r>
+              <w:rPr>
+                <w:b/>
+                <w:color w:val="FFFFFF"/>
+              </w:rPr>
               <w:t>Файл</w:t>
             </w:r>
           </w:p>
         </w:tc>
         <w:tc>
           <w:tcPr>
-            <w:tcW w:type="dxa" w:w="3120"/>
-            <w:shd w:fill="E9E5DC"/>
+            <w:tcW w:type="dxa" w:w="3324"/>
+            <w:shd w:fill="303336"/>
           </w:tcPr>
           <w:p>
             <w:r>
-              <w:t>Когда использовать</w:t>
+              <w:rPr>
+                <w:b/>
+                <w:color w:val="FFFFFF"/>
+              </w:rPr>
+              <w:t>Что это</w:t>
             </w:r>
           </w:p>
         </w:tc>
         <w:tc>
           <w:tcPr>
-            <w:tcW w:type="dxa" w:w="3120"/>
-            <w:shd w:fill="E9E5DC"/>
+            <w:tcW w:type="dxa" w:w="3324"/>
+            <w:shd w:fill="303336"/>
           </w:tcPr>
           <w:p>
+            <w:pPr>
+              <w:jc w:val="center"/>
+            </w:pPr>
             <w:r>
-              <w:t>Результат</w:t>
+              <w:rPr>
+                <w:b/>
+                <w:color w:val="FFFFFF"/>
+              </w:rPr>
+              <w:t>Случай</w:t>
             </w:r>
           </w:p>
         </w:tc>
@@ -123,7 +294,112 @@
       <w:tr>
         <w:tc>
           <w:tcPr>
-            <w:tcW w:type="dxa" w:w="3120"/>
+            <w:tcW w:type="dxa" w:w="3324"/>
+          </w:tcPr>
+          <w:p>
+            <w:r>
+              <w:t>00-START-HERE.txt</w:t>
+            </w:r>
+          </w:p>
+        </w:tc>
+        <w:tc>
+          <w:tcPr>
+            <w:tcW w:type="dxa" w:w="3324"/>
+          </w:tcPr>
+          <w:p>
+            <w:r>
+              <w:t>С чего начать: ситуация, состав, границы</w:t>
+            </w:r>
+          </w:p>
+        </w:tc>
+        <w:tc>
+          <w:tcPr>
+            <w:tcW w:type="dxa" w:w="3324"/>
+          </w:tcPr>
+          <w:p>
+            <w:pPr>
+              <w:jc w:val="center"/>
+            </w:pPr>
+            <w:r>
+              <w:t>—</w:t>
+            </w:r>
+          </w:p>
+        </w:tc>
+      </w:tr>
+      <w:tr>
+        <w:tc>
+          <w:tcPr>
+            <w:tcW w:type="dxa" w:w="3324"/>
+          </w:tcPr>
+          <w:p>
+            <w:r>
+              <w:t>00-INSTRUKCIYA.docx</w:t>
+            </w:r>
+          </w:p>
+        </w:tc>
+        <w:tc>
+          <w:tcPr>
+            <w:tcW w:type="dxa" w:w="3324"/>
+          </w:tcPr>
+          <w:p>
+            <w:r>
+              <w:t>Эта инструкция, Word</w:t>
+            </w:r>
+          </w:p>
+        </w:tc>
+        <w:tc>
+          <w:tcPr>
+            <w:tcW w:type="dxa" w:w="3324"/>
+          </w:tcPr>
+          <w:p>
+            <w:pPr>
+              <w:jc w:val="center"/>
+            </w:pPr>
+            <w:r>
+              <w:t>—</w:t>
+            </w:r>
+          </w:p>
+        </w:tc>
+      </w:tr>
+      <w:tr>
+        <w:tc>
+          <w:tcPr>
+            <w:tcW w:type="dxa" w:w="3324"/>
+          </w:tcPr>
+          <w:p>
+            <w:r>
+              <w:t>00-INSTRUKCIYA.pdf</w:t>
+            </w:r>
+          </w:p>
+        </w:tc>
+        <w:tc>
+          <w:tcPr>
+            <w:tcW w:type="dxa" w:w="3324"/>
+          </w:tcPr>
+          <w:p>
+            <w:r>
+              <w:t>Эта инструкция, PDF</w:t>
+            </w:r>
+          </w:p>
+        </w:tc>
+        <w:tc>
+          <w:tcPr>
+            <w:tcW w:type="dxa" w:w="3324"/>
+          </w:tcPr>
+          <w:p>
+            <w:pPr>
+              <w:jc w:val="center"/>
+            </w:pPr>
+            <w:r>
+              <w:t>—</w:t>
+            </w:r>
+          </w:p>
+        </w:tc>
+      </w:tr>
+      <w:tr>
+        <w:tc>
+          <w:tcPr>
+            <w:tcW w:type="dxa" w:w="3324"/>
           </w:tcPr>
           <w:p>
             <w:r>
@@ -133,21 +409,24 @@
         </w:tc>
         <w:tc>
           <w:tcPr>
-            <w:tcW w:type="dxa" w:w="3120"/>
+            <w:tcW w:type="dxa" w:w="3324"/>
           </w:tcPr>
           <w:p>
             <w:r>
-              <w:t>Для оформления позиции, уведомления или соглашения</w:t>
+              <w:t>Письменное поручение на дополнительный объём</w:t>
             </w:r>
           </w:p>
         </w:tc>
         <w:tc>
           <w:tcPr>
-            <w:tcW w:type="dxa" w:w="3120"/>
+            <w:tcW w:type="dxa" w:w="3324"/>
           </w:tcPr>
           <w:p>
+            <w:pPr>
+              <w:jc w:val="center"/>
+            </w:pPr>
             <w:r>
-              <w:t>Заполненный документ/реестр с ответственным и датой</w:t>
+              <w:t>А</w:t>
             </w:r>
           </w:p>
         </w:tc>
@@ -155,7 +434,7 @@
       <w:tr>
         <w:tc>
           <w:tcPr>
-            <w:tcW w:type="dxa" w:w="3120"/>
+            <w:tcW w:type="dxa" w:w="3324"/>
           </w:tcPr>
           <w:p>
             <w:r>
@@ -165,21 +444,24 @@
         </w:tc>
         <w:tc>
           <w:tcPr>
-            <w:tcW w:type="dxa" w:w="3120"/>
+            <w:tcW w:type="dxa" w:w="3324"/>
           </w:tcPr>
           <w:p>
             <w:r>
-              <w:t>Для оформления позиции, уведомления или соглашения</w:t>
+              <w:t>Описание и согласование дополнительного объёма</w:t>
             </w:r>
           </w:p>
         </w:tc>
         <w:tc>
           <w:tcPr>
-            <w:tcW w:type="dxa" w:w="3120"/>
+            <w:tcW w:type="dxa" w:w="3324"/>
           </w:tcPr>
           <w:p>
+            <w:pPr>
+              <w:jc w:val="center"/>
+            </w:pPr>
             <w:r>
-              <w:t>Заполненный документ/реестр с ответственным и датой</w:t>
+              <w:t>А, Б</w:t>
             </w:r>
           </w:p>
         </w:tc>
@@ -187,7 +469,7 @@
       <w:tr>
         <w:tc>
           <w:tcPr>
-            <w:tcW w:type="dxa" w:w="3120"/>
+            <w:tcW w:type="dxa" w:w="3324"/>
           </w:tcPr>
           <w:p>
             <w:r>
@@ -197,21 +479,24 @@
         </w:tc>
         <w:tc>
           <w:tcPr>
-            <w:tcW w:type="dxa" w:w="3120"/>
+            <w:tcW w:type="dxa" w:w="3324"/>
           </w:tcPr>
           <w:p>
             <w:r>
-              <w:t>Для оформления позиции, уведомления или соглашения</w:t>
+              <w:t>Уведомление заказчику о дополнительных работах</w:t>
             </w:r>
           </w:p>
         </w:tc>
         <w:tc>
           <w:tcPr>
-            <w:tcW w:type="dxa" w:w="3120"/>
+            <w:tcW w:type="dxa" w:w="3324"/>
           </w:tcPr>
           <w:p>
+            <w:pPr>
+              <w:jc w:val="center"/>
+            </w:pPr>
             <w:r>
-              <w:t>Заполненный документ/реестр с ответственным и датой</w:t>
+              <w:t>А, Б</w:t>
             </w:r>
           </w:p>
         </w:tc>
@@ -219,7 +504,7 @@
       <w:tr>
         <w:tc>
           <w:tcPr>
-            <w:tcW w:type="dxa" w:w="3120"/>
+            <w:tcW w:type="dxa" w:w="3324"/>
           </w:tcPr>
           <w:p>
             <w:r>
@@ -229,21 +514,24 @@
         </w:tc>
         <w:tc>
           <w:tcPr>
-            <w:tcW w:type="dxa" w:w="3120"/>
+            <w:tcW w:type="dxa" w:w="3324"/>
           </w:tcPr>
           <w:p>
             <w:r>
-              <w:t>Для оформления позиции, уведомления или соглашения</w:t>
+              <w:t>Акт освидетельствования скрываемых работ</w:t>
             </w:r>
           </w:p>
         </w:tc>
         <w:tc>
           <w:tcPr>
-            <w:tcW w:type="dxa" w:w="3120"/>
+            <w:tcW w:type="dxa" w:w="3324"/>
           </w:tcPr>
           <w:p>
+            <w:pPr>
+              <w:jc w:val="center"/>
+            </w:pPr>
             <w:r>
-              <w:t>Заполненный документ/реестр с ответственным и датой</w:t>
+              <w:t>А, Б</w:t>
             </w:r>
           </w:p>
         </w:tc>
@@ -251,7 +539,7 @@
       <w:tr>
         <w:tc>
           <w:tcPr>
-            <w:tcW w:type="dxa" w:w="3120"/>
+            <w:tcW w:type="dxa" w:w="3324"/>
           </w:tcPr>
           <w:p>
             <w:r>
@@ -261,21 +549,24 @@
         </w:tc>
         <w:tc>
           <w:tcPr>
-            <w:tcW w:type="dxa" w:w="3120"/>
+            <w:tcW w:type="dxa" w:w="3324"/>
           </w:tcPr>
           <w:p>
             <w:r>
-              <w:t>Для оформления позиции, уведомления или соглашения</w:t>
+              <w:t>Расчёт влияния на срок и новая контрольная дата</w:t>
             </w:r>
           </w:p>
         </w:tc>
         <w:tc>
           <w:tcPr>
-            <w:tcW w:type="dxa" w:w="3120"/>
+            <w:tcW w:type="dxa" w:w="3324"/>
           </w:tcPr>
           <w:p>
+            <w:pPr>
+              <w:jc w:val="center"/>
+            </w:pPr>
             <w:r>
-              <w:t>Заполненный документ/реестр с ответственным и датой</w:t>
+              <w:t>А</w:t>
             </w:r>
           </w:p>
         </w:tc>
@@ -283,7 +574,7 @@
       <w:tr>
         <w:tc>
           <w:tcPr>
-            <w:tcW w:type="dxa" w:w="3120"/>
+            <w:tcW w:type="dxa" w:w="3324"/>
           </w:tcPr>
           <w:p>
             <w:r>
@@ -293,21 +584,24 @@
         </w:tc>
         <w:tc>
           <w:tcPr>
-            <w:tcW w:type="dxa" w:w="3120"/>
+            <w:tcW w:type="dxa" w:w="3324"/>
           </w:tcPr>
           <w:p>
             <w:r>
-              <w:t>Для оформления позиции, уведомления или соглашения</w:t>
+              <w:t>Письмо о приостановке до решения заказчика</w:t>
             </w:r>
           </w:p>
         </w:tc>
         <w:tc>
           <w:tcPr>
-            <w:tcW w:type="dxa" w:w="3120"/>
+            <w:tcW w:type="dxa" w:w="3324"/>
           </w:tcPr>
           <w:p>
+            <w:pPr>
+              <w:jc w:val="center"/>
+            </w:pPr>
             <w:r>
-              <w:t>Заполненный документ/реестр с ответственным и датой</w:t>
+              <w:t>А</w:t>
             </w:r>
           </w:p>
         </w:tc>
@@ -315,7 +609,7 @@
       <w:tr>
         <w:tc>
           <w:tcPr>
-            <w:tcW w:type="dxa" w:w="3120"/>
+            <w:tcW w:type="dxa" w:w="3324"/>
           </w:tcPr>
           <w:p>
             <w:r>
@@ -325,21 +619,24 @@
         </w:tc>
         <w:tc>
           <w:tcPr>
-            <w:tcW w:type="dxa" w:w="3120"/>
+            <w:tcW w:type="dxa" w:w="3324"/>
           </w:tcPr>
           <w:p>
             <w:r>
-              <w:t>Для постоянного контроля статуса, сумм и сроков</w:t>
+              <w:t>Расчёт стоимости дополнительных работ</w:t>
             </w:r>
           </w:p>
         </w:tc>
         <w:tc>
           <w:tcPr>
-            <w:tcW w:type="dxa" w:w="3120"/>
+            <w:tcW w:type="dxa" w:w="3324"/>
           </w:tcPr>
           <w:p>
+            <w:pPr>
+              <w:jc w:val="center"/>
+            </w:pPr>
             <w:r>
-              <w:t>Заполненный документ/реестр с ответственным и датой</w:t>
+              <w:t>А, Б</w:t>
             </w:r>
           </w:p>
         </w:tc>
@@ -347,7 +644,7 @@
       <w:tr>
         <w:tc>
           <w:tcPr>
-            <w:tcW w:type="dxa" w:w="3120"/>
+            <w:tcW w:type="dxa" w:w="3324"/>
           </w:tcPr>
           <w:p>
             <w:r>
@@ -357,21 +654,24 @@
         </w:tc>
         <w:tc>
           <w:tcPr>
-            <w:tcW w:type="dxa" w:w="3120"/>
+            <w:tcW w:type="dxa" w:w="3324"/>
           </w:tcPr>
           <w:p>
             <w:r>
-              <w:t>Для постоянного контроля статуса, сумм и сроков</w:t>
+              <w:t>Журнал: основание, объём, статус, КС-2, оплата</w:t>
             </w:r>
           </w:p>
         </w:tc>
         <w:tc>
           <w:tcPr>
-            <w:tcW w:type="dxa" w:w="3120"/>
+            <w:tcW w:type="dxa" w:w="3324"/>
           </w:tcPr>
           <w:p>
+            <w:pPr>
+              <w:jc w:val="center"/>
+            </w:pPr>
             <w:r>
-              <w:t>Заполненный документ/реестр с ответственным и датой</w:t>
+              <w:t>А, Б</w:t>
             </w:r>
           </w:p>
         </w:tc>
@@ -379,7 +679,7 @@
       <w:tr>
         <w:tc>
           <w:tcPr>
-            <w:tcW w:type="dxa" w:w="3120"/>
+            <w:tcW w:type="dxa" w:w="3324"/>
           </w:tcPr>
           <w:p>
             <w:r>
@@ -389,21 +689,24 @@
         </w:tc>
         <w:tc>
           <w:tcPr>
-            <w:tcW w:type="dxa" w:w="3120"/>
+            <w:tcW w:type="dxa" w:w="3324"/>
           </w:tcPr>
           <w:p>
             <w:r>
-              <w:t>Для быстрой проверки последовательности действий</w:t>
+              <w:t>Чек-лист фотофиксации</w:t>
             </w:r>
           </w:p>
         </w:tc>
         <w:tc>
           <w:tcPr>
-            <w:tcW w:type="dxa" w:w="3120"/>
+            <w:tcW w:type="dxa" w:w="3324"/>
           </w:tcPr>
           <w:p>
+            <w:pPr>
+              <w:jc w:val="center"/>
+            </w:pPr>
             <w:r>
-              <w:t>Заполненный документ/реестр с ответственным и датой</w:t>
+              <w:t>А, Б</w:t>
             </w:r>
           </w:p>
         </w:tc>
@@ -411,7 +714,7 @@
       <w:tr>
         <w:tc>
           <w:tcPr>
-            <w:tcW w:type="dxa" w:w="3120"/>
+            <w:tcW w:type="dxa" w:w="3324"/>
           </w:tcPr>
           <w:p>
             <w:r>
@@ -421,32 +724,110 @@
         </w:tc>
         <w:tc>
           <w:tcPr>
-            <w:tcW w:type="dxa" w:w="3120"/>
+            <w:tcW w:type="dxa" w:w="3324"/>
           </w:tcPr>
           <w:p>
             <w:r>
-              <w:t>Для быстрой проверки последовательности действий</w:t>
+              <w:t>Общий порядок работы на одной странице</w:t>
             </w:r>
           </w:p>
         </w:tc>
         <w:tc>
           <w:tcPr>
-            <w:tcW w:type="dxa" w:w="3120"/>
+            <w:tcW w:type="dxa" w:w="3324"/>
+          </w:tcPr>
+          <w:p>
+            <w:pPr>
+              <w:jc w:val="center"/>
+            </w:pPr>
+            <w:r>
+              <w:t>А, Б</w:t>
+            </w:r>
+          </w:p>
+        </w:tc>
+      </w:tr>
+      <w:tr>
+        <w:tc>
+          <w:tcPr>
+            <w:tcW w:type="dxa" w:w="3324"/>
           </w:tcPr>
           <w:p>
             <w:r>
-              <w:t>Заполненный документ/реестр с ответственным и датой</w:t>
+              <w:t>11-dopsoglashenie-obem-i-cena.docx</w:t>
+            </w:r>
+          </w:p>
+        </w:tc>
+        <w:tc>
+          <w:tcPr>
+            <w:tcW w:type="dxa" w:w="3324"/>
+          </w:tcPr>
+          <w:p>
+            <w:r>
+              <w:t>Допсоглашение об изменении объёма и цены</w:t>
+            </w:r>
+          </w:p>
+        </w:tc>
+        <w:tc>
+          <w:tcPr>
+            <w:tcW w:type="dxa" w:w="3324"/>
+          </w:tcPr>
+          <w:p>
+            <w:pPr>
+              <w:jc w:val="center"/>
+            </w:pPr>
+            <w:r>
+              <w:t>А, Б</w:t>
+            </w:r>
+          </w:p>
+        </w:tc>
+      </w:tr>
+      <w:tr>
+        <w:tc>
+          <w:tcPr>
+            <w:tcW w:type="dxa" w:w="3324"/>
+          </w:tcPr>
+          <w:p>
+            <w:r>
+              <w:t>12-dopsoglashenie-sroki-doprabot.docx</w:t>
+            </w:r>
+          </w:p>
+        </w:tc>
+        <w:tc>
+          <w:tcPr>
+            <w:tcW w:type="dxa" w:w="3324"/>
+          </w:tcPr>
+          <w:p>
+            <w:r>
+              <w:t>Допсоглашение об изменении сроков</w:t>
+            </w:r>
+          </w:p>
+        </w:tc>
+        <w:tc>
+          <w:tcPr>
+            <w:tcW w:type="dxa" w:w="3324"/>
+          </w:tcPr>
+          <w:p>
+            <w:pPr>
+              <w:jc w:val="center"/>
+            </w:pPr>
+            <w:r>
+              <w:t>А, Б</w:t>
             </w:r>
           </w:p>
         </w:tc>
       </w:tr>
     </w:tbl>
     <w:p>
+      <w:r>
+        <w:t>Word и Excel редактируются, PDF — чек-лист и алгоритм для работы, их заказчику не отправляют.</w:t>
+      </w:r>
+    </w:p>
+    <w:p>
       <w:pPr>
         <w:pStyle w:val="Heading1"/>
       </w:pPr>
       <w:r>
-        <w:t>Правила адаптации</w:t>
+        <w:t>5. Как закрепить результат работы</w:t>
       </w:r>
     </w:p>
     <w:p>
@@ -454,7 +835,7 @@
         <w:pStyle w:val="ListBullet"/>
       </w:pPr>
       <w:r>
-        <w:t>Не отправляйте документ с квадратными скобками и подсказками.</w:t>
+        <w:t>Сохраните поручение, описание дополнительного объёма и согласованную цену вместе с исходным договором.</w:t>
       </w:r>
     </w:p>
     <w:p>
@@ -462,7 +843,7 @@
         <w:pStyle w:val="ListBullet"/>
       </w:pPr>
       <w:r>
-        <w:t>Термины и сроки должны совпадать с договором.</w:t>
+        <w:t>Свяжите каждую позицию журнала с письмом, актом, фотографиями и расчётом стоимости.</w:t>
       </w:r>
     </w:p>
     <w:p>
@@ -470,7 +851,7 @@
         <w:pStyle w:val="ListBullet"/>
       </w:pPr>
       <w:r>
-        <w:t>Не меняйте факты задним числом; выпускайте новую версию.</w:t>
+        <w:t>После подписания включите объём в закрывающие документы и отслеживайте его оплату.</w:t>
       </w:r>
     </w:p>
     <w:p>
@@ -478,7 +859,15 @@
         <w:pStyle w:val="ListBullet"/>
       </w:pPr>
       <w:r>
-        <w:t>Сохраняйте подтверждение доставки рядом с отправленным файлом.</w:t>
+        <w:t>При отказе или отсутствии ответа сохраните подтверждение направления документов и собранные доказательства.</w:t>
+      </w:r>
+    </w:p>
+    <w:p>
+      <w:pPr>
+        <w:pStyle w:val="Heading1"/>
+      </w:pPr>
+      <w:r>
+        <w:t>6. Перед отправкой любого документа</w:t>
       </w:r>
     </w:p>
     <w:p>
@@ -486,7 +875,47 @@
         <w:pStyle w:val="ListBullet"/>
       </w:pPr>
       <w:r>
-        <w:t>Спорные юридические формулировки согласуйте с профильным специалистом.</w:t>
+        <w:t>Формы 01–06, 11 и 12 — содержательная часть. Реквизиты сторон, номер и дату договора и подписные блоки добавьте по своему договору и проверьте полномочия подписантов.</w:t>
+      </w:r>
+    </w:p>
+    <w:p>
+      <w:pPr>
+        <w:pStyle w:val="ListBullet"/>
+      </w:pPr>
+      <w:r>
+        <w:t>Замените поля в квадратных скобках фактическими данными.</w:t>
+      </w:r>
+    </w:p>
+    <w:p>
+      <w:pPr>
+        <w:pStyle w:val="ListBullet"/>
+      </w:pPr>
+      <w:r>
+        <w:t>В 03 оставьте строки только своего случая — раздел 2, шаг 1 или раздел 3, шаг 6. В отправляемом уведомлении не должно остаться ни квадратных скобок, ни второго варианта на выбор.</w:t>
+      </w:r>
+    </w:p>
+    <w:p>
+      <w:pPr>
+        <w:pStyle w:val="ListBullet"/>
+      </w:pPr>
+      <w:r>
+        <w:t>Перед отправкой удалите рабочие подсказки, оставьте заполненные реквизиты, основной текст и приложения, которые относятся к вашему объекту.</w:t>
+      </w:r>
+    </w:p>
+    <w:p>
+      <w:pPr>
+        <w:pStyle w:val="ListBullet"/>
+      </w:pPr>
+      <w:r>
+        <w:t>Проверьте, что на экземпляре для заказчика указаны стороны, объект, дата, подписи и перечень приложений.</w:t>
+      </w:r>
+    </w:p>
+    <w:p>
+      <w:pPr>
+        <w:pStyle w:val="ListBullet"/>
+      </w:pPr>
+      <w:r>
+        <w:t>Сохраните отправленную версию и подтверждение доставки рядом с записью в журнале 08-zhurnal-doprabot.xlsx.</w:t>
       </w:r>
     </w:p>
     <w:p>
@@ -494,74 +923,27 @@
         <w:pStyle w:val="Heading1"/>
       </w:pPr>
       <w:r>
-        <w:t>Структура папки объекта</w:t>
+        <w:t>7. Если ситуация изменилась</w:t>
       </w:r>
     </w:p>
     <w:p>
       <w:r>
-        <w:t>01_Исходные → 02_Рабочие версии → 03_На согласовании → 04_Подписано → 05_Доказательства передачи → 06_Оплата</w:t>
-      </w:r>
-    </w:p>
-    <w:p>
-      <w:pPr>
-        <w:pStyle w:val="Heading1"/>
-      </w:pPr>
-      <w:r>
-        <w:t>Контроль результата</w:t>
+        <w:t>Допы согласованы и выполнены, работы закрыты, а оплаты нет — спор перешёл с доказанности поручения на сами деньги, и это другой набор документов. Куда идти дальше, сказано в 00-START-HERE.txt, раздел 7.</w:t>
       </w:r>
     </w:p>
     <w:p>
       <w:r>
-        <w:t>Пакет внедрён, когда по каждому объёму видны: основание, факт выполнения, комплект доказательств, дата передачи, статус замечаний, сумма и контрольная дата оплаты.</w:t>
+        <w:t>Вопросы по составу комплекта: marzhavbetone@yandex.ru</w:t>
       </w:r>
     </w:p>
     <w:sectPr>
-      <w:headerReference w:type="default" r:id="rId9"/>
-      <w:footerReference w:type="default" r:id="rId10"/>
       <w:pgSz w:w="12240" w:h="15840"/>
-      <w:pgMar w:top="1440" w:right="1440" w:bottom="1440" w:left="1440" w:header="708" w:footer="708" w:gutter="0"/>
+      <w:pgMar w:top="1134" w:right="1134" w:bottom="1134" w:left="1134" w:header="720" w:footer="720" w:gutter="0"/>
       <w:cols w:space="720"/>
       <w:docGrid w:linePitch="360"/>
     </w:sectPr>
   </w:body>
 </w:document>
-</file>
-
-<file path=word/footer1.xml><?xml version="1.0" encoding="utf-8"?>
-<w:ftr xmlns:m="http://schemas.openxmlformats.org/officeDocument/2006/math" xmlns:mc="http://schemas.openxmlformats.org/markup-compatibility/2006" xmlns:mo="http://schemas.microsoft.com/office/mac/office/2008/main" xmlns:mv="urn:schemas-microsoft-com:mac:vml" xmlns:o="urn:schemas-microsoft-com:office:office" xmlns:r="http://schemas.openxmlformats.org/officeDocument/2006/relationships" xmlns:v="urn:schemas-microsoft-com:vml" xmlns:w10="urn:schemas-microsoft-com:office:word" xmlns:w14="http://schemas.microsoft.com/office/word/2010/wordml" xmlns:w="http://schemas.openxmlformats.org/wordprocessingml/2006/main" xmlns:wne="http://schemas.microsoft.com/office/word/2006/wordml" xmlns:wp14="http://schemas.microsoft.com/office/word/2010/wordprocessingDrawing" xmlns:wp="http://schemas.openxmlformats.org/drawingml/2006/wordprocessingDrawing" xmlns:wpc="http://schemas.microsoft.com/office/word/2010/wordprocessingCanvas" xmlns:wpg="http://schemas.microsoft.com/office/word/2010/wordprocessingGroup" xmlns:wpi="http://schemas.microsoft.com/office/word/2010/wordprocessingInk" xmlns:wps="http://schemas.microsoft.com/office/word/2010/wordprocessingShape" mc:Ignorable="w14 wp14">
-  <w:p>
-    <w:pPr>
-      <w:pStyle w:val="Footer"/>
-      <w:jc w:val="center"/>
-    </w:pPr>
-    <w:r>
-      <w:rPr>
-        <w:rFonts w:ascii="Arial" w:hAnsi="Arial"/>
-        <w:color w:val="787878"/>
-        <w:sz w:val="16"/>
-      </w:rPr>
-      <w:t>Инструкция — Допработы без потерь  •  версия 21.07.2026  •  marzhavbetone.ru</w:t>
-    </w:r>
-  </w:p>
-</w:ftr>
-</file>
-
-<file path=word/header1.xml><?xml version="1.0" encoding="utf-8"?>
-<w:hdr xmlns:m="http://schemas.openxmlformats.org/officeDocument/2006/math" xmlns:mc="http://schemas.openxmlformats.org/markup-compatibility/2006" xmlns:mo="http://schemas.microsoft.com/office/mac/office/2008/main" xmlns:mv="urn:schemas-microsoft-com:mac:vml" xmlns:o="urn:schemas-microsoft-com:office:office" xmlns:r="http://schemas.openxmlformats.org/officeDocument/2006/relationships" xmlns:v="urn:schemas-microsoft-com:vml" xmlns:w10="urn:schemas-microsoft-com:office:word" xmlns:w14="http://schemas.microsoft.com/office/word/2010/wordml" xmlns:w="http://schemas.openxmlformats.org/wordprocessingml/2006/main" xmlns:wne="http://schemas.microsoft.com/office/word/2006/wordml" xmlns:wp14="http://schemas.microsoft.com/office/word/2010/wordprocessingDrawing" xmlns:wp="http://schemas.openxmlformats.org/drawingml/2006/wordprocessingDrawing" xmlns:wpc="http://schemas.microsoft.com/office/word/2010/wordprocessingCanvas" xmlns:wpg="http://schemas.microsoft.com/office/word/2010/wordprocessingGroup" xmlns:wpi="http://schemas.microsoft.com/office/word/2010/wordprocessingInk" xmlns:wps="http://schemas.microsoft.com/office/word/2010/wordprocessingShape" mc:Ignorable="w14 wp14">
-  <w:p>
-    <w:pPr>
-      <w:pStyle w:val="Header"/>
-    </w:pPr>
-    <w:r>
-      <w:rPr>
-        <w:rFonts w:ascii="Arial" w:hAnsi="Arial"/>
-        <w:color w:val="646464"/>
-        <w:sz w:val="16"/>
-      </w:rPr>
-      <w:t>МАРЖА В БЕТОНЕ  /  РАБОЧИЙ ШАБЛОН</w:t>
-    </w:r>
-  </w:p>
-</w:hdr>
 </file>
 
 <file path=word/numbering.xml><?xml version="1.0" encoding="utf-8"?>
@@ -927,11 +1309,9 @@
     <w:name w:val="Normal"/>
     <w:qFormat/>
     <w:rsid w:val="00FC693F"/>
-    <w:pPr>
-      <w:spacing w:after="120" w:line="300" w:lineRule="auto"/>
-    </w:pPr>
     <w:rPr>
       <w:rFonts w:ascii="Arial" w:hAnsi="Arial"/>
+      <w:color w:val="2D3033"/>
       <w:sz w:val="22"/>
     </w:rPr>
   </w:style>
@@ -990,15 +1370,15 @@
     <w:pPr>
       <w:keepNext/>
       <w:keepLines/>
-      <w:spacing w:before="360" w:after="200"/>
+      <w:spacing w:before="480" w:after="0"/>
       <w:outlineLvl w:val="0"/>
     </w:pPr>
     <w:rPr>
       <w:rFonts w:asciiTheme="majorHAnsi" w:eastAsiaTheme="majorEastAsia" w:hAnsiTheme="majorHAnsi" w:cstheme="majorBidi" w:ascii="Arial" w:hAnsi="Arial"/>
       <w:b/>
       <w:bCs/>
-      <w:color w:val="2E74B5"/>
-      <w:sz w:val="32"/>
+      <w:color w:val="2D3033"/>
+      <w:sz w:val="28"/>
       <w:szCs w:val="28"/>
     </w:rPr>
   </w:style>
@@ -1014,14 +1394,14 @@
     <w:pPr>
       <w:keepNext/>
       <w:keepLines/>
-      <w:spacing w:before="280" w:after="140"/>
+      <w:spacing w:before="200" w:after="0"/>
       <w:outlineLvl w:val="1"/>
     </w:pPr>
     <w:rPr>
-      <w:rFonts w:asciiTheme="majorHAnsi" w:eastAsiaTheme="majorEastAsia" w:hAnsiTheme="majorHAnsi" w:cstheme="majorBidi" w:ascii="Arial" w:hAnsi="Arial"/>
+      <w:rFonts w:asciiTheme="majorHAnsi" w:eastAsiaTheme="majorEastAsia" w:hAnsiTheme="majorHAnsi" w:cstheme="majorBidi"/>
       <w:b/>
       <w:bCs/>
-      <w:color w:val="2E74B5"/>
+      <w:color w:val="4F81BD" w:themeColor="accent1"/>
       <w:sz w:val="26"/>
       <w:szCs w:val="26"/>
     </w:rPr>
@@ -1279,15 +1659,15 @@
       <w:pBdr>
         <w:bottom w:val="single" w:sz="8" w:space="4" w:color="4F81BD" w:themeColor="accent1"/>
       </w:pBdr>
-      <w:spacing w:after="240" w:line="240" w:lineRule="auto" w:before="0"/>
+      <w:spacing w:after="300" w:line="240" w:lineRule="auto"/>
       <w:contextualSpacing/>
     </w:pPr>
     <w:rPr>
       <w:rFonts w:asciiTheme="majorHAnsi" w:eastAsiaTheme="majorEastAsia" w:hAnsiTheme="majorHAnsi" w:cstheme="majorBidi" w:ascii="Arial" w:hAnsi="Arial"/>
-      <w:color w:val="242629"/>
+      <w:color w:val="2D3033"/>
       <w:spacing w:val="5"/>
       <w:kern w:val="28"/>
-      <w:sz w:val="50"/>
+      <w:sz w:val="52"/>
       <w:szCs w:val="52"/>
     </w:rPr>
   </w:style>

--- a/products-storage/02-dopraboty-bez-poter/00-INSTRUKCIYA.docx
+++ b/products-storage/02-dopraboty-bez-poter/00-INSTRUKCIYA.docx
@@ -65,7 +65,7 @@
         <w:ind w:left="454" w:hanging="454"/>
       </w:pPr>
       <w:r>
-        <w:t>1. Зафиксируйте просьбу письменно: 03-uvedomlenie-o-doprabotah.docx — уведомление заказчику о выявленной работе с просьбой до указанной даты согласовать объём, цену и влияние на срок. В уведомлении оставьте строку «выявлена [дата] при [обстоятельства]», строку «выполнена с [дата] по [дата] по просьбе [кто просил]» удалите. В блоке «Режим до решения» оставьте ровно один вариант — «Работа не начинается» или «выполняются только необходимые меры по предотвращению ущерба по отдельной фиксации», второй вариант и косую черту удалите. Строку «Приложения» заполните, если что-то прикладываете, иначе удалите.</w:t>
+        <w:t>1. Зафиксируйте просьбу письменно: 03-uvedomlenie-o-doprabotah.docx — уведомление заказчику о выявленной работе и запросе решения. Выберите маршрут А, заполните фактические реквизиты, состав объёма, срок ответа, статус участка и приложения. Маршрут Б перед отправкой удалите.</w:t>
       </w:r>
     </w:p>
     <w:p>
@@ -73,7 +73,7 @@
         <w:ind w:left="454" w:hanging="454"/>
       </w:pPr>
       <w:r>
-        <w:t>2. Отделите дополнительный объём от договорного и опишите его: 02-soglasovanie-obema.docx — причина, отличие от исходного объёма, наименование, единица, количество, эскиз или дефектная ведомость.</w:t>
+        <w:t>2. Отделите дополнительный объём от договорного и опишите его: 02-soglasovanie-obema.docx — причина, отличие от исходного объёма, границы, единица, количество и подтверждающий документ. Выберите маршрут А и удалите маршрут Б в отправляемом экземпляре.</w:t>
       </w:r>
     </w:p>
     <w:p>
@@ -97,7 +97,7 @@
         <w:ind w:left="454" w:hanging="454"/>
       </w:pPr>
       <w:r>
-        <w:t>5. Получите письменное поручение до начала работ: 01-prikaz-na-dopobem.docx — кто поручает, что, где, в каком объёме, в какой срок, по какой цене и как будет приёмка. Проверьте, что подписывает лицо с полномочиями по вашему договору.</w:t>
+        <w:t>5. Получите письменное поручение до начала работ: 01-prikaz-na-dopobem.docx — кто поручает, что, где, в каком объёме, где зафиксированы цена, срок и приёмка. Проверьте, что подписывает лицо с полномочиями по вашему договору.</w:t>
       </w:r>
     </w:p>
     <w:p>
@@ -113,7 +113,7 @@
         <w:ind w:left="454" w:hanging="454"/>
       </w:pPr>
       <w:r>
-        <w:t>7. Если к указанной дате ответа нет, а продолжать без решения нельзя, — 06-pismo-o-priostanovke.docx. Основание и допустимость приостановки сверьте с условиями договора до отправки.</w:t>
+        <w:t>7. Если ответа нет по применимому сроку и соответствующие работы приостановлены — 06-pismo-o-priostanovke.docx. Укажите точные позиции, дату, меры сохранности и подтверждение доставки уведомления 03.</w:t>
       </w:r>
     </w:p>
     <w:p>
@@ -187,7 +187,7 @@
         <w:ind w:left="454" w:hanging="454"/>
       </w:pPr>
       <w:r>
-        <w:t>5. Опишите объём в 02-soglasovanie-obema.docx (в поле «Способ подтверждения факта» — ссылки на собранное) и посчитайте цену в 07-raschet-stoimosti.xlsx.</w:t>
+        <w:t>5. Опишите объём в 02-soglasovanie-obema.docx (маршрут Б: фактический период, просьба заказчика и подтверждения по позициям) и посчитайте цену в 07-raschet-stoimosti.xlsx.</w:t>
       </w:r>
     </w:p>
     <w:p>
@@ -195,7 +195,7 @@
         <w:ind w:left="454" w:hanging="454"/>
       </w:pPr>
       <w:r>
-        <w:t>6. Направьте заказчику 03-uvedomlenie-o-doprabotah.docx: когда и по чьей просьбе выполнен объём, приложения — 02 и расчёт из 07, просьба согласовать объём и цену до указанной даты. Оставьте строку «выполнена с [дата] по [дата] по просьбе [кто просил]» — что выполнено и чем это подтверждается, строку «выявлена [дата] при [обстоятельства]» удалите. В строке «Приложения» перечислите 02 и расчёт из 07. Блок «Режим до решения» в этом случае удалите целиком — заголовок и строку под ним: работы уже выполнены.</w:t>
+        <w:t>6. Направьте заказчику 03-uvedomlenie-o-doprabotah.docx: когда и по чьей просьбе выполнен объём, приложения — 02 и расчёт из 07, просьба согласовать объём и цену. Выберите маршрут Б с фактическими датами и документами; удалите маршрут А и относящиеся к нему поля. В приложениях укажите 02, расчёт 07 и подтверждения выполнения. Не меняйте дату уже выполненных работ и дату текущего уведомления.</w:t>
       </w:r>
     </w:p>
     <w:p>
@@ -211,7 +211,7 @@
         <w:ind w:left="454" w:hanging="454"/>
       </w:pPr>
       <w:r>
-        <w:t>8. Заказчик подписал — включите объём в закрывающие документы и отметьте в журнале «Включено в КС-2» и «Оплачено».</w:t>
+        <w:t>8. После подписания оформите приёмочные документы по договору и отметьте в журнале включение в КС-2 и фактическое поступление оплаты отдельно.</w:t>
       </w:r>
     </w:p>
     <w:p>
@@ -728,7 +728,7 @@
           </w:tcPr>
           <w:p>
             <w:r>
-              <w:t>Общий порядок работы на одной странице</w:t>
+              <w:t>Два маршрута и контрольный порядок</w:t>
             </w:r>
           </w:p>
         </w:tc>
@@ -875,7 +875,7 @@
         <w:pStyle w:val="ListBullet"/>
       </w:pPr>
       <w:r>
-        <w:t>Формы 01–06, 11 и 12 — содержательная часть. Реквизиты сторон, номер и дату договора и подписные блоки добавьте по своему договору и проверьте полномочия подписантов.</w:t>
+        <w:t>Проверьте заполненные реквизиты сторон, договора, объекта, даты, подписи, полномочия подписантов и приложения в формах 01–06, 11 и 12.</w:t>
       </w:r>
     </w:p>
     <w:p>
@@ -891,7 +891,7 @@
         <w:pStyle w:val="ListBullet"/>
       </w:pPr>
       <w:r>
-        <w:t>В 03 оставьте строки только своего случая — раздел 2, шаг 1 или раздел 3, шаг 6. В отправляемом уведомлении не должно остаться ни квадратных скобок, ни второго варианта на выбор.</w:t>
+        <w:t>В формах 02, 03 и 11 оставьте только выбранный маршрут и относящиеся к нему заполненные сведения. В направляемых документах не должно остаться квадратных скобок и второго варианта на выбор.</w:t>
       </w:r>
     </w:p>
     <w:p>
@@ -1656,9 +1656,6 @@
     <w:qFormat/>
     <w:rsid w:val="00FC693F"/>
     <w:pPr>
-      <w:pBdr>
-        <w:bottom w:val="single" w:sz="8" w:space="4" w:color="4F81BD" w:themeColor="accent1"/>
-      </w:pBdr>
       <w:spacing w:after="300" w:line="240" w:lineRule="auto"/>
       <w:contextualSpacing/>
     </w:pPr>
@@ -1667,7 +1664,7 @@
       <w:color w:val="2D3033"/>
       <w:spacing w:val="5"/>
       <w:kern w:val="28"/>
-      <w:sz w:val="52"/>
+      <w:sz w:val="40"/>
       <w:szCs w:val="52"/>
     </w:rPr>
   </w:style>

--- a/products-storage/02-dopraboty-bez-poter/00-INSTRUKCIYA.docx
+++ b/products-storage/02-dopraboty-bez-poter/00-INSTRUKCIYA.docx
@@ -73,7 +73,7 @@
         <w:ind w:left="454" w:hanging="454"/>
       </w:pPr>
       <w:r>
-        <w:t>2. Отделите дополнительный объём от договорного и опишите его: 02-soglasovanie-obema.docx — причина, отличие от исходного объёма, границы, единица, количество и подтверждающий документ. Выберите маршрут А и удалите маршрут Б в отправляемом экземпляре.</w:t>
+        <w:t>2. Отделите дополнительный объём от договорного и опишите его: 02-soglasovanie-obema.docx — причина, отличие от исходного объёма, границы, единица, количество и подтверждающий документ. Выберите маршрут А и удалите маршрут Б в отправляемом экземпляре. Реквизиты поручения 01 в форме 02 внесите после получения поручения на шаге 5.</w:t>
       </w:r>
     </w:p>
     <w:p>

--- a/products-storage/02-dopraboty-bez-poter/00-INSTRUKCIYA.docx
+++ b/products-storage/02-dopraboty-bez-poter/00-INSTRUKCIYA.docx
@@ -203,7 +203,7 @@
         <w:ind w:left="454" w:hanging="454"/>
       </w:pPr>
       <w:r>
-        <w:t>7. Предложите оформить объём допсоглашением 11-dopsoglashenie-obem-i-cena.docx — в разделе «Основание» перечислите, чем зафиксировано поручение. Если выполненные работы сдвинули сроки — 12-dopsoglashenie-sroki-doprabot.docx.</w:t>
+        <w:t>7. Предложите оформить объём допсоглашением 11-dopsoglashenie-obem-i-cena.docx — в п. 1 укажите фактическое подтверждение просьбы заказчика; поручение 01 оставьте только для планируемых работ. Если выполненные работы сдвинули сроки, сначала подготовьте обоснование 05, затем соглашение 12.</w:t>
       </w:r>
     </w:p>
     <w:p>
@@ -518,7 +518,7 @@
           </w:tcPr>
           <w:p>
             <w:r>
-              <w:t>Акт освидетельствования скрываемых работ</w:t>
+              <w:t>Акт освидетельствования скрытых работ</w:t>
             </w:r>
           </w:p>
         </w:tc>
@@ -553,7 +553,7 @@
           </w:tcPr>
           <w:p>
             <w:r>
-              <w:t>Расчёт влияния на срок и новая контрольная дата</w:t>
+              <w:t>Расчёт влияния на срок и предлагаемая контрольная дата</w:t>
             </w:r>
           </w:p>
         </w:tc>
@@ -566,7 +566,7 @@
               <w:jc w:val="center"/>
             </w:pPr>
             <w:r>
-              <w:t>А</w:t>
+              <w:t>А, Б</w:t>
             </w:r>
           </w:p>
         </w:tc>

--- a/products-storage/02-dopraboty-bez-poter/00-INSTRUKCIYA.docx
+++ b/products-storage/02-dopraboty-bez-poter/00-INSTRUKCIYA.docx
@@ -65,7 +65,7 @@
         <w:ind w:left="454" w:hanging="454"/>
       </w:pPr>
       <w:r>
-        <w:t>1. Зафиксируйте просьбу письменно: 03-uvedomlenie-o-doprabotah.docx — уведомление заказчику о выявленной работе и запросе решения. Выберите маршрут А, заполните фактические реквизиты, состав объёма, срок ответа, статус участка и приложения. Маршрут Б перед отправкой удалите.</w:t>
+        <w:t>1. Зафиксируйте просьбу письменно: 03-uvedomlenie-o-doprabotah.docx — уведомление заказчику о выявленной работе и запросе решения. Выберите маршрут А, заполните фактические реквизиты, состав объёма, применимый срок ответа и его основание, статус участка и приложения. Маршрут Б перед отправкой удалите.</w:t>
       </w:r>
     </w:p>
     <w:p>

--- a/products-storage/02-dopraboty-bez-poter/00-INSTRUKCIYA.docx
+++ b/products-storage/02-dopraboty-bez-poter/00-INSTRUKCIYA.docx
@@ -7,15 +7,12 @@
         <w:pStyle w:val="Title"/>
       </w:pPr>
       <w:r>
-        <w:rPr>
-          <w:b/>
-        </w:rPr>
-        <w:t>Как внедрить пакет «Допработы без потерь»</w:t>
+        <w:t>Инструкция к комплекту «Дополнительные работы: как получить оплату»</w:t>
       </w:r>
     </w:p>
     <w:p>
       <w:r>
-        <w:t>Зафиксировать основание, объём, цену и срок до выполнения дополнительной работы.</w:t>
+        <w:t>Комплект помогает оформить дополнительный объём так, чтобы у вас были письменные основания: поручение, согласованные объём, цена и срок, — и включить этот объём в закрывающие документы. Порядок работы зависит от того, начаты ли работы. Сначала определите свой случай, потом идите по шагам своего раздела.</w:t>
       </w:r>
     </w:p>
     <w:p>
@@ -23,47 +20,36 @@
         <w:pStyle w:val="Heading1"/>
       </w:pPr>
       <w:r>
-        <w:t>Быстрый запуск за 60 минут</w:t>
+        <w:t>1. Какой у вас случай</w:t>
       </w:r>
     </w:p>
     <w:p>
       <w:pPr>
-        <w:pStyle w:val="ListNumber"/>
+        <w:pStyle w:val="ListBullet"/>
       </w:pPr>
       <w:r>
-        <w:t>Скопируйте папку и назовите её по объекту и договору.</w:t>
+        <w:t>«Работы ещё не начаты» — заказчик просит сделать сверх договора, а вы ещё не приступили. Идите по разделу 2.</w:t>
       </w:r>
     </w:p>
     <w:p>
       <w:pPr>
-        <w:pStyle w:val="ListNumber"/>
+        <w:pStyle w:val="ListBullet"/>
       </w:pPr>
       <w:r>
-        <w:t>Назначьте владельца каждого реестра и резервного исполнителя.</w:t>
+        <w:t>«Работы уже выполнены без подписанных бумаг» — объём сделан по устной просьбе или по ходу работ, письменного согласования до начала нет. Идите по разделу 3. Этот маршрут помогает собрать подтверждения поручения и фактического объёма.</w:t>
       </w:r>
     </w:p>
     <w:p>
       <w:pPr>
-        <w:pStyle w:val="ListNumber"/>
+        <w:pStyle w:val="ListBullet"/>
       </w:pPr>
       <w:r>
-        <w:t>Заполните постоянные данные: стороны, договор, объект, каналы уведомлений.</w:t>
+        <w:t>Часть уже сделана, часть ещё нет — сделанную часть ведите по разделу 3, остальное по разделу 2, отдельными строками журнала.</w:t>
       </w:r>
     </w:p>
     <w:p>
-      <w:pPr>
-        <w:pStyle w:val="ListNumber"/>
-      </w:pPr>
       <w:r>
-        <w:t>Выберите один текущий объём и проведите его по документам пакета.</w:t>
-      </w:r>
-    </w:p>
-    <w:p>
-      <w:pPr>
-        <w:pStyle w:val="ListNumber"/>
-      </w:pPr>
-      <w:r>
-        <w:t>Поставьте контрольные даты в календарь и проводите короткую проверку дважды в неделю.</w:t>
+        <w:t>Общий порядок на одной странице — 10-algoritm-doprabot.pdf. Разделы 2 и 3 раскладывают его по файлам комплекта.</w:t>
       </w:r>
     </w:p>
     <w:p>
@@ -71,51 +57,236 @@
         <w:pStyle w:val="Heading1"/>
       </w:pPr>
       <w:r>
-        <w:t>Состав и назначение</w:t>
+        <w:t>2. Случай А. Работы ещё не начаты</w:t>
+      </w:r>
+    </w:p>
+    <w:p>
+      <w:pPr>
+        <w:ind w:left="454" w:hanging="454"/>
+      </w:pPr>
+      <w:r>
+        <w:t>1. Зафиксируйте просьбу письменно: 03-uvedomlenie-o-doprabotah.docx — уведомление заказчику о выявленной работе и запросе решения. Выберите маршрут А, заполните фактические реквизиты, состав объёма, срок ответа, статус участка и приложения. Маршрут Б перед отправкой удалите.</w:t>
+      </w:r>
+    </w:p>
+    <w:p>
+      <w:pPr>
+        <w:ind w:left="454" w:hanging="454"/>
+      </w:pPr>
+      <w:r>
+        <w:t>2. Отделите дополнительный объём от договорного и опишите его: 02-soglasovanie-obema.docx — причина, отличие от исходного объёма, границы, единица, количество и подтверждающий документ. Выберите маршрут А и удалите маршрут Б в отправляемом экземпляре. Реквизиты поручения 01 в форме 02 внесите после получения поручения на шаге 5.</w:t>
+      </w:r>
+    </w:p>
+    <w:p>
+      <w:pPr>
+        <w:ind w:left="454" w:hanging="454"/>
+      </w:pPr>
+      <w:r>
+        <w:t>3. Посчитайте цену: 07-raschet-stoimosti.xlsx — одна позиция в строке, в колонке «Источник цены» укажите, откуда взята цена.</w:t>
+      </w:r>
+    </w:p>
+    <w:p>
+      <w:pPr>
+        <w:ind w:left="454" w:hanging="454"/>
+      </w:pPr>
+      <w:r>
+        <w:t>4. Оцените влияние на срок: 05-izmenenie-srokov.docx — затронутые операции, дополнительная продолжительность, новая контрольная дата и обновлённый график.</w:t>
+      </w:r>
+    </w:p>
+    <w:p>
+      <w:pPr>
+        <w:ind w:left="454" w:hanging="454"/>
+      </w:pPr>
+      <w:r>
+        <w:t>5. Получите письменное поручение до начала работ: 01-prikaz-na-dopobem.docx — кто поручает, что, где, в каком объёме, где зафиксированы цена, срок и приёмка. Проверьте, что подписывает лицо с полномочиями по вашему договору.</w:t>
+      </w:r>
+    </w:p>
+    <w:p>
+      <w:pPr>
+        <w:ind w:left="454" w:hanging="454"/>
+      </w:pPr>
+      <w:r>
+        <w:t>6. Закрепите объём и цену допсоглашением: 11-dopsoglashenie-obem-i-cena.docx, приложения — описание объёма из 02-soglasovanie-obema.docx и расчёт из 07-raschet-stoimosti.xlsx. Если меняется срок — 12-dopsoglashenie-sroki-doprabot.docx.</w:t>
+      </w:r>
+    </w:p>
+    <w:p>
+      <w:pPr>
+        <w:ind w:left="454" w:hanging="454"/>
+      </w:pPr>
+      <w:r>
+        <w:t>7. Если ответа нет по применимому сроку и соответствующие работы приостановлены — 06-pismo-o-priostanovke.docx. Укажите точные позиции, дату, меры сохранности и подтверждение доставки уведомления 03.</w:t>
+      </w:r>
+    </w:p>
+    <w:p>
+      <w:pPr>
+        <w:ind w:left="454" w:hanging="454"/>
+      </w:pPr>
+      <w:r>
+        <w:t>8. По ходу работ ведите 08-zhurnal-doprabot.xlsx (каждая позиция — строка со статусом) и снимайте по 09-checklist-fotofiksacii.pdf. Работы, которые закроются следующими, оформите до закрытия: 04-akt-skrytyh-rabot.docx — форму и подписантов сверьте с проектом и требованиями заказчика.</w:t>
+      </w:r>
+    </w:p>
+    <w:p>
+      <w:pPr>
+        <w:ind w:left="454" w:hanging="454"/>
+      </w:pPr>
+      <w:r>
+        <w:t>9. Включите согласованный объём в закрывающие документы и отметьте в журнале колонки «Включено в КС-2» и «Оплачено».</w:t>
+      </w:r>
+    </w:p>
+    <w:p>
+      <w:r>
+        <w:t>Случай А закрыт, когда дополнительный объём согласован письменно до начала работ либо оформлен допсоглашением с ценой и сроком.</w:t>
+      </w:r>
+    </w:p>
+    <w:p>
+      <w:pPr>
+        <w:pStyle w:val="Heading1"/>
+      </w:pPr>
+      <w:r>
+        <w:t>3. Случай Б. Работы уже выполнены без подписанных бумаг</w:t>
+      </w:r>
+    </w:p>
+    <w:p>
+      <w:r>
+        <w:t>Соберите документы, подтверждающие просьбу заказчика и выполненный объём. Зафиксируйте их в журнале, рассчитайте стоимость и направьте предложение оформить дополнительный объём текущей датой.</w:t>
+      </w:r>
+    </w:p>
+    <w:p>
+      <w:pPr>
+        <w:ind w:left="454" w:hanging="454"/>
+      </w:pPr>
+      <w:r>
+        <w:t>1. Оформляйте документы текущей датой. Письменное поручение 01 относится к работам до их начала; для выполненного объёма переходите к журналу, подтверждениям и уведомлению.</w:t>
+      </w:r>
+    </w:p>
+    <w:p>
+      <w:pPr>
+        <w:ind w:left="454" w:hanging="454"/>
+      </w:pPr>
+      <w:r>
+        <w:t>2. Соберите, чем подтверждается просьба заказчика и выполнение: переписку, записи в журналах работ, протоколы совещаний, исполнительную документацию, фото с датами. Внесите каждую позицию в 08-zhurnal-doprabot.xlsx, в колонке «Основание» — чем она подтверждена.</w:t>
+      </w:r>
+    </w:p>
+    <w:p>
+      <w:pPr>
+        <w:ind w:left="454" w:hanging="454"/>
+      </w:pPr>
+      <w:r>
+        <w:t>3. Для каждой позиции укажите в журнале конкретное подтверждение поручения и выполнения. Отдельно отметьте позиции, по которым нужно собрать дополнительные документы или переписку.</w:t>
+      </w:r>
+    </w:p>
+    <w:p>
+      <w:pPr>
+        <w:ind w:left="454" w:hanging="454"/>
+      </w:pPr>
+      <w:r>
+        <w:t>4. Разложите имеющиеся фото по 09-checklist-fotofiksacii.pdf и отметьте, каких кадров нет. Если выполненное ещё доступно для осмотра, а следующие работы его закроют, — оформите 04-akt-skrytyh-rabot.docx до закрытия.</w:t>
+      </w:r>
+    </w:p>
+    <w:p>
+      <w:pPr>
+        <w:ind w:left="454" w:hanging="454"/>
+      </w:pPr>
+      <w:r>
+        <w:t>5. Опишите объём в 02-soglasovanie-obema.docx (маршрут Б: фактический период, просьба заказчика и подтверждения по позициям) и посчитайте цену в 07-raschet-stoimosti.xlsx.</w:t>
+      </w:r>
+    </w:p>
+    <w:p>
+      <w:pPr>
+        <w:ind w:left="454" w:hanging="454"/>
+      </w:pPr>
+      <w:r>
+        <w:t>6. Направьте заказчику 03-uvedomlenie-o-doprabotah.docx: когда и по чьей просьбе выполнен объём, приложения — 02 и расчёт из 07, просьба согласовать объём и цену. Выберите маршрут Б с фактическими датами и документами; удалите маршрут А и относящиеся к нему поля. В приложениях укажите 02, расчёт 07 и подтверждения выполнения. Не меняйте дату уже выполненных работ и дату текущего уведомления.</w:t>
+      </w:r>
+    </w:p>
+    <w:p>
+      <w:pPr>
+        <w:ind w:left="454" w:hanging="454"/>
+      </w:pPr>
+      <w:r>
+        <w:t>7. Предложите оформить объём допсоглашением 11-dopsoglashenie-obem-i-cena.docx — в п. 1 укажите фактическое подтверждение просьбы заказчика; поручение 01 оставьте только для планируемых работ. Если выполненные работы сдвинули сроки, сначала подготовьте обоснование 05, затем соглашение 12.</w:t>
+      </w:r>
+    </w:p>
+    <w:p>
+      <w:pPr>
+        <w:ind w:left="454" w:hanging="454"/>
+      </w:pPr>
+      <w:r>
+        <w:t>8. После подписания оформите приёмочные документы по договору и отметьте в журнале включение в КС-2 и фактическое поступление оплаты отдельно.</w:t>
+      </w:r>
+    </w:p>
+    <w:p>
+      <w:pPr>
+        <w:ind w:left="454" w:hanging="454"/>
+      </w:pPr>
+      <w:r>
+        <w:t>9. При отказе или отсутствии ответа сохраните уведомление, доказательства доставки, переписку, журнал, акты и расчёт стоимости единым пакетом для следующего этапа работы с задолженностью.</w:t>
+      </w:r>
+    </w:p>
+    <w:p>
+      <w:pPr>
+        <w:pStyle w:val="Heading1"/>
+      </w:pPr>
+      <w:r>
+        <w:t>4. Что лежит в архиве</w:t>
       </w:r>
     </w:p>
     <w:tbl>
       <w:tblPr>
+        <w:tblStyle w:val="TableGrid"/>
         <w:tblW w:type="auto" w:w="0"/>
-        <w:jc w:val="center"/>
         <w:tblLook w:firstColumn="1" w:firstRow="1" w:lastColumn="0" w:lastRow="0" w:noHBand="0" w:noVBand="1" w:val="04A0"/>
       </w:tblPr>
       <w:tblGrid>
-        <w:gridCol w:w="3120"/>
-        <w:gridCol w:w="3120"/>
-        <w:gridCol w:w="3120"/>
+        <w:gridCol w:w="3324"/>
+        <w:gridCol w:w="3324"/>
+        <w:gridCol w:w="3324"/>
       </w:tblGrid>
       <w:tr>
         <w:tc>
           <w:tcPr>
-            <w:tcW w:type="dxa" w:w="3120"/>
-            <w:shd w:fill="E9E5DC"/>
+            <w:tcW w:type="dxa" w:w="3324"/>
+            <w:shd w:fill="303336"/>
           </w:tcPr>
           <w:p>
             <w:r>
+              <w:rPr>
+                <w:b/>
+                <w:color w:val="FFFFFF"/>
+              </w:rPr>
               <w:t>Файл</w:t>
             </w:r>
           </w:p>
         </w:tc>
         <w:tc>
           <w:tcPr>
-            <w:tcW w:type="dxa" w:w="3120"/>
-            <w:shd w:fill="E9E5DC"/>
+            <w:tcW w:type="dxa" w:w="3324"/>
+            <w:shd w:fill="303336"/>
           </w:tcPr>
           <w:p>
             <w:r>
-              <w:t>Когда использовать</w:t>
+              <w:rPr>
+                <w:b/>
+                <w:color w:val="FFFFFF"/>
+              </w:rPr>
+              <w:t>Что это</w:t>
             </w:r>
           </w:p>
         </w:tc>
         <w:tc>
           <w:tcPr>
-            <w:tcW w:type="dxa" w:w="3120"/>
-            <w:shd w:fill="E9E5DC"/>
+            <w:tcW w:type="dxa" w:w="3324"/>
+            <w:shd w:fill="303336"/>
           </w:tcPr>
           <w:p>
+            <w:pPr>
+              <w:jc w:val="center"/>
+            </w:pPr>
             <w:r>
-              <w:t>Результат</w:t>
+              <w:rPr>
+                <w:b/>
+                <w:color w:val="FFFFFF"/>
+              </w:rPr>
+              <w:t>Случай</w:t>
             </w:r>
           </w:p>
         </w:tc>
@@ -123,7 +294,112 @@
       <w:tr>
         <w:tc>
           <w:tcPr>
-            <w:tcW w:type="dxa" w:w="3120"/>
+            <w:tcW w:type="dxa" w:w="3324"/>
+          </w:tcPr>
+          <w:p>
+            <w:r>
+              <w:t>00-START-HERE.txt</w:t>
+            </w:r>
+          </w:p>
+        </w:tc>
+        <w:tc>
+          <w:tcPr>
+            <w:tcW w:type="dxa" w:w="3324"/>
+          </w:tcPr>
+          <w:p>
+            <w:r>
+              <w:t>С чего начать: ситуация, состав, границы</w:t>
+            </w:r>
+          </w:p>
+        </w:tc>
+        <w:tc>
+          <w:tcPr>
+            <w:tcW w:type="dxa" w:w="3324"/>
+          </w:tcPr>
+          <w:p>
+            <w:pPr>
+              <w:jc w:val="center"/>
+            </w:pPr>
+            <w:r>
+              <w:t>—</w:t>
+            </w:r>
+          </w:p>
+        </w:tc>
+      </w:tr>
+      <w:tr>
+        <w:tc>
+          <w:tcPr>
+            <w:tcW w:type="dxa" w:w="3324"/>
+          </w:tcPr>
+          <w:p>
+            <w:r>
+              <w:t>00-INSTRUKCIYA.docx</w:t>
+            </w:r>
+          </w:p>
+        </w:tc>
+        <w:tc>
+          <w:tcPr>
+            <w:tcW w:type="dxa" w:w="3324"/>
+          </w:tcPr>
+          <w:p>
+            <w:r>
+              <w:t>Эта инструкция, Word</w:t>
+            </w:r>
+          </w:p>
+        </w:tc>
+        <w:tc>
+          <w:tcPr>
+            <w:tcW w:type="dxa" w:w="3324"/>
+          </w:tcPr>
+          <w:p>
+            <w:pPr>
+              <w:jc w:val="center"/>
+            </w:pPr>
+            <w:r>
+              <w:t>—</w:t>
+            </w:r>
+          </w:p>
+        </w:tc>
+      </w:tr>
+      <w:tr>
+        <w:tc>
+          <w:tcPr>
+            <w:tcW w:type="dxa" w:w="3324"/>
+          </w:tcPr>
+          <w:p>
+            <w:r>
+              <w:t>00-INSTRUKCIYA.pdf</w:t>
+            </w:r>
+          </w:p>
+        </w:tc>
+        <w:tc>
+          <w:tcPr>
+            <w:tcW w:type="dxa" w:w="3324"/>
+          </w:tcPr>
+          <w:p>
+            <w:r>
+              <w:t>Эта инструкция, PDF</w:t>
+            </w:r>
+          </w:p>
+        </w:tc>
+        <w:tc>
+          <w:tcPr>
+            <w:tcW w:type="dxa" w:w="3324"/>
+          </w:tcPr>
+          <w:p>
+            <w:pPr>
+              <w:jc w:val="center"/>
+            </w:pPr>
+            <w:r>
+              <w:t>—</w:t>
+            </w:r>
+          </w:p>
+        </w:tc>
+      </w:tr>
+      <w:tr>
+        <w:tc>
+          <w:tcPr>
+            <w:tcW w:type="dxa" w:w="3324"/>
           </w:tcPr>
           <w:p>
             <w:r>
@@ -133,21 +409,24 @@
         </w:tc>
         <w:tc>
           <w:tcPr>
-            <w:tcW w:type="dxa" w:w="3120"/>
+            <w:tcW w:type="dxa" w:w="3324"/>
           </w:tcPr>
           <w:p>
             <w:r>
-              <w:t>Для оформления позиции, уведомления или соглашения</w:t>
+              <w:t>Письменное поручение на дополнительный объём</w:t>
             </w:r>
           </w:p>
         </w:tc>
         <w:tc>
           <w:tcPr>
-            <w:tcW w:type="dxa" w:w="3120"/>
+            <w:tcW w:type="dxa" w:w="3324"/>
           </w:tcPr>
           <w:p>
+            <w:pPr>
+              <w:jc w:val="center"/>
+            </w:pPr>
             <w:r>
-              <w:t>Заполненный документ/реестр с ответственным и датой</w:t>
+              <w:t>А</w:t>
             </w:r>
           </w:p>
         </w:tc>
@@ -155,7 +434,7 @@
       <w:tr>
         <w:tc>
           <w:tcPr>
-            <w:tcW w:type="dxa" w:w="3120"/>
+            <w:tcW w:type="dxa" w:w="3324"/>
           </w:tcPr>
           <w:p>
             <w:r>
@@ -165,21 +444,24 @@
         </w:tc>
         <w:tc>
           <w:tcPr>
-            <w:tcW w:type="dxa" w:w="3120"/>
+            <w:tcW w:type="dxa" w:w="3324"/>
           </w:tcPr>
           <w:p>
             <w:r>
-              <w:t>Для оформления позиции, уведомления или соглашения</w:t>
+              <w:t>Описание и согласование дополнительного объёма</w:t>
             </w:r>
           </w:p>
         </w:tc>
         <w:tc>
           <w:tcPr>
-            <w:tcW w:type="dxa" w:w="3120"/>
+            <w:tcW w:type="dxa" w:w="3324"/>
           </w:tcPr>
           <w:p>
+            <w:pPr>
+              <w:jc w:val="center"/>
+            </w:pPr>
             <w:r>
-              <w:t>Заполненный документ/реестр с ответственным и датой</w:t>
+              <w:t>А, Б</w:t>
             </w:r>
           </w:p>
         </w:tc>
@@ -187,7 +469,7 @@
       <w:tr>
         <w:tc>
           <w:tcPr>
-            <w:tcW w:type="dxa" w:w="3120"/>
+            <w:tcW w:type="dxa" w:w="3324"/>
           </w:tcPr>
           <w:p>
             <w:r>
@@ -197,21 +479,24 @@
         </w:tc>
         <w:tc>
           <w:tcPr>
-            <w:tcW w:type="dxa" w:w="3120"/>
+            <w:tcW w:type="dxa" w:w="3324"/>
           </w:tcPr>
           <w:p>
             <w:r>
-              <w:t>Для оформления позиции, уведомления или соглашения</w:t>
+              <w:t>Уведомление заказчику о дополнительных работах</w:t>
             </w:r>
           </w:p>
         </w:tc>
         <w:tc>
           <w:tcPr>
-            <w:tcW w:type="dxa" w:w="3120"/>
+            <w:tcW w:type="dxa" w:w="3324"/>
           </w:tcPr>
           <w:p>
+            <w:pPr>
+              <w:jc w:val="center"/>
+            </w:pPr>
             <w:r>
-              <w:t>Заполненный документ/реестр с ответственным и датой</w:t>
+              <w:t>А, Б</w:t>
             </w:r>
           </w:p>
         </w:tc>
@@ -219,7 +504,7 @@
       <w:tr>
         <w:tc>
           <w:tcPr>
-            <w:tcW w:type="dxa" w:w="3120"/>
+            <w:tcW w:type="dxa" w:w="3324"/>
           </w:tcPr>
           <w:p>
             <w:r>
@@ -229,21 +514,24 @@
         </w:tc>
         <w:tc>
           <w:tcPr>
-            <w:tcW w:type="dxa" w:w="3120"/>
+            <w:tcW w:type="dxa" w:w="3324"/>
           </w:tcPr>
           <w:p>
             <w:r>
-              <w:t>Для оформления позиции, уведомления или соглашения</w:t>
+              <w:t>Акт освидетельствования скрытых работ</w:t>
             </w:r>
           </w:p>
         </w:tc>
         <w:tc>
           <w:tcPr>
-            <w:tcW w:type="dxa" w:w="3120"/>
+            <w:tcW w:type="dxa" w:w="3324"/>
           </w:tcPr>
           <w:p>
+            <w:pPr>
+              <w:jc w:val="center"/>
+            </w:pPr>
             <w:r>
-              <w:t>Заполненный документ/реестр с ответственным и датой</w:t>
+              <w:t>А, Б</w:t>
             </w:r>
           </w:p>
         </w:tc>
@@ -251,7 +539,7 @@
       <w:tr>
         <w:tc>
           <w:tcPr>
-            <w:tcW w:type="dxa" w:w="3120"/>
+            <w:tcW w:type="dxa" w:w="3324"/>
           </w:tcPr>
           <w:p>
             <w:r>
@@ -261,21 +549,24 @@
         </w:tc>
         <w:tc>
           <w:tcPr>
-            <w:tcW w:type="dxa" w:w="3120"/>
+            <w:tcW w:type="dxa" w:w="3324"/>
           </w:tcPr>
           <w:p>
             <w:r>
-              <w:t>Для оформления позиции, уведомления или соглашения</w:t>
+              <w:t>Расчёт влияния на срок и предлагаемая контрольная дата</w:t>
             </w:r>
           </w:p>
         </w:tc>
         <w:tc>
           <w:tcPr>
-            <w:tcW w:type="dxa" w:w="3120"/>
+            <w:tcW w:type="dxa" w:w="3324"/>
           </w:tcPr>
           <w:p>
+            <w:pPr>
+              <w:jc w:val="center"/>
+            </w:pPr>
             <w:r>
-              <w:t>Заполненный документ/реестр с ответственным и датой</w:t>
+              <w:t>А, Б</w:t>
             </w:r>
           </w:p>
         </w:tc>
@@ -283,7 +574,7 @@
       <w:tr>
         <w:tc>
           <w:tcPr>
-            <w:tcW w:type="dxa" w:w="3120"/>
+            <w:tcW w:type="dxa" w:w="3324"/>
           </w:tcPr>
           <w:p>
             <w:r>
@@ -293,21 +584,24 @@
         </w:tc>
         <w:tc>
           <w:tcPr>
-            <w:tcW w:type="dxa" w:w="3120"/>
+            <w:tcW w:type="dxa" w:w="3324"/>
           </w:tcPr>
           <w:p>
             <w:r>
-              <w:t>Для оформления позиции, уведомления или соглашения</w:t>
+              <w:t>Письмо о приостановке до решения заказчика</w:t>
             </w:r>
           </w:p>
         </w:tc>
         <w:tc>
           <w:tcPr>
-            <w:tcW w:type="dxa" w:w="3120"/>
+            <w:tcW w:type="dxa" w:w="3324"/>
           </w:tcPr>
           <w:p>
+            <w:pPr>
+              <w:jc w:val="center"/>
+            </w:pPr>
             <w:r>
-              <w:t>Заполненный документ/реестр с ответственным и датой</w:t>
+              <w:t>А</w:t>
             </w:r>
           </w:p>
         </w:tc>
@@ -315,7 +609,7 @@
       <w:tr>
         <w:tc>
           <w:tcPr>
-            <w:tcW w:type="dxa" w:w="3120"/>
+            <w:tcW w:type="dxa" w:w="3324"/>
           </w:tcPr>
           <w:p>
             <w:r>
@@ -325,21 +619,24 @@
         </w:tc>
         <w:tc>
           <w:tcPr>
-            <w:tcW w:type="dxa" w:w="3120"/>
+            <w:tcW w:type="dxa" w:w="3324"/>
           </w:tcPr>
           <w:p>
             <w:r>
-              <w:t>Для постоянного контроля статуса, сумм и сроков</w:t>
+              <w:t>Расчёт стоимости дополнительных работ</w:t>
             </w:r>
           </w:p>
         </w:tc>
         <w:tc>
           <w:tcPr>
-            <w:tcW w:type="dxa" w:w="3120"/>
+            <w:tcW w:type="dxa" w:w="3324"/>
           </w:tcPr>
           <w:p>
+            <w:pPr>
+              <w:jc w:val="center"/>
+            </w:pPr>
             <w:r>
-              <w:t>Заполненный документ/реестр с ответственным и датой</w:t>
+              <w:t>А, Б</w:t>
             </w:r>
           </w:p>
         </w:tc>
@@ -347,7 +644,7 @@
       <w:tr>
         <w:tc>
           <w:tcPr>
-            <w:tcW w:type="dxa" w:w="3120"/>
+            <w:tcW w:type="dxa" w:w="3324"/>
           </w:tcPr>
           <w:p>
             <w:r>
@@ -357,21 +654,24 @@
         </w:tc>
         <w:tc>
           <w:tcPr>
-            <w:tcW w:type="dxa" w:w="3120"/>
+            <w:tcW w:type="dxa" w:w="3324"/>
           </w:tcPr>
           <w:p>
             <w:r>
-              <w:t>Для постоянного контроля статуса, сумм и сроков</w:t>
+              <w:t>Журнал: основание, объём, статус, КС-2, оплата</w:t>
             </w:r>
           </w:p>
         </w:tc>
         <w:tc>
           <w:tcPr>
-            <w:tcW w:type="dxa" w:w="3120"/>
+            <w:tcW w:type="dxa" w:w="3324"/>
           </w:tcPr>
           <w:p>
+            <w:pPr>
+              <w:jc w:val="center"/>
+            </w:pPr>
             <w:r>
-              <w:t>Заполненный документ/реестр с ответственным и датой</w:t>
+              <w:t>А, Б</w:t>
             </w:r>
           </w:p>
         </w:tc>
@@ -379,7 +679,7 @@
       <w:tr>
         <w:tc>
           <w:tcPr>
-            <w:tcW w:type="dxa" w:w="3120"/>
+            <w:tcW w:type="dxa" w:w="3324"/>
           </w:tcPr>
           <w:p>
             <w:r>
@@ -389,21 +689,24 @@
         </w:tc>
         <w:tc>
           <w:tcPr>
-            <w:tcW w:type="dxa" w:w="3120"/>
+            <w:tcW w:type="dxa" w:w="3324"/>
           </w:tcPr>
           <w:p>
             <w:r>
-              <w:t>Для быстрой проверки последовательности действий</w:t>
+              <w:t>Чек-лист фотофиксации</w:t>
             </w:r>
           </w:p>
         </w:tc>
         <w:tc>
           <w:tcPr>
-            <w:tcW w:type="dxa" w:w="3120"/>
+            <w:tcW w:type="dxa" w:w="3324"/>
           </w:tcPr>
           <w:p>
+            <w:pPr>
+              <w:jc w:val="center"/>
+            </w:pPr>
             <w:r>
-              <w:t>Заполненный документ/реестр с ответственным и датой</w:t>
+              <w:t>А, Б</w:t>
             </w:r>
           </w:p>
         </w:tc>
@@ -411,7 +714,7 @@
       <w:tr>
         <w:tc>
           <w:tcPr>
-            <w:tcW w:type="dxa" w:w="3120"/>
+            <w:tcW w:type="dxa" w:w="3324"/>
           </w:tcPr>
           <w:p>
             <w:r>
@@ -421,32 +724,110 @@
         </w:tc>
         <w:tc>
           <w:tcPr>
-            <w:tcW w:type="dxa" w:w="3120"/>
+            <w:tcW w:type="dxa" w:w="3324"/>
           </w:tcPr>
           <w:p>
             <w:r>
-              <w:t>Для быстрой проверки последовательности действий</w:t>
+              <w:t>Два маршрута и контрольный порядок</w:t>
             </w:r>
           </w:p>
         </w:tc>
         <w:tc>
           <w:tcPr>
-            <w:tcW w:type="dxa" w:w="3120"/>
+            <w:tcW w:type="dxa" w:w="3324"/>
+          </w:tcPr>
+          <w:p>
+            <w:pPr>
+              <w:jc w:val="center"/>
+            </w:pPr>
+            <w:r>
+              <w:t>А, Б</w:t>
+            </w:r>
+          </w:p>
+        </w:tc>
+      </w:tr>
+      <w:tr>
+        <w:tc>
+          <w:tcPr>
+            <w:tcW w:type="dxa" w:w="3324"/>
           </w:tcPr>
           <w:p>
             <w:r>
-              <w:t>Заполненный документ/реестр с ответственным и датой</w:t>
+              <w:t>11-dopsoglashenie-obem-i-cena.docx</w:t>
+            </w:r>
+          </w:p>
+        </w:tc>
+        <w:tc>
+          <w:tcPr>
+            <w:tcW w:type="dxa" w:w="3324"/>
+          </w:tcPr>
+          <w:p>
+            <w:r>
+              <w:t>Допсоглашение об изменении объёма и цены</w:t>
+            </w:r>
+          </w:p>
+        </w:tc>
+        <w:tc>
+          <w:tcPr>
+            <w:tcW w:type="dxa" w:w="3324"/>
+          </w:tcPr>
+          <w:p>
+            <w:pPr>
+              <w:jc w:val="center"/>
+            </w:pPr>
+            <w:r>
+              <w:t>А, Б</w:t>
+            </w:r>
+          </w:p>
+        </w:tc>
+      </w:tr>
+      <w:tr>
+        <w:tc>
+          <w:tcPr>
+            <w:tcW w:type="dxa" w:w="3324"/>
+          </w:tcPr>
+          <w:p>
+            <w:r>
+              <w:t>12-dopsoglashenie-sroki-doprabot.docx</w:t>
+            </w:r>
+          </w:p>
+        </w:tc>
+        <w:tc>
+          <w:tcPr>
+            <w:tcW w:type="dxa" w:w="3324"/>
+          </w:tcPr>
+          <w:p>
+            <w:r>
+              <w:t>Допсоглашение об изменении сроков</w:t>
+            </w:r>
+          </w:p>
+        </w:tc>
+        <w:tc>
+          <w:tcPr>
+            <w:tcW w:type="dxa" w:w="3324"/>
+          </w:tcPr>
+          <w:p>
+            <w:pPr>
+              <w:jc w:val="center"/>
+            </w:pPr>
+            <w:r>
+              <w:t>А, Б</w:t>
             </w:r>
           </w:p>
         </w:tc>
       </w:tr>
     </w:tbl>
     <w:p>
+      <w:r>
+        <w:t>Word и Excel редактируются, PDF — чек-лист и алгоритм для работы, их заказчику не отправляют.</w:t>
+      </w:r>
+    </w:p>
+    <w:p>
       <w:pPr>
         <w:pStyle w:val="Heading1"/>
       </w:pPr>
       <w:r>
-        <w:t>Правила адаптации</w:t>
+        <w:t>5. Как закрепить результат работы</w:t>
       </w:r>
     </w:p>
     <w:p>
@@ -454,7 +835,7 @@
         <w:pStyle w:val="ListBullet"/>
       </w:pPr>
       <w:r>
-        <w:t>Не отправляйте документ с квадратными скобками и подсказками.</w:t>
+        <w:t>Сохраните поручение, описание дополнительного объёма и согласованную цену вместе с исходным договором.</w:t>
       </w:r>
     </w:p>
     <w:p>
@@ -462,7 +843,7 @@
         <w:pStyle w:val="ListBullet"/>
       </w:pPr>
       <w:r>
-        <w:t>Термины и сроки должны совпадать с договором.</w:t>
+        <w:t>Свяжите каждую позицию журнала с письмом, актом, фотографиями и расчётом стоимости.</w:t>
       </w:r>
     </w:p>
     <w:p>
@@ -470,7 +851,7 @@
         <w:pStyle w:val="ListBullet"/>
       </w:pPr>
       <w:r>
-        <w:t>Не меняйте факты задним числом; выпускайте новую версию.</w:t>
+        <w:t>После подписания включите объём в закрывающие документы и отслеживайте его оплату.</w:t>
       </w:r>
     </w:p>
     <w:p>
@@ -478,7 +859,15 @@
         <w:pStyle w:val="ListBullet"/>
       </w:pPr>
       <w:r>
-        <w:t>Сохраняйте подтверждение доставки рядом с отправленным файлом.</w:t>
+        <w:t>При отказе или отсутствии ответа сохраните подтверждение направления документов и собранные доказательства.</w:t>
+      </w:r>
+    </w:p>
+    <w:p>
+      <w:pPr>
+        <w:pStyle w:val="Heading1"/>
+      </w:pPr>
+      <w:r>
+        <w:t>6. Перед отправкой любого документа</w:t>
       </w:r>
     </w:p>
     <w:p>
@@ -486,7 +875,47 @@
         <w:pStyle w:val="ListBullet"/>
       </w:pPr>
       <w:r>
-        <w:t>Спорные юридические формулировки согласуйте с профильным специалистом.</w:t>
+        <w:t>Проверьте заполненные реквизиты сторон, договора, объекта, даты, подписи, полномочия подписантов и приложения в формах 01–06, 11 и 12.</w:t>
+      </w:r>
+    </w:p>
+    <w:p>
+      <w:pPr>
+        <w:pStyle w:val="ListBullet"/>
+      </w:pPr>
+      <w:r>
+        <w:t>Замените поля в квадратных скобках фактическими данными.</w:t>
+      </w:r>
+    </w:p>
+    <w:p>
+      <w:pPr>
+        <w:pStyle w:val="ListBullet"/>
+      </w:pPr>
+      <w:r>
+        <w:t>В формах 02, 03 и 11 оставьте только выбранный маршрут и относящиеся к нему заполненные сведения. В направляемых документах не должно остаться квадратных скобок и второго варианта на выбор.</w:t>
+      </w:r>
+    </w:p>
+    <w:p>
+      <w:pPr>
+        <w:pStyle w:val="ListBullet"/>
+      </w:pPr>
+      <w:r>
+        <w:t>Перед отправкой удалите рабочие подсказки, оставьте заполненные реквизиты, основной текст и приложения, которые относятся к вашему объекту.</w:t>
+      </w:r>
+    </w:p>
+    <w:p>
+      <w:pPr>
+        <w:pStyle w:val="ListBullet"/>
+      </w:pPr>
+      <w:r>
+        <w:t>Проверьте, что на экземпляре для заказчика указаны стороны, объект, дата, подписи и перечень приложений.</w:t>
+      </w:r>
+    </w:p>
+    <w:p>
+      <w:pPr>
+        <w:pStyle w:val="ListBullet"/>
+      </w:pPr>
+      <w:r>
+        <w:t>Сохраните отправленную версию и подтверждение доставки рядом с записью в журнале 08-zhurnal-doprabot.xlsx.</w:t>
       </w:r>
     </w:p>
     <w:p>
@@ -494,74 +923,27 @@
         <w:pStyle w:val="Heading1"/>
       </w:pPr>
       <w:r>
-        <w:t>Структура папки объекта</w:t>
+        <w:t>7. Если ситуация изменилась</w:t>
       </w:r>
     </w:p>
     <w:p>
       <w:r>
-        <w:t>01_Исходные → 02_Рабочие версии → 03_На согласовании → 04_Подписано → 05_Доказательства передачи → 06_Оплата</w:t>
-      </w:r>
-    </w:p>
-    <w:p>
-      <w:pPr>
-        <w:pStyle w:val="Heading1"/>
-      </w:pPr>
-      <w:r>
-        <w:t>Контроль результата</w:t>
+        <w:t>Допы согласованы и выполнены, работы закрыты, а оплаты нет — спор перешёл с доказанности поручения на сами деньги, и это другой набор документов. Куда идти дальше, сказано в 00-START-HERE.txt, раздел 7.</w:t>
       </w:r>
     </w:p>
     <w:p>
       <w:r>
-        <w:t>Пакет внедрён, когда по каждому объёму видны: основание, факт выполнения, комплект доказательств, дата передачи, статус замечаний, сумма и контрольная дата оплаты.</w:t>
+        <w:t>Вопросы по составу комплекта: marzhavbetone@yandex.ru</w:t>
       </w:r>
     </w:p>
     <w:sectPr>
-      <w:headerReference w:type="default" r:id="rId9"/>
-      <w:footerReference w:type="default" r:id="rId10"/>
       <w:pgSz w:w="12240" w:h="15840"/>
-      <w:pgMar w:top="1440" w:right="1440" w:bottom="1440" w:left="1440" w:header="708" w:footer="708" w:gutter="0"/>
+      <w:pgMar w:top="1134" w:right="1134" w:bottom="1134" w:left="1134" w:header="720" w:footer="720" w:gutter="0"/>
       <w:cols w:space="720"/>
       <w:docGrid w:linePitch="360"/>
     </w:sectPr>
   </w:body>
 </w:document>
-</file>
-
-<file path=word/footer1.xml><?xml version="1.0" encoding="utf-8"?>
-<w:ftr xmlns:m="http://schemas.openxmlformats.org/officeDocument/2006/math" xmlns:mc="http://schemas.openxmlformats.org/markup-compatibility/2006" xmlns:mo="http://schemas.microsoft.com/office/mac/office/2008/main" xmlns:mv="urn:schemas-microsoft-com:mac:vml" xmlns:o="urn:schemas-microsoft-com:office:office" xmlns:r="http://schemas.openxmlformats.org/officeDocument/2006/relationships" xmlns:v="urn:schemas-microsoft-com:vml" xmlns:w10="urn:schemas-microsoft-com:office:word" xmlns:w14="http://schemas.microsoft.com/office/word/2010/wordml" xmlns:w="http://schemas.openxmlformats.org/wordprocessingml/2006/main" xmlns:wne="http://schemas.microsoft.com/office/word/2006/wordml" xmlns:wp14="http://schemas.microsoft.com/office/word/2010/wordprocessingDrawing" xmlns:wp="http://schemas.openxmlformats.org/drawingml/2006/wordprocessingDrawing" xmlns:wpc="http://schemas.microsoft.com/office/word/2010/wordprocessingCanvas" xmlns:wpg="http://schemas.microsoft.com/office/word/2010/wordprocessingGroup" xmlns:wpi="http://schemas.microsoft.com/office/word/2010/wordprocessingInk" xmlns:wps="http://schemas.microsoft.com/office/word/2010/wordprocessingShape" mc:Ignorable="w14 wp14">
-  <w:p>
-    <w:pPr>
-      <w:pStyle w:val="Footer"/>
-      <w:jc w:val="center"/>
-    </w:pPr>
-    <w:r>
-      <w:rPr>
-        <w:rFonts w:ascii="Arial" w:hAnsi="Arial"/>
-        <w:color w:val="787878"/>
-        <w:sz w:val="16"/>
-      </w:rPr>
-      <w:t>Инструкция — Допработы без потерь  •  версия 21.07.2026  •  marzhavbetone.ru</w:t>
-    </w:r>
-  </w:p>
-</w:ftr>
-</file>
-
-<file path=word/header1.xml><?xml version="1.0" encoding="utf-8"?>
-<w:hdr xmlns:m="http://schemas.openxmlformats.org/officeDocument/2006/math" xmlns:mc="http://schemas.openxmlformats.org/markup-compatibility/2006" xmlns:mo="http://schemas.microsoft.com/office/mac/office/2008/main" xmlns:mv="urn:schemas-microsoft-com:mac:vml" xmlns:o="urn:schemas-microsoft-com:office:office" xmlns:r="http://schemas.openxmlformats.org/officeDocument/2006/relationships" xmlns:v="urn:schemas-microsoft-com:vml" xmlns:w10="urn:schemas-microsoft-com:office:word" xmlns:w14="http://schemas.microsoft.com/office/word/2010/wordml" xmlns:w="http://schemas.openxmlformats.org/wordprocessingml/2006/main" xmlns:wne="http://schemas.microsoft.com/office/word/2006/wordml" xmlns:wp14="http://schemas.microsoft.com/office/word/2010/wordprocessingDrawing" xmlns:wp="http://schemas.openxmlformats.org/drawingml/2006/wordprocessingDrawing" xmlns:wpc="http://schemas.microsoft.com/office/word/2010/wordprocessingCanvas" xmlns:wpg="http://schemas.microsoft.com/office/word/2010/wordprocessingGroup" xmlns:wpi="http://schemas.microsoft.com/office/word/2010/wordprocessingInk" xmlns:wps="http://schemas.microsoft.com/office/word/2010/wordprocessingShape" mc:Ignorable="w14 wp14">
-  <w:p>
-    <w:pPr>
-      <w:pStyle w:val="Header"/>
-    </w:pPr>
-    <w:r>
-      <w:rPr>
-        <w:rFonts w:ascii="Arial" w:hAnsi="Arial"/>
-        <w:color w:val="646464"/>
-        <w:sz w:val="16"/>
-      </w:rPr>
-      <w:t>МАРЖА В БЕТОНЕ  /  РАБОЧИЙ ШАБЛОН</w:t>
-    </w:r>
-  </w:p>
-</w:hdr>
 </file>
 
 <file path=word/numbering.xml><?xml version="1.0" encoding="utf-8"?>
@@ -927,11 +1309,9 @@
     <w:name w:val="Normal"/>
     <w:qFormat/>
     <w:rsid w:val="00FC693F"/>
-    <w:pPr>
-      <w:spacing w:after="120" w:line="300" w:lineRule="auto"/>
-    </w:pPr>
     <w:rPr>
       <w:rFonts w:ascii="Arial" w:hAnsi="Arial"/>
+      <w:color w:val="2D3033"/>
       <w:sz w:val="22"/>
     </w:rPr>
   </w:style>
@@ -990,15 +1370,15 @@
     <w:pPr>
       <w:keepNext/>
       <w:keepLines/>
-      <w:spacing w:before="360" w:after="200"/>
+      <w:spacing w:before="480" w:after="0"/>
       <w:outlineLvl w:val="0"/>
     </w:pPr>
     <w:rPr>
       <w:rFonts w:asciiTheme="majorHAnsi" w:eastAsiaTheme="majorEastAsia" w:hAnsiTheme="majorHAnsi" w:cstheme="majorBidi" w:ascii="Arial" w:hAnsi="Arial"/>
       <w:b/>
       <w:bCs/>
-      <w:color w:val="2E74B5"/>
-      <w:sz w:val="32"/>
+      <w:color w:val="2D3033"/>
+      <w:sz w:val="28"/>
       <w:szCs w:val="28"/>
     </w:rPr>
   </w:style>
@@ -1014,14 +1394,14 @@
     <w:pPr>
       <w:keepNext/>
       <w:keepLines/>
-      <w:spacing w:before="280" w:after="140"/>
+      <w:spacing w:before="200" w:after="0"/>
       <w:outlineLvl w:val="1"/>
     </w:pPr>
     <w:rPr>
-      <w:rFonts w:asciiTheme="majorHAnsi" w:eastAsiaTheme="majorEastAsia" w:hAnsiTheme="majorHAnsi" w:cstheme="majorBidi" w:ascii="Arial" w:hAnsi="Arial"/>
+      <w:rFonts w:asciiTheme="majorHAnsi" w:eastAsiaTheme="majorEastAsia" w:hAnsiTheme="majorHAnsi" w:cstheme="majorBidi"/>
       <w:b/>
       <w:bCs/>
-      <w:color w:val="2E74B5"/>
+      <w:color w:val="4F81BD" w:themeColor="accent1"/>
       <w:sz w:val="26"/>
       <w:szCs w:val="26"/>
     </w:rPr>
@@ -1276,18 +1656,15 @@
     <w:qFormat/>
     <w:rsid w:val="00FC693F"/>
     <w:pPr>
-      <w:pBdr>
-        <w:bottom w:val="single" w:sz="8" w:space="4" w:color="4F81BD" w:themeColor="accent1"/>
-      </w:pBdr>
-      <w:spacing w:after="240" w:line="240" w:lineRule="auto" w:before="0"/>
+      <w:spacing w:after="300" w:line="240" w:lineRule="auto"/>
       <w:contextualSpacing/>
     </w:pPr>
     <w:rPr>
       <w:rFonts w:asciiTheme="majorHAnsi" w:eastAsiaTheme="majorEastAsia" w:hAnsiTheme="majorHAnsi" w:cstheme="majorBidi" w:ascii="Arial" w:hAnsi="Arial"/>
-      <w:color w:val="242629"/>
+      <w:color w:val="2D3033"/>
       <w:spacing w:val="5"/>
       <w:kern w:val="28"/>
-      <w:sz w:val="50"/>
+      <w:sz w:val="40"/>
       <w:szCs w:val="52"/>
     </w:rPr>
   </w:style>

--- a/products-storage/02-dopraboty-bez-poter/00-INSTRUKCIYA.docx
+++ b/products-storage/02-dopraboty-bez-poter/00-INSTRUKCIYA.docx
@@ -936,6 +936,30 @@
         <w:t>Вопросы по составу комплекта: marzhavbetone@yandex.ru</w:t>
       </w:r>
     </w:p>
+    <w:p>
+      <w:pPr>
+        <w:pStyle w:val="Heading2"/>
+      </w:pPr>
+      <w:r>
+        <w:rPr>
+          <w:color w:val="000000"/>
+          <w:sz w:val="20"/>
+        </w:rPr>
+        <w:t>Происхождение и применение форм</w:t>
+      </w:r>
+    </w:p>
+    <w:p>
+      <w:pPr/>
+      <w:r>
+        <w:t>Файл 04 следует составу и последовательности рекомендуемого образца акта освидетельствования скрытых работ из приложения № 3 к составу исполнительной документации, утвержденному приказом Минстроя России от 16.05.2023 № 344/пр. Он применим к скрытым работам при строительстве, реконструкции и капитальном ремонте объектов капитального строительства. Заполните всех участников и подписантов по фактическим ролям, проектные и исполнительные документы, даты, требования и решение о последующих работах. Подписывайте до закрытия работ следующими операциями.</w:t>
+      </w:r>
+    </w:p>
+    <w:p>
+      <w:pPr/>
+      <w:r>
+        <w:t>Связь с дополнительным объемом, журналом 08, фото и согласованием 02 указывайте в приложениях или дополнительных сведениях, не заменяя ими разделы акта. Остальные файлы комплекта — рабочие формы переписки, согласования, учета и расчета; общего образца Минстроя для них нет. Проверьте договор и утвержденный для объекта перечень исполнительной документации. Источник: https://publication.pravo.gov.ru/document/0001202306010019 .</w:t>
+      </w:r>
+    </w:p>
     <w:sectPr>
       <w:pgSz w:w="12240" w:h="15840"/>
       <w:pgMar w:top="1134" w:right="1134" w:bottom="1134" w:left="1134" w:header="720" w:footer="720" w:gutter="0"/>

--- a/products-storage/02-dopraboty-bez-poter/00-INSTRUKCIYA.docx
+++ b/products-storage/02-dopraboty-bez-poter/00-INSTRUKCIYA.docx
@@ -7,12 +7,19 @@
         <w:pStyle w:val="Title"/>
       </w:pPr>
       <w:r>
-        <w:t>Инструкция к комплекту «Дополнительные работы: как получить оплату»</w:t>
+        <w:rPr>
+          <w:rFonts w:ascii="Arial" w:hAnsi="Arial"/>
+          <w:color w:val="AE8031"/>
+        </w:rPr>
+        <w:t>Система оформления и получения оплаты за дополнительные работы</w:t>
       </w:r>
     </w:p>
     <w:p>
       <w:r>
-        <w:t>Комплект помогает оформить дополнительный объём так, чтобы у вас были письменные основания: поручение, согласованные объём, цена и срок, — и включить этот объём в закрывающие документы. Порядок работы зависит от того, начаты ли работы. Сначала определите свой случай, потом идите по шагам своего раздела.</w:t>
+        <w:rPr>
+          <w:rFonts w:ascii="Arial" w:hAnsi="Arial"/>
+        </w:rPr>
+        <w:t>Порядок документального оформления дополнительных работ: основание выполнения, согласование объёма, цены и срока, подтверждение факта выполнения, приёмка и оплата. Для планируемых работ применяйте раздел 2, для уже выполненных без предварительного письменного согласования — раздел 3.</w:t>
       </w:r>
     </w:p>
     <w:p>
@@ -20,7 +27,10 @@
         <w:pStyle w:val="Heading1"/>
       </w:pPr>
       <w:r>
-        <w:t>1. Какой у вас случай</w:t>
+        <w:rPr>
+          <w:rFonts w:ascii="Arial" w:hAnsi="Arial"/>
+        </w:rPr>
+        <w:t>1. Определение порядка оформления</w:t>
       </w:r>
     </w:p>
     <w:p>
@@ -28,7 +38,10 @@
         <w:pStyle w:val="ListBullet"/>
       </w:pPr>
       <w:r>
-        <w:t>«Работы ещё не начаты» — заказчик просит сделать сверх договора, а вы ещё не приступили. Идите по разделу 2.</w:t>
+        <w:rPr>
+          <w:rFonts w:ascii="Arial" w:hAnsi="Arial"/>
+        </w:rPr>
+        <w:t>Работы ещё не начаты. Заказчиком предложен объём за пределами договора. Применяйте раздел 2.</w:t>
       </w:r>
     </w:p>
     <w:p>
@@ -36,7 +49,10 @@
         <w:pStyle w:val="ListBullet"/>
       </w:pPr>
       <w:r>
-        <w:t>«Работы уже выполнены без подписанных бумаг» — объём сделан по устной просьбе или по ходу работ, письменного согласования до начала нет. Идите по разделу 3. Этот маршрут помогает собрать подтверждения поручения и фактического объёма.</w:t>
+        <w:rPr>
+          <w:rFonts w:ascii="Arial" w:hAnsi="Arial"/>
+        </w:rPr>
+        <w:t>Работы выполнены без предварительного письменного согласования. Подтвердите поручение и фактический объём документами по разделу 3.</w:t>
       </w:r>
     </w:p>
     <w:p>
@@ -44,12 +60,18 @@
         <w:pStyle w:val="ListBullet"/>
       </w:pPr>
       <w:r>
-        <w:t>Часть уже сделана, часть ещё нет — сделанную часть ведите по разделу 3, остальное по разделу 2, отдельными строками журнала.</w:t>
+        <w:rPr>
+          <w:rFonts w:ascii="Arial" w:hAnsi="Arial"/>
+        </w:rPr>
+        <w:t>При частичном выполнении разграничьте планируемые и выполненные позиции. Учитывайте их отдельными строками журнала.</w:t>
       </w:r>
     </w:p>
     <w:p>
       <w:r>
-        <w:t>Общий порядок на одной странице — 10-algoritm-doprabot.pdf. Разделы 2 и 3 раскладывают его по файлам комплекта.</w:t>
+        <w:rPr>
+          <w:rFonts w:ascii="Arial" w:hAnsi="Arial"/>
+        </w:rPr>
+        <w:t>Последовательность действий приведена в файле 10-algoritm-doprabot.pdf. Подробный состав документов указан в разделах 2 и 3.</w:t>
       </w:r>
     </w:p>
     <w:p>
@@ -57,6 +79,9 @@
         <w:pStyle w:val="Heading1"/>
       </w:pPr>
       <w:r>
+        <w:rPr>
+          <w:rFonts w:ascii="Arial" w:hAnsi="Arial"/>
+        </w:rPr>
         <w:t>2. Случай А. Работы ещё не начаты</w:t>
       </w:r>
     </w:p>
@@ -65,7 +90,10 @@
         <w:ind w:left="454" w:hanging="454"/>
       </w:pPr>
       <w:r>
-        <w:t>1. Зафиксируйте просьбу письменно: 03-uvedomlenie-o-doprabotah.docx — уведомление заказчику о выявленной работе и запросе решения. Выберите маршрут А, заполните фактические реквизиты, состав объёма, срок ответа, статус участка и приложения. Маршрут Б перед отправкой удалите.</w:t>
+        <w:rPr>
+          <w:rFonts w:ascii="Arial" w:hAnsi="Arial"/>
+        </w:rPr>
+        <w:t>1. Направьте уведомление 03 о выявленных дополнительных работах и запросе решения. Для планируемого объёма заполните вариант А: реквизиты договора, состав работ, срок ответа, состояние участка и приложения. Исключите неприменимый вариант Б.</w:t>
       </w:r>
     </w:p>
     <w:p>
@@ -73,6 +101,9 @@
         <w:ind w:left="454" w:hanging="454"/>
       </w:pPr>
       <w:r>
+        <w:rPr>
+          <w:rFonts w:ascii="Arial" w:hAnsi="Arial"/>
+        </w:rPr>
         <w:t>2. Отделите дополнительный объём от договорного и опишите его: 02-soglasovanie-obema.docx — причина, отличие от исходного объёма, границы, единица, количество и подтверждающий документ. Выберите маршрут А и удалите маршрут Б в отправляемом экземпляре. Реквизиты поручения 01 в форме 02 внесите после получения поручения на шаге 5.</w:t>
       </w:r>
     </w:p>
@@ -81,7 +112,10 @@
         <w:ind w:left="454" w:hanging="454"/>
       </w:pPr>
       <w:r>
-        <w:t>3. Посчитайте цену: 07-raschet-stoimosti.xlsx — одна позиция в строке, в колонке «Источник цены» укажите, откуда взята цена.</w:t>
+        <w:rPr>
+          <w:rFonts w:ascii="Arial" w:hAnsi="Arial"/>
+        </w:rPr>
+        <w:t>3. Рассчитайте стоимость в файле 07-raschet-stoimosti.xlsx. Каждой позиции укажите единицу измерения, количество, цену и документальный источник цены.</w:t>
       </w:r>
     </w:p>
     <w:p>
@@ -89,6 +123,9 @@
         <w:ind w:left="454" w:hanging="454"/>
       </w:pPr>
       <w:r>
+        <w:rPr>
+          <w:rFonts w:ascii="Arial" w:hAnsi="Arial"/>
+        </w:rPr>
         <w:t>4. Оцените влияние на срок: 05-izmenenie-srokov.docx — затронутые операции, дополнительная продолжительность, новая контрольная дата и обновлённый график.</w:t>
       </w:r>
     </w:p>
@@ -97,6 +134,9 @@
         <w:ind w:left="454" w:hanging="454"/>
       </w:pPr>
       <w:r>
+        <w:rPr>
+          <w:rFonts w:ascii="Arial" w:hAnsi="Arial"/>
+        </w:rPr>
         <w:t>5. Получите письменное поручение до начала работ: 01-prikaz-na-dopobem.docx — кто поручает, что, где, в каком объёме, где зафиксированы цена, срок и приёмка. Проверьте, что подписывает лицо с полномочиями по вашему договору.</w:t>
       </w:r>
     </w:p>
@@ -105,6 +145,9 @@
         <w:ind w:left="454" w:hanging="454"/>
       </w:pPr>
       <w:r>
+        <w:rPr>
+          <w:rFonts w:ascii="Arial" w:hAnsi="Arial"/>
+        </w:rPr>
         <w:t>6. Закрепите объём и цену допсоглашением: 11-dopsoglashenie-obem-i-cena.docx, приложения — описание объёма из 02-soglasovanie-obema.docx и расчёт из 07-raschet-stoimosti.xlsx. Если меняется срок — 12-dopsoglashenie-sroki-doprabot.docx.</w:t>
       </w:r>
     </w:p>
@@ -113,6 +156,9 @@
         <w:ind w:left="454" w:hanging="454"/>
       </w:pPr>
       <w:r>
+        <w:rPr>
+          <w:rFonts w:ascii="Arial" w:hAnsi="Arial"/>
+        </w:rPr>
         <w:t>7. Если ответа нет по применимому сроку и соответствующие работы приостановлены — 06-pismo-o-priostanovke.docx. Укажите точные позиции, дату, меры сохранности и подтверждение доставки уведомления 03.</w:t>
       </w:r>
     </w:p>
@@ -121,7 +167,10 @@
         <w:ind w:left="454" w:hanging="454"/>
       </w:pPr>
       <w:r>
-        <w:t>8. По ходу работ ведите 08-zhurnal-doprabot.xlsx (каждая позиция — строка со статусом) и снимайте по 09-checklist-fotofiksacii.pdf. Работы, которые закроются следующими, оформите до закрытия: 04-akt-skrytyh-rabot.docx — форму и подписантов сверьте с проектом и требованиями заказчика.</w:t>
+        <w:rPr>
+          <w:rFonts w:ascii="Arial" w:hAnsi="Arial"/>
+        </w:rPr>
+        <w:t>8. Ведите журнал 08 и фотофиксацию по перечню 09. Освидетельствование скрытых работ оформляйте актом 04 до выполнения последующих работ. Проверьте состав участников и подтверждающих документов.</w:t>
       </w:r>
     </w:p>
     <w:p>
@@ -129,12 +178,18 @@
         <w:ind w:left="454" w:hanging="454"/>
       </w:pPr>
       <w:r>
+        <w:rPr>
+          <w:rFonts w:ascii="Arial" w:hAnsi="Arial"/>
+        </w:rPr>
         <w:t>9. Включите согласованный объём в закрывающие документы и отметьте в журнале колонки «Включено в КС-2» и «Оплачено».</w:t>
       </w:r>
     </w:p>
     <w:p>
       <w:r>
-        <w:t>Случай А закрыт, когда дополнительный объём согласован письменно до начала работ либо оформлен допсоглашением с ценой и сроком.</w:t>
+        <w:rPr>
+          <w:rFonts w:ascii="Arial" w:hAnsi="Arial"/>
+        </w:rPr>
+        <w:t>Контроль перед началом: дополнительный объём, цена и сроки оформлены письменными документами с проверенными полномочиями подписантов.</w:t>
       </w:r>
     </w:p>
     <w:p>
@@ -142,11 +197,17 @@
         <w:pStyle w:val="Heading1"/>
       </w:pPr>
       <w:r>
-        <w:t>3. Случай Б. Работы уже выполнены без подписанных бумаг</w:t>
+        <w:rPr>
+          <w:rFonts w:ascii="Arial" w:hAnsi="Arial"/>
+        </w:rPr>
+        <w:t>3. Случай Б. Работы выполнены без предварительного письменного согласования</w:t>
       </w:r>
     </w:p>
     <w:p>
       <w:r>
+        <w:rPr>
+          <w:rFonts w:ascii="Arial" w:hAnsi="Arial"/>
+        </w:rPr>
         <w:t>Соберите документы, подтверждающие просьбу заказчика и выполненный объём. Зафиксируйте их в журнале, рассчитайте стоимость и направьте предложение оформить дополнительный объём текущей датой.</w:t>
       </w:r>
     </w:p>
@@ -155,6 +216,9 @@
         <w:ind w:left="454" w:hanging="454"/>
       </w:pPr>
       <w:r>
+        <w:rPr>
+          <w:rFonts w:ascii="Arial" w:hAnsi="Arial"/>
+        </w:rPr>
         <w:t>1. Оформляйте документы текущей датой. Письменное поручение 01 относится к работам до их начала; для выполненного объёма переходите к журналу, подтверждениям и уведомлению.</w:t>
       </w:r>
     </w:p>
@@ -163,6 +227,9 @@
         <w:ind w:left="454" w:hanging="454"/>
       </w:pPr>
       <w:r>
+        <w:rPr>
+          <w:rFonts w:ascii="Arial" w:hAnsi="Arial"/>
+        </w:rPr>
         <w:t>2. Соберите, чем подтверждается просьба заказчика и выполнение: переписку, записи в журналах работ, протоколы совещаний, исполнительную документацию, фото с датами. Внесите каждую позицию в 08-zhurnal-doprabot.xlsx, в колонке «Основание» — чем она подтверждена.</w:t>
       </w:r>
     </w:p>
@@ -171,6 +238,9 @@
         <w:ind w:left="454" w:hanging="454"/>
       </w:pPr>
       <w:r>
+        <w:rPr>
+          <w:rFonts w:ascii="Arial" w:hAnsi="Arial"/>
+        </w:rPr>
         <w:t>3. Для каждой позиции укажите в журнале конкретное подтверждение поручения и выполнения. Отдельно отметьте позиции, по которым нужно собрать дополнительные документы или переписку.</w:t>
       </w:r>
     </w:p>
@@ -179,7 +249,10 @@
         <w:ind w:left="454" w:hanging="454"/>
       </w:pPr>
       <w:r>
-        <w:t>4. Разложите имеющиеся фото по 09-checklist-fotofiksacii.pdf и отметьте, каких кадров нет. Если выполненное ещё доступно для осмотра, а следующие работы его закроют, — оформите 04-akt-skrytyh-rabot.docx до закрытия.</w:t>
+        <w:rPr>
+          <w:rFonts w:ascii="Arial" w:hAnsi="Arial"/>
+        </w:rPr>
+        <w:t>4. Сопоставьте фотографии с перечнем 09. Укажите недостающие подтверждения. Если работы доступны для осмотра, оформите освидетельствование по форме 04 до выполнения последующих работ.</w:t>
       </w:r>
     </w:p>
     <w:p>
@@ -187,6 +260,9 @@
         <w:ind w:left="454" w:hanging="454"/>
       </w:pPr>
       <w:r>
+        <w:rPr>
+          <w:rFonts w:ascii="Arial" w:hAnsi="Arial"/>
+        </w:rPr>
         <w:t>5. Опишите объём в 02-soglasovanie-obema.docx (маршрут Б: фактический период, просьба заказчика и подтверждения по позициям) и посчитайте цену в 07-raschet-stoimosti.xlsx.</w:t>
       </w:r>
     </w:p>
@@ -195,6 +271,9 @@
         <w:ind w:left="454" w:hanging="454"/>
       </w:pPr>
       <w:r>
+        <w:rPr>
+          <w:rFonts w:ascii="Arial" w:hAnsi="Arial"/>
+        </w:rPr>
         <w:t>6. Направьте заказчику 03-uvedomlenie-o-doprabotah.docx: когда и по чьей просьбе выполнен объём, приложения — 02 и расчёт из 07, просьба согласовать объём и цену. Выберите маршрут Б с фактическими датами и документами; удалите маршрут А и относящиеся к нему поля. В приложениях укажите 02, расчёт 07 и подтверждения выполнения. Не меняйте дату уже выполненных работ и дату текущего уведомления.</w:t>
       </w:r>
     </w:p>
@@ -203,6 +282,9 @@
         <w:ind w:left="454" w:hanging="454"/>
       </w:pPr>
       <w:r>
+        <w:rPr>
+          <w:rFonts w:ascii="Arial" w:hAnsi="Arial"/>
+        </w:rPr>
         <w:t>7. Предложите оформить объём допсоглашением 11-dopsoglashenie-obem-i-cena.docx — в п. 1 укажите фактическое подтверждение просьбы заказчика; поручение 01 оставьте только для планируемых работ. Если выполненные работы сдвинули сроки, сначала подготовьте обоснование 05, затем соглашение 12.</w:t>
       </w:r>
     </w:p>
@@ -211,6 +293,9 @@
         <w:ind w:left="454" w:hanging="454"/>
       </w:pPr>
       <w:r>
+        <w:rPr>
+          <w:rFonts w:ascii="Arial" w:hAnsi="Arial"/>
+        </w:rPr>
         <w:t>8. После подписания оформите приёмочные документы по договору и отметьте в журнале включение в КС-2 и фактическое поступление оплаты отдельно.</w:t>
       </w:r>
     </w:p>
@@ -219,6 +304,9 @@
         <w:ind w:left="454" w:hanging="454"/>
       </w:pPr>
       <w:r>
+        <w:rPr>
+          <w:rFonts w:ascii="Arial" w:hAnsi="Arial"/>
+        </w:rPr>
         <w:t>9. При отказе или отсутствии ответа сохраните уведомление, доказательства доставки, переписку, журнал, акты и расчёт стоимости единым пакетом для следующего этапа работы с задолженностью.</w:t>
       </w:r>
     </w:p>
@@ -227,29 +315,37 @@
         <w:pStyle w:val="Heading1"/>
       </w:pPr>
       <w:r>
-        <w:t>4. Что лежит в архиве</w:t>
+        <w:rPr>
+          <w:rFonts w:ascii="Arial" w:hAnsi="Arial"/>
+        </w:rPr>
+        <w:t>4. Состав и назначение документов</w:t>
       </w:r>
     </w:p>
     <w:tbl>
       <w:tblPr>
         <w:tblStyle w:val="TableGrid"/>
         <w:tblW w:type="auto" w:w="0"/>
+        <w:tblLayout w:type="fixed"/>
         <w:tblLook w:firstColumn="1" w:firstRow="1" w:lastColumn="0" w:lastRow="0" w:noHBand="0" w:noVBand="1" w:val="04A0"/>
       </w:tblPr>
       <w:tblGrid>
-        <w:gridCol w:w="3324"/>
-        <w:gridCol w:w="3324"/>
-        <w:gridCol w:w="3324"/>
+        <w:gridCol w:w="3213"/>
+        <w:gridCol w:w="3213"/>
+        <w:gridCol w:w="3213"/>
       </w:tblGrid>
       <w:tr>
+        <w:trPr>
+          <w:cantSplit/>
+        </w:trPr>
         <w:tc>
           <w:tcPr>
-            <w:tcW w:type="dxa" w:w="3324"/>
+            <w:tcW w:type="dxa" w:w="3213"/>
             <w:shd w:fill="303336"/>
           </w:tcPr>
           <w:p>
             <w:r>
               <w:rPr>
+                <w:rFonts w:ascii="Arial" w:hAnsi="Arial"/>
                 <w:b/>
                 <w:color w:val="FFFFFF"/>
               </w:rPr>
@@ -259,22 +355,23 @@
         </w:tc>
         <w:tc>
           <w:tcPr>
-            <w:tcW w:type="dxa" w:w="3324"/>
+            <w:tcW w:type="dxa" w:w="3213"/>
             <w:shd w:fill="303336"/>
           </w:tcPr>
           <w:p>
             <w:r>
               <w:rPr>
+                <w:rFonts w:ascii="Arial" w:hAnsi="Arial"/>
                 <w:b/>
                 <w:color w:val="FFFFFF"/>
               </w:rPr>
-              <w:t>Что это</w:t>
+              <w:t>Назначение</w:t>
             </w:r>
           </w:p>
         </w:tc>
         <w:tc>
           <w:tcPr>
-            <w:tcW w:type="dxa" w:w="3324"/>
+            <w:tcW w:type="dxa" w:w="3213"/>
             <w:shd w:fill="303336"/>
           </w:tcPr>
           <w:p>
@@ -283,6 +380,7 @@
             </w:pPr>
             <w:r>
               <w:rPr>
+                <w:rFonts w:ascii="Arial" w:hAnsi="Arial"/>
                 <w:b/>
                 <w:color w:val="FFFFFF"/>
               </w:rPr>
@@ -292,525 +390,705 @@
         </w:tc>
       </w:tr>
       <w:tr>
+        <w:trPr>
+          <w:cantSplit/>
+        </w:trPr>
         <w:tc>
           <w:tcPr>
-            <w:tcW w:type="dxa" w:w="3324"/>
+            <w:tcW w:type="dxa" w:w="3213"/>
           </w:tcPr>
           <w:p>
             <w:r>
+              <w:rPr>
+                <w:rFonts w:ascii="Arial" w:hAnsi="Arial"/>
+              </w:rPr>
               <w:t>00-START-HERE.txt</w:t>
             </w:r>
           </w:p>
         </w:tc>
         <w:tc>
           <w:tcPr>
-            <w:tcW w:type="dxa" w:w="3324"/>
+            <w:tcW w:type="dxa" w:w="3213"/>
           </w:tcPr>
           <w:p>
             <w:r>
-              <w:t>С чего начать: ситуация, состав, границы</w:t>
+              <w:rPr>
+                <w:rFonts w:ascii="Arial" w:hAnsi="Arial"/>
+              </w:rPr>
+              <w:t>Порядок применения и состав комплекта</w:t>
             </w:r>
           </w:p>
         </w:tc>
         <w:tc>
           <w:tcPr>
-            <w:tcW w:type="dxa" w:w="3324"/>
+            <w:tcW w:type="dxa" w:w="3213"/>
           </w:tcPr>
           <w:p>
             <w:pPr>
               <w:jc w:val="center"/>
             </w:pPr>
             <w:r>
+              <w:rPr>
+                <w:rFonts w:ascii="Arial" w:hAnsi="Arial"/>
+              </w:rPr>
               <w:t>—</w:t>
             </w:r>
           </w:p>
         </w:tc>
       </w:tr>
       <w:tr>
+        <w:trPr>
+          <w:cantSplit/>
+        </w:trPr>
         <w:tc>
           <w:tcPr>
-            <w:tcW w:type="dxa" w:w="3324"/>
+            <w:tcW w:type="dxa" w:w="3213"/>
           </w:tcPr>
           <w:p>
             <w:r>
+              <w:rPr>
+                <w:rFonts w:ascii="Arial" w:hAnsi="Arial"/>
+              </w:rPr>
               <w:t>00-INSTRUKCIYA.docx</w:t>
             </w:r>
           </w:p>
         </w:tc>
         <w:tc>
           <w:tcPr>
-            <w:tcW w:type="dxa" w:w="3324"/>
+            <w:tcW w:type="dxa" w:w="3213"/>
           </w:tcPr>
           <w:p>
             <w:r>
-              <w:t>Эта инструкция, Word</w:t>
+              <w:rPr>
+                <w:rFonts w:ascii="Arial" w:hAnsi="Arial"/>
+              </w:rPr>
+              <w:t>Инструкция в редактируемом формате</w:t>
             </w:r>
           </w:p>
         </w:tc>
         <w:tc>
           <w:tcPr>
-            <w:tcW w:type="dxa" w:w="3324"/>
+            <w:tcW w:type="dxa" w:w="3213"/>
           </w:tcPr>
           <w:p>
             <w:pPr>
               <w:jc w:val="center"/>
             </w:pPr>
             <w:r>
+              <w:rPr>
+                <w:rFonts w:ascii="Arial" w:hAnsi="Arial"/>
+              </w:rPr>
               <w:t>—</w:t>
             </w:r>
           </w:p>
         </w:tc>
       </w:tr>
       <w:tr>
+        <w:trPr>
+          <w:cantSplit/>
+        </w:trPr>
         <w:tc>
           <w:tcPr>
-            <w:tcW w:type="dxa" w:w="3324"/>
+            <w:tcW w:type="dxa" w:w="3213"/>
           </w:tcPr>
           <w:p>
             <w:r>
+              <w:rPr>
+                <w:rFonts w:ascii="Arial" w:hAnsi="Arial"/>
+              </w:rPr>
               <w:t>00-INSTRUKCIYA.pdf</w:t>
             </w:r>
           </w:p>
         </w:tc>
         <w:tc>
           <w:tcPr>
-            <w:tcW w:type="dxa" w:w="3324"/>
+            <w:tcW w:type="dxa" w:w="3213"/>
           </w:tcPr>
           <w:p>
             <w:r>
-              <w:t>Эта инструкция, PDF</w:t>
+              <w:rPr>
+                <w:rFonts w:ascii="Arial" w:hAnsi="Arial"/>
+              </w:rPr>
+              <w:t>Печатная версия инструкции</w:t>
             </w:r>
           </w:p>
         </w:tc>
         <w:tc>
           <w:tcPr>
-            <w:tcW w:type="dxa" w:w="3324"/>
+            <w:tcW w:type="dxa" w:w="3213"/>
           </w:tcPr>
           <w:p>
             <w:pPr>
               <w:jc w:val="center"/>
             </w:pPr>
             <w:r>
+              <w:rPr>
+                <w:rFonts w:ascii="Arial" w:hAnsi="Arial"/>
+              </w:rPr>
               <w:t>—</w:t>
             </w:r>
           </w:p>
         </w:tc>
       </w:tr>
       <w:tr>
+        <w:trPr>
+          <w:cantSplit/>
+        </w:trPr>
         <w:tc>
           <w:tcPr>
-            <w:tcW w:type="dxa" w:w="3324"/>
+            <w:tcW w:type="dxa" w:w="3213"/>
           </w:tcPr>
           <w:p>
             <w:r>
+              <w:rPr>
+                <w:rFonts w:ascii="Arial" w:hAnsi="Arial"/>
+              </w:rPr>
               <w:t>01-prikaz-na-dopobem.docx</w:t>
             </w:r>
           </w:p>
         </w:tc>
         <w:tc>
           <w:tcPr>
-            <w:tcW w:type="dxa" w:w="3324"/>
+            <w:tcW w:type="dxa" w:w="3213"/>
           </w:tcPr>
           <w:p>
             <w:r>
+              <w:rPr>
+                <w:rFonts w:ascii="Arial" w:hAnsi="Arial"/>
+              </w:rPr>
               <w:t>Письменное поручение на дополнительный объём</w:t>
             </w:r>
           </w:p>
         </w:tc>
         <w:tc>
           <w:tcPr>
-            <w:tcW w:type="dxa" w:w="3324"/>
+            <w:tcW w:type="dxa" w:w="3213"/>
           </w:tcPr>
           <w:p>
             <w:pPr>
               <w:jc w:val="center"/>
             </w:pPr>
             <w:r>
+              <w:rPr>
+                <w:rFonts w:ascii="Arial" w:hAnsi="Arial"/>
+              </w:rPr>
               <w:t>А</w:t>
             </w:r>
           </w:p>
         </w:tc>
       </w:tr>
       <w:tr>
+        <w:trPr>
+          <w:cantSplit/>
+        </w:trPr>
         <w:tc>
           <w:tcPr>
-            <w:tcW w:type="dxa" w:w="3324"/>
+            <w:tcW w:type="dxa" w:w="3213"/>
           </w:tcPr>
           <w:p>
             <w:r>
+              <w:rPr>
+                <w:rFonts w:ascii="Arial" w:hAnsi="Arial"/>
+              </w:rPr>
               <w:t>02-soglasovanie-obema.docx</w:t>
             </w:r>
           </w:p>
         </w:tc>
         <w:tc>
           <w:tcPr>
-            <w:tcW w:type="dxa" w:w="3324"/>
+            <w:tcW w:type="dxa" w:w="3213"/>
           </w:tcPr>
           <w:p>
             <w:r>
+              <w:rPr>
+                <w:rFonts w:ascii="Arial" w:hAnsi="Arial"/>
+              </w:rPr>
               <w:t>Описание и согласование дополнительного объёма</w:t>
             </w:r>
           </w:p>
         </w:tc>
         <w:tc>
           <w:tcPr>
-            <w:tcW w:type="dxa" w:w="3324"/>
+            <w:tcW w:type="dxa" w:w="3213"/>
           </w:tcPr>
           <w:p>
             <w:pPr>
               <w:jc w:val="center"/>
             </w:pPr>
             <w:r>
+              <w:rPr>
+                <w:rFonts w:ascii="Arial" w:hAnsi="Arial"/>
+              </w:rPr>
               <w:t>А, Б</w:t>
             </w:r>
           </w:p>
         </w:tc>
       </w:tr>
       <w:tr>
+        <w:trPr>
+          <w:cantSplit/>
+        </w:trPr>
         <w:tc>
           <w:tcPr>
-            <w:tcW w:type="dxa" w:w="3324"/>
+            <w:tcW w:type="dxa" w:w="3213"/>
           </w:tcPr>
           <w:p>
             <w:r>
+              <w:rPr>
+                <w:rFonts w:ascii="Arial" w:hAnsi="Arial"/>
+              </w:rPr>
               <w:t>03-uvedomlenie-o-doprabotah.docx</w:t>
             </w:r>
           </w:p>
         </w:tc>
         <w:tc>
           <w:tcPr>
-            <w:tcW w:type="dxa" w:w="3324"/>
+            <w:tcW w:type="dxa" w:w="3213"/>
           </w:tcPr>
           <w:p>
             <w:r>
+              <w:rPr>
+                <w:rFonts w:ascii="Arial" w:hAnsi="Arial"/>
+              </w:rPr>
               <w:t>Уведомление заказчику о дополнительных работах</w:t>
             </w:r>
           </w:p>
         </w:tc>
         <w:tc>
           <w:tcPr>
-            <w:tcW w:type="dxa" w:w="3324"/>
+            <w:tcW w:type="dxa" w:w="3213"/>
           </w:tcPr>
           <w:p>
             <w:pPr>
               <w:jc w:val="center"/>
             </w:pPr>
             <w:r>
+              <w:rPr>
+                <w:rFonts w:ascii="Arial" w:hAnsi="Arial"/>
+              </w:rPr>
               <w:t>А, Б</w:t>
             </w:r>
           </w:p>
         </w:tc>
       </w:tr>
       <w:tr>
+        <w:trPr>
+          <w:cantSplit/>
+        </w:trPr>
         <w:tc>
           <w:tcPr>
-            <w:tcW w:type="dxa" w:w="3324"/>
+            <w:tcW w:type="dxa" w:w="3213"/>
           </w:tcPr>
           <w:p>
             <w:r>
-              <w:t>04-akt-skrytyh-rabot.docx</w:t>
+              <w:rPr>
+                <w:rFonts w:ascii="Arial" w:hAnsi="Arial"/>
+              </w:rPr>
+              <w:t>04-akt-skrytyh-rabot.pdf</w:t>
             </w:r>
           </w:p>
         </w:tc>
         <w:tc>
           <w:tcPr>
-            <w:tcW w:type="dxa" w:w="3324"/>
+            <w:tcW w:type="dxa" w:w="3213"/>
           </w:tcPr>
           <w:p>
             <w:r>
+              <w:rPr>
+                <w:rFonts w:ascii="Arial" w:hAnsi="Arial"/>
+              </w:rPr>
               <w:t>Акт освидетельствования скрытых работ</w:t>
             </w:r>
           </w:p>
         </w:tc>
         <w:tc>
           <w:tcPr>
-            <w:tcW w:type="dxa" w:w="3324"/>
+            <w:tcW w:type="dxa" w:w="3213"/>
           </w:tcPr>
           <w:p>
             <w:pPr>
               <w:jc w:val="center"/>
             </w:pPr>
             <w:r>
+              <w:rPr>
+                <w:rFonts w:ascii="Arial" w:hAnsi="Arial"/>
+              </w:rPr>
               <w:t>А, Б</w:t>
             </w:r>
           </w:p>
         </w:tc>
       </w:tr>
       <w:tr>
+        <w:trPr>
+          <w:cantSplit/>
+        </w:trPr>
         <w:tc>
           <w:tcPr>
-            <w:tcW w:type="dxa" w:w="3324"/>
+            <w:tcW w:type="dxa" w:w="3213"/>
           </w:tcPr>
           <w:p>
             <w:r>
+              <w:rPr>
+                <w:rFonts w:ascii="Arial" w:hAnsi="Arial"/>
+              </w:rPr>
               <w:t>05-izmenenie-srokov.docx</w:t>
             </w:r>
           </w:p>
         </w:tc>
         <w:tc>
           <w:tcPr>
-            <w:tcW w:type="dxa" w:w="3324"/>
+            <w:tcW w:type="dxa" w:w="3213"/>
           </w:tcPr>
           <w:p>
             <w:r>
+              <w:rPr>
+                <w:rFonts w:ascii="Arial" w:hAnsi="Arial"/>
+              </w:rPr>
               <w:t>Расчёт влияния на срок и предлагаемая контрольная дата</w:t>
             </w:r>
           </w:p>
         </w:tc>
         <w:tc>
           <w:tcPr>
-            <w:tcW w:type="dxa" w:w="3324"/>
+            <w:tcW w:type="dxa" w:w="3213"/>
           </w:tcPr>
           <w:p>
             <w:pPr>
               <w:jc w:val="center"/>
             </w:pPr>
             <w:r>
+              <w:rPr>
+                <w:rFonts w:ascii="Arial" w:hAnsi="Arial"/>
+              </w:rPr>
               <w:t>А, Б</w:t>
             </w:r>
           </w:p>
         </w:tc>
       </w:tr>
       <w:tr>
+        <w:trPr>
+          <w:cantSplit/>
+        </w:trPr>
         <w:tc>
           <w:tcPr>
-            <w:tcW w:type="dxa" w:w="3324"/>
+            <w:tcW w:type="dxa" w:w="3213"/>
           </w:tcPr>
           <w:p>
             <w:r>
+              <w:rPr>
+                <w:rFonts w:ascii="Arial" w:hAnsi="Arial"/>
+              </w:rPr>
               <w:t>06-pismo-o-priostanovke.docx</w:t>
             </w:r>
           </w:p>
         </w:tc>
         <w:tc>
           <w:tcPr>
-            <w:tcW w:type="dxa" w:w="3324"/>
+            <w:tcW w:type="dxa" w:w="3213"/>
           </w:tcPr>
           <w:p>
             <w:r>
+              <w:rPr>
+                <w:rFonts w:ascii="Arial" w:hAnsi="Arial"/>
+              </w:rPr>
               <w:t>Письмо о приостановке до решения заказчика</w:t>
             </w:r>
           </w:p>
         </w:tc>
         <w:tc>
           <w:tcPr>
-            <w:tcW w:type="dxa" w:w="3324"/>
+            <w:tcW w:type="dxa" w:w="3213"/>
           </w:tcPr>
           <w:p>
             <w:pPr>
               <w:jc w:val="center"/>
             </w:pPr>
             <w:r>
+              <w:rPr>
+                <w:rFonts w:ascii="Arial" w:hAnsi="Arial"/>
+              </w:rPr>
               <w:t>А</w:t>
             </w:r>
           </w:p>
         </w:tc>
       </w:tr>
       <w:tr>
+        <w:trPr>
+          <w:cantSplit/>
+        </w:trPr>
         <w:tc>
           <w:tcPr>
-            <w:tcW w:type="dxa" w:w="3324"/>
+            <w:tcW w:type="dxa" w:w="3213"/>
           </w:tcPr>
           <w:p>
             <w:r>
+              <w:rPr>
+                <w:rFonts w:ascii="Arial" w:hAnsi="Arial"/>
+              </w:rPr>
               <w:t>07-raschet-stoimosti.xlsx</w:t>
             </w:r>
           </w:p>
         </w:tc>
         <w:tc>
           <w:tcPr>
-            <w:tcW w:type="dxa" w:w="3324"/>
+            <w:tcW w:type="dxa" w:w="3213"/>
           </w:tcPr>
           <w:p>
             <w:r>
+              <w:rPr>
+                <w:rFonts w:ascii="Arial" w:hAnsi="Arial"/>
+              </w:rPr>
               <w:t>Расчёт стоимости дополнительных работ</w:t>
             </w:r>
           </w:p>
         </w:tc>
         <w:tc>
           <w:tcPr>
-            <w:tcW w:type="dxa" w:w="3324"/>
+            <w:tcW w:type="dxa" w:w="3213"/>
           </w:tcPr>
           <w:p>
             <w:pPr>
               <w:jc w:val="center"/>
             </w:pPr>
             <w:r>
+              <w:rPr>
+                <w:rFonts w:ascii="Arial" w:hAnsi="Arial"/>
+              </w:rPr>
               <w:t>А, Б</w:t>
             </w:r>
           </w:p>
         </w:tc>
       </w:tr>
       <w:tr>
+        <w:trPr>
+          <w:cantSplit/>
+        </w:trPr>
         <w:tc>
           <w:tcPr>
-            <w:tcW w:type="dxa" w:w="3324"/>
+            <w:tcW w:type="dxa" w:w="3213"/>
           </w:tcPr>
           <w:p>
             <w:r>
+              <w:rPr>
+                <w:rFonts w:ascii="Arial" w:hAnsi="Arial"/>
+              </w:rPr>
               <w:t>08-zhurnal-doprabot.xlsx</w:t>
             </w:r>
           </w:p>
         </w:tc>
         <w:tc>
           <w:tcPr>
-            <w:tcW w:type="dxa" w:w="3324"/>
+            <w:tcW w:type="dxa" w:w="3213"/>
           </w:tcPr>
           <w:p>
             <w:r>
+              <w:rPr>
+                <w:rFonts w:ascii="Arial" w:hAnsi="Arial"/>
+              </w:rPr>
               <w:t>Журнал: основание, объём, статус, КС-2, оплата</w:t>
             </w:r>
           </w:p>
         </w:tc>
         <w:tc>
           <w:tcPr>
-            <w:tcW w:type="dxa" w:w="3324"/>
+            <w:tcW w:type="dxa" w:w="3213"/>
           </w:tcPr>
           <w:p>
             <w:pPr>
               <w:jc w:val="center"/>
             </w:pPr>
             <w:r>
+              <w:rPr>
+                <w:rFonts w:ascii="Arial" w:hAnsi="Arial"/>
+              </w:rPr>
               <w:t>А, Б</w:t>
             </w:r>
           </w:p>
         </w:tc>
       </w:tr>
       <w:tr>
+        <w:trPr>
+          <w:cantSplit/>
+        </w:trPr>
         <w:tc>
           <w:tcPr>
-            <w:tcW w:type="dxa" w:w="3324"/>
+            <w:tcW w:type="dxa" w:w="3213"/>
           </w:tcPr>
           <w:p>
             <w:r>
+              <w:rPr>
+                <w:rFonts w:ascii="Arial" w:hAnsi="Arial"/>
+              </w:rPr>
               <w:t>09-checklist-fotofiksacii.pdf</w:t>
             </w:r>
           </w:p>
         </w:tc>
         <w:tc>
           <w:tcPr>
-            <w:tcW w:type="dxa" w:w="3324"/>
+            <w:tcW w:type="dxa" w:w="3213"/>
           </w:tcPr>
           <w:p>
             <w:r>
+              <w:rPr>
+                <w:rFonts w:ascii="Arial" w:hAnsi="Arial"/>
+              </w:rPr>
               <w:t>Чек-лист фотофиксации</w:t>
             </w:r>
           </w:p>
         </w:tc>
         <w:tc>
           <w:tcPr>
-            <w:tcW w:type="dxa" w:w="3324"/>
+            <w:tcW w:type="dxa" w:w="3213"/>
           </w:tcPr>
           <w:p>
             <w:pPr>
               <w:jc w:val="center"/>
             </w:pPr>
             <w:r>
+              <w:rPr>
+                <w:rFonts w:ascii="Arial" w:hAnsi="Arial"/>
+              </w:rPr>
               <w:t>А, Б</w:t>
             </w:r>
           </w:p>
         </w:tc>
       </w:tr>
       <w:tr>
+        <w:trPr>
+          <w:cantSplit/>
+        </w:trPr>
         <w:tc>
           <w:tcPr>
-            <w:tcW w:type="dxa" w:w="3324"/>
+            <w:tcW w:type="dxa" w:w="3213"/>
           </w:tcPr>
           <w:p>
             <w:r>
+              <w:rPr>
+                <w:rFonts w:ascii="Arial" w:hAnsi="Arial"/>
+              </w:rPr>
               <w:t>10-algoritm-doprabot.pdf</w:t>
             </w:r>
           </w:p>
         </w:tc>
         <w:tc>
           <w:tcPr>
-            <w:tcW w:type="dxa" w:w="3324"/>
+            <w:tcW w:type="dxa" w:w="3213"/>
           </w:tcPr>
           <w:p>
             <w:r>
+              <w:rPr>
+                <w:rFonts w:ascii="Arial" w:hAnsi="Arial"/>
+              </w:rPr>
               <w:t>Два маршрута и контрольный порядок</w:t>
             </w:r>
           </w:p>
         </w:tc>
         <w:tc>
           <w:tcPr>
-            <w:tcW w:type="dxa" w:w="3324"/>
+            <w:tcW w:type="dxa" w:w="3213"/>
           </w:tcPr>
           <w:p>
             <w:pPr>
               <w:jc w:val="center"/>
             </w:pPr>
             <w:r>
+              <w:rPr>
+                <w:rFonts w:ascii="Arial" w:hAnsi="Arial"/>
+              </w:rPr>
               <w:t>А, Б</w:t>
             </w:r>
           </w:p>
         </w:tc>
       </w:tr>
       <w:tr>
+        <w:trPr>
+          <w:cantSplit/>
+        </w:trPr>
         <w:tc>
           <w:tcPr>
-            <w:tcW w:type="dxa" w:w="3324"/>
+            <w:tcW w:type="dxa" w:w="3213"/>
           </w:tcPr>
           <w:p>
             <w:r>
+              <w:rPr>
+                <w:rFonts w:ascii="Arial" w:hAnsi="Arial"/>
+              </w:rPr>
               <w:t>11-dopsoglashenie-obem-i-cena.docx</w:t>
             </w:r>
           </w:p>
         </w:tc>
         <w:tc>
           <w:tcPr>
-            <w:tcW w:type="dxa" w:w="3324"/>
+            <w:tcW w:type="dxa" w:w="3213"/>
           </w:tcPr>
           <w:p>
             <w:r>
+              <w:rPr>
+                <w:rFonts w:ascii="Arial" w:hAnsi="Arial"/>
+              </w:rPr>
               <w:t>Допсоглашение об изменении объёма и цены</w:t>
             </w:r>
           </w:p>
         </w:tc>
         <w:tc>
           <w:tcPr>
-            <w:tcW w:type="dxa" w:w="3324"/>
+            <w:tcW w:type="dxa" w:w="3213"/>
           </w:tcPr>
           <w:p>
             <w:pPr>
               <w:jc w:val="center"/>
             </w:pPr>
             <w:r>
+              <w:rPr>
+                <w:rFonts w:ascii="Arial" w:hAnsi="Arial"/>
+              </w:rPr>
               <w:t>А, Б</w:t>
             </w:r>
           </w:p>
         </w:tc>
       </w:tr>
       <w:tr>
+        <w:trPr>
+          <w:cantSplit/>
+        </w:trPr>
         <w:tc>
           <w:tcPr>
-            <w:tcW w:type="dxa" w:w="3324"/>
+            <w:tcW w:type="dxa" w:w="3213"/>
           </w:tcPr>
           <w:p>
             <w:r>
+              <w:rPr>
+                <w:rFonts w:ascii="Arial" w:hAnsi="Arial"/>
+              </w:rPr>
               <w:t>12-dopsoglashenie-sroki-doprabot.docx</w:t>
             </w:r>
           </w:p>
         </w:tc>
         <w:tc>
           <w:tcPr>
-            <w:tcW w:type="dxa" w:w="3324"/>
+            <w:tcW w:type="dxa" w:w="3213"/>
           </w:tcPr>
           <w:p>
             <w:r>
+              <w:rPr>
+                <w:rFonts w:ascii="Arial" w:hAnsi="Arial"/>
+              </w:rPr>
               <w:t>Допсоглашение об изменении сроков</w:t>
             </w:r>
           </w:p>
         </w:tc>
         <w:tc>
           <w:tcPr>
-            <w:tcW w:type="dxa" w:w="3324"/>
+            <w:tcW w:type="dxa" w:w="3213"/>
           </w:tcPr>
           <w:p>
             <w:pPr>
               <w:jc w:val="center"/>
             </w:pPr>
             <w:r>
+              <w:rPr>
+                <w:rFonts w:ascii="Arial" w:hAnsi="Arial"/>
+              </w:rPr>
               <w:t>А, Б</w:t>
             </w:r>
           </w:p>
@@ -819,7 +1097,10 @@
     </w:tbl>
     <w:p>
       <w:r>
-        <w:t>Word и Excel редактируются, PDF — чек-лист и алгоритм для работы, их заказчику не отправляют.</w:t>
+        <w:rPr>
+          <w:rFonts w:ascii="Arial" w:hAnsi="Arial"/>
+        </w:rPr>
+        <w:t>Формы Word и расчёты Excel заполните по документам объекта. Файл 04 — исходный бланк АОСР в PDF для печати и заполнения; интерактивные поля в нём отсутствуют. Остальные PDF содержат инструкции и проверочные листы.</w:t>
       </w:r>
     </w:p>
     <w:p>
@@ -827,7 +1108,10 @@
         <w:pStyle w:val="Heading1"/>
       </w:pPr>
       <w:r>
-        <w:t>5. Как закрепить результат работы</w:t>
+        <w:rPr>
+          <w:rFonts w:ascii="Arial" w:hAnsi="Arial"/>
+        </w:rPr>
+        <w:t>5. Хранение согласований и контроль оплаты</w:t>
       </w:r>
     </w:p>
     <w:p>
@@ -835,6 +1119,9 @@
         <w:pStyle w:val="ListBullet"/>
       </w:pPr>
       <w:r>
+        <w:rPr>
+          <w:rFonts w:ascii="Arial" w:hAnsi="Arial"/>
+        </w:rPr>
         <w:t>Сохраните поручение, описание дополнительного объёма и согласованную цену вместе с исходным договором.</w:t>
       </w:r>
     </w:p>
@@ -843,6 +1130,9 @@
         <w:pStyle w:val="ListBullet"/>
       </w:pPr>
       <w:r>
+        <w:rPr>
+          <w:rFonts w:ascii="Arial" w:hAnsi="Arial"/>
+        </w:rPr>
         <w:t>Свяжите каждую позицию журнала с письмом, актом, фотографиями и расчётом стоимости.</w:t>
       </w:r>
     </w:p>
@@ -851,6 +1141,9 @@
         <w:pStyle w:val="ListBullet"/>
       </w:pPr>
       <w:r>
+        <w:rPr>
+          <w:rFonts w:ascii="Arial" w:hAnsi="Arial"/>
+        </w:rPr>
         <w:t>После подписания включите объём в закрывающие документы и отслеживайте его оплату.</w:t>
       </w:r>
     </w:p>
@@ -859,6 +1152,9 @@
         <w:pStyle w:val="ListBullet"/>
       </w:pPr>
       <w:r>
+        <w:rPr>
+          <w:rFonts w:ascii="Arial" w:hAnsi="Arial"/>
+        </w:rPr>
         <w:t>При отказе или отсутствии ответа сохраните подтверждение направления документов и собранные доказательства.</w:t>
       </w:r>
     </w:p>
@@ -867,6 +1163,9 @@
         <w:pStyle w:val="Heading1"/>
       </w:pPr>
       <w:r>
+        <w:rPr>
+          <w:rFonts w:ascii="Arial" w:hAnsi="Arial"/>
+        </w:rPr>
         <w:t>6. Перед отправкой любого документа</w:t>
       </w:r>
     </w:p>
@@ -875,6 +1174,9 @@
         <w:pStyle w:val="ListBullet"/>
       </w:pPr>
       <w:r>
+        <w:rPr>
+          <w:rFonts w:ascii="Arial" w:hAnsi="Arial"/>
+        </w:rPr>
         <w:t>Проверьте заполненные реквизиты сторон, договора, объекта, даты, подписи, полномочия подписантов и приложения в формах 01–06, 11 и 12.</w:t>
       </w:r>
     </w:p>
@@ -883,6 +1185,9 @@
         <w:pStyle w:val="ListBullet"/>
       </w:pPr>
       <w:r>
+        <w:rPr>
+          <w:rFonts w:ascii="Arial" w:hAnsi="Arial"/>
+        </w:rPr>
         <w:t>Замените поля в квадратных скобках фактическими данными.</w:t>
       </w:r>
     </w:p>
@@ -891,6 +1196,9 @@
         <w:pStyle w:val="ListBullet"/>
       </w:pPr>
       <w:r>
+        <w:rPr>
+          <w:rFonts w:ascii="Arial" w:hAnsi="Arial"/>
+        </w:rPr>
         <w:t>В формах 02, 03 и 11 оставьте только выбранный маршрут и относящиеся к нему заполненные сведения. В направляемых документах не должно остаться квадратных скобок и второго варианта на выбор.</w:t>
       </w:r>
     </w:p>
@@ -899,6 +1207,9 @@
         <w:pStyle w:val="ListBullet"/>
       </w:pPr>
       <w:r>
+        <w:rPr>
+          <w:rFonts w:ascii="Arial" w:hAnsi="Arial"/>
+        </w:rPr>
         <w:t>Перед отправкой удалите рабочие подсказки, оставьте заполненные реквизиты, основной текст и приложения, которые относятся к вашему объекту.</w:t>
       </w:r>
     </w:p>
@@ -907,6 +1218,9 @@
         <w:pStyle w:val="ListBullet"/>
       </w:pPr>
       <w:r>
+        <w:rPr>
+          <w:rFonts w:ascii="Arial" w:hAnsi="Arial"/>
+        </w:rPr>
         <w:t>Проверьте, что на экземпляре для заказчика указаны стороны, объект, дата, подписи и перечень приложений.</w:t>
       </w:r>
     </w:p>
@@ -915,6 +1229,9 @@
         <w:pStyle w:val="ListBullet"/>
       </w:pPr>
       <w:r>
+        <w:rPr>
+          <w:rFonts w:ascii="Arial" w:hAnsi="Arial"/>
+        </w:rPr>
         <w:t>Сохраните отправленную версию и подтверждение доставки рядом с записью в журнале 08-zhurnal-doprabot.xlsx.</w:t>
       </w:r>
     </w:p>
@@ -923,16 +1240,25 @@
         <w:pStyle w:val="Heading1"/>
       </w:pPr>
       <w:r>
+        <w:rPr>
+          <w:rFonts w:ascii="Arial" w:hAnsi="Arial"/>
+        </w:rPr>
         <w:t>7. Если ситуация изменилась</w:t>
       </w:r>
     </w:p>
     <w:p>
       <w:r>
-        <w:t>Допы согласованы и выполнены, работы закрыты, а оплаты нет — спор перешёл с доказанности поручения на сами деньги, и это другой набор документов. Куда идти дальше, сказано в 00-START-HERE.txt, раздел 7.</w:t>
+        <w:rPr>
+          <w:rFonts w:ascii="Arial" w:hAnsi="Arial"/>
+        </w:rPr>
+        <w:t>Если дополнительные работы согласованы, приняты, но не оплачены в установленный срок, проверьте остаток задолженности и применимый досудебный порядок. Подготовьте требование об оплате с договором, соглашениями, актами и расчётом.</w:t>
       </w:r>
     </w:p>
     <w:p>
       <w:r>
+        <w:rPr>
+          <w:rFonts w:ascii="Arial" w:hAnsi="Arial"/>
+        </w:rPr>
         <w:t>Вопросы по составу комплекта: marzhavbetone@yandex.ru</w:t>
       </w:r>
     </w:p>
@@ -942,6 +1268,7 @@
       </w:pPr>
       <w:r>
         <w:rPr>
+          <w:rFonts w:ascii="Arial" w:hAnsi="Arial"/>
           <w:color w:val="000000"/>
           <w:sz w:val="20"/>
         </w:rPr>
@@ -951,23 +1278,51 @@
     <w:p>
       <w:pPr/>
       <w:r>
-        <w:t>Файл 04 следует составу и последовательности рекомендуемого образца акта освидетельствования скрытых работ из приложения № 3 к составу исполнительной документации, утвержденному приказом Минстроя России от 16.05.2023 № 344/пр. Он применим к скрытым работам при строительстве, реконструкции и капитальном ремонте объектов капитального строительства. Заполните всех участников и подписантов по фактическим ролям, проектные и исполнительные документы, даты, требования и решение о последующих работах. Подписывайте до закрытия работ следующими операциями.</w:t>
+        <w:rPr>
+          <w:rFonts w:ascii="Arial" w:hAnsi="Arial"/>
+        </w:rPr>
+        <w:t>Файл 04 содержит неизменённые страницы рекомендуемого образца АОСР из приложения № 3 к составу исполнительной документации по приказу Минстроя России от 16.05.2023 № 344/пр. Заполните реквизиты объекта и участников, пункты 1–7, приложения и подписи по фактическим обстоятельствам. Освидетельствование оформите до выполнения последующих работ.</w:t>
       </w:r>
     </w:p>
     <w:p>
       <w:pPr/>
       <w:r>
-        <w:t>Связь с дополнительным объемом, журналом 08, фото и согласованием 02 указывайте в приложениях или дополнительных сведениях, не заменяя ими разделы акта. Остальные файлы комплекта — рабочие формы переписки, согласования, учета и расчета; общего образца Минстроя для них нет. Проверьте договор и утвержденный для объекта перечень исполнительной документации. Источник: https://publication.pravo.gov.ru/document/0001202306010019 .</w:t>
+        <w:rPr>
+          <w:rFonts w:ascii="Arial" w:hAnsi="Arial"/>
+        </w:rPr>
+        <w:t>Связь с дополнительным объёмом, журналом 08, фотоматериалами и согласованием 02 отразите в предусмотренных разделах акта и приложениях. Сохраните все графы и реквизиты исходного бланка. Источник: https://minjust.consultant.ru/files/47785, страницы 13–16.</w:t>
       </w:r>
     </w:p>
     <w:sectPr>
-      <w:pgSz w:w="12240" w:h="15840"/>
+      <w:headerReference w:type="default" r:id="rId9"/>
+      <w:footerReference w:type="default" r:id="rId10"/>
+      <w:pgSz w:w="11906" w:h="16838"/>
       <w:pgMar w:top="1134" w:right="1134" w:bottom="1134" w:left="1134" w:header="720" w:footer="720" w:gutter="0"/>
       <w:cols w:space="720"/>
       <w:docGrid w:linePitch="360"/>
     </w:sectPr>
   </w:body>
 </w:document>
+</file>
+
+<file path=word/footer1.xml><?xml version="1.0" encoding="utf-8"?>
+<w:ftr xmlns:m="http://schemas.openxmlformats.org/officeDocument/2006/math" xmlns:mc="http://schemas.openxmlformats.org/markup-compatibility/2006" xmlns:mo="http://schemas.microsoft.com/office/mac/office/2008/main" xmlns:mv="urn:schemas-microsoft-com:mac:vml" xmlns:o="urn:schemas-microsoft-com:office:office" xmlns:r="http://schemas.openxmlformats.org/officeDocument/2006/relationships" xmlns:v="urn:schemas-microsoft-com:vml" xmlns:w10="urn:schemas-microsoft-com:office:word" xmlns:w14="http://schemas.microsoft.com/office/word/2010/wordml" xmlns:w="http://schemas.openxmlformats.org/wordprocessingml/2006/main" xmlns:wne="http://schemas.microsoft.com/office/word/2006/wordml" xmlns:wp14="http://schemas.microsoft.com/office/word/2010/wordprocessingDrawing" xmlns:wp="http://schemas.openxmlformats.org/drawingml/2006/wordprocessingDrawing" xmlns:wpc="http://schemas.microsoft.com/office/word/2010/wordprocessingCanvas" xmlns:wpg="http://schemas.microsoft.com/office/word/2010/wordprocessingGroup" xmlns:wpi="http://schemas.microsoft.com/office/word/2010/wordprocessingInk" xmlns:wps="http://schemas.microsoft.com/office/word/2010/wordprocessingShape" mc:Ignorable="w14 wp14">
+  <w:p>
+    <w:pPr>
+      <w:pStyle w:val="Footer"/>
+    </w:pPr>
+  </w:p>
+</w:ftr>
+</file>
+
+<file path=word/header1.xml><?xml version="1.0" encoding="utf-8"?>
+<w:hdr xmlns:m="http://schemas.openxmlformats.org/officeDocument/2006/math" xmlns:mc="http://schemas.openxmlformats.org/markup-compatibility/2006" xmlns:mo="http://schemas.microsoft.com/office/mac/office/2008/main" xmlns:mv="urn:schemas-microsoft-com:mac:vml" xmlns:o="urn:schemas-microsoft-com:office:office" xmlns:r="http://schemas.openxmlformats.org/officeDocument/2006/relationships" xmlns:v="urn:schemas-microsoft-com:vml" xmlns:w10="urn:schemas-microsoft-com:office:word" xmlns:w14="http://schemas.microsoft.com/office/word/2010/wordml" xmlns:w="http://schemas.openxmlformats.org/wordprocessingml/2006/main" xmlns:wne="http://schemas.microsoft.com/office/word/2006/wordml" xmlns:wp14="http://schemas.microsoft.com/office/word/2010/wordprocessingDrawing" xmlns:wp="http://schemas.openxmlformats.org/drawingml/2006/wordprocessingDrawing" xmlns:wpc="http://schemas.microsoft.com/office/word/2010/wordprocessingCanvas" xmlns:wpg="http://schemas.microsoft.com/office/word/2010/wordprocessingGroup" xmlns:wpi="http://schemas.microsoft.com/office/word/2010/wordprocessingInk" xmlns:wps="http://schemas.microsoft.com/office/word/2010/wordprocessingShape" mc:Ignorable="w14 wp14">
+  <w:p>
+    <w:pPr>
+      <w:pStyle w:val="Header"/>
+    </w:pPr>
+  </w:p>
+</w:hdr>
 </file>
 
 <file path=word/numbering.xml><?xml version="1.0" encoding="utf-8"?>
@@ -1353,6 +1708,9 @@
       </w:tabs>
       <w:spacing w:after="0" w:line="240" w:lineRule="auto"/>
     </w:pPr>
+    <w:rPr>
+      <w:rFonts w:ascii="Arial" w:hAnsi="Arial"/>
+    </w:rPr>
   </w:style>
   <w:style w:type="character" w:customStyle="1" w:styleId="HeaderChar">
     <w:name w:val="Header Char"/>
@@ -1360,6 +1718,9 @@
     <w:link w:val="Header"/>
     <w:uiPriority w:val="99"/>
     <w:rsid w:val="00E618BF"/>
+    <w:rPr>
+      <w:rFonts w:ascii="Arial" w:hAnsi="Arial"/>
+    </w:rPr>
   </w:style>
   <w:style w:type="paragraph" w:styleId="Footer">
     <w:name w:val="footer"/>
@@ -1375,6 +1736,9 @@
       </w:tabs>
       <w:spacing w:after="0" w:line="240" w:lineRule="auto"/>
     </w:pPr>
+    <w:rPr>
+      <w:rFonts w:ascii="Arial" w:hAnsi="Arial"/>
+    </w:rPr>
   </w:style>
   <w:style w:type="character" w:customStyle="1" w:styleId="FooterChar">
     <w:name w:val="Footer Char"/>
@@ -1382,6 +1746,9 @@
     <w:link w:val="Footer"/>
     <w:uiPriority w:val="99"/>
     <w:rsid w:val="00E618BF"/>
+    <w:rPr>
+      <w:rFonts w:ascii="Arial" w:hAnsi="Arial"/>
+    </w:rPr>
   </w:style>
   <w:style w:type="paragraph" w:styleId="Heading1">
     <w:name w:val="heading 1"/>
@@ -1422,7 +1789,7 @@
       <w:outlineLvl w:val="1"/>
     </w:pPr>
     <w:rPr>
-      <w:rFonts w:asciiTheme="majorHAnsi" w:eastAsiaTheme="majorEastAsia" w:hAnsiTheme="majorHAnsi" w:cstheme="majorBidi"/>
+      <w:rFonts w:asciiTheme="majorHAnsi" w:eastAsiaTheme="majorEastAsia" w:hAnsiTheme="majorHAnsi" w:cstheme="majorBidi" w:ascii="Arial" w:hAnsi="Arial"/>
       <w:b/>
       <w:bCs/>
       <w:color w:val="4F81BD" w:themeColor="accent1"/>
@@ -1446,7 +1813,7 @@
       <w:outlineLvl w:val="2"/>
     </w:pPr>
     <w:rPr>
-      <w:rFonts w:asciiTheme="majorHAnsi" w:eastAsiaTheme="majorEastAsia" w:hAnsiTheme="majorHAnsi" w:cstheme="majorBidi"/>
+      <w:rFonts w:asciiTheme="majorHAnsi" w:eastAsiaTheme="majorEastAsia" w:hAnsiTheme="majorHAnsi" w:cstheme="majorBidi" w:ascii="Arial" w:hAnsi="Arial"/>
       <w:b/>
       <w:bCs/>
       <w:color w:val="4F81BD" w:themeColor="accent1"/>
@@ -1469,7 +1836,7 @@
       <w:outlineLvl w:val="3"/>
     </w:pPr>
     <w:rPr>
-      <w:rFonts w:asciiTheme="majorHAnsi" w:eastAsiaTheme="majorEastAsia" w:hAnsiTheme="majorHAnsi" w:cstheme="majorBidi"/>
+      <w:rFonts w:asciiTheme="majorHAnsi" w:eastAsiaTheme="majorEastAsia" w:hAnsiTheme="majorHAnsi" w:cstheme="majorBidi" w:ascii="Arial" w:hAnsi="Arial"/>
       <w:b/>
       <w:bCs/>
       <w:i/>
@@ -1494,7 +1861,7 @@
       <w:outlineLvl w:val="4"/>
     </w:pPr>
     <w:rPr>
-      <w:rFonts w:asciiTheme="majorHAnsi" w:eastAsiaTheme="majorEastAsia" w:hAnsiTheme="majorHAnsi" w:cstheme="majorBidi"/>
+      <w:rFonts w:asciiTheme="majorHAnsi" w:eastAsiaTheme="majorEastAsia" w:hAnsiTheme="majorHAnsi" w:cstheme="majorBidi" w:ascii="Arial" w:hAnsi="Arial"/>
       <w:color w:val="243F60" w:themeColor="accent1" w:themeShade="7F"/>
     </w:rPr>
   </w:style>
@@ -1515,7 +1882,7 @@
       <w:outlineLvl w:val="5"/>
     </w:pPr>
     <w:rPr>
-      <w:rFonts w:asciiTheme="majorHAnsi" w:eastAsiaTheme="majorEastAsia" w:hAnsiTheme="majorHAnsi" w:cstheme="majorBidi"/>
+      <w:rFonts w:asciiTheme="majorHAnsi" w:eastAsiaTheme="majorEastAsia" w:hAnsiTheme="majorHAnsi" w:cstheme="majorBidi" w:ascii="Arial" w:hAnsi="Arial"/>
       <w:i/>
       <w:iCs/>
       <w:color w:val="243F60" w:themeColor="accent1" w:themeShade="7F"/>
@@ -1538,7 +1905,7 @@
       <w:outlineLvl w:val="6"/>
     </w:pPr>
     <w:rPr>
-      <w:rFonts w:asciiTheme="majorHAnsi" w:eastAsiaTheme="majorEastAsia" w:hAnsiTheme="majorHAnsi" w:cstheme="majorBidi"/>
+      <w:rFonts w:asciiTheme="majorHAnsi" w:eastAsiaTheme="majorEastAsia" w:hAnsiTheme="majorHAnsi" w:cstheme="majorBidi" w:ascii="Arial" w:hAnsi="Arial"/>
       <w:i/>
       <w:iCs/>
       <w:color w:val="404040" w:themeColor="text1" w:themeTint="BF"/>
@@ -1561,7 +1928,7 @@
       <w:outlineLvl w:val="7"/>
     </w:pPr>
     <w:rPr>
-      <w:rFonts w:asciiTheme="majorHAnsi" w:eastAsiaTheme="majorEastAsia" w:hAnsiTheme="majorHAnsi" w:cstheme="majorBidi"/>
+      <w:rFonts w:asciiTheme="majorHAnsi" w:eastAsiaTheme="majorEastAsia" w:hAnsiTheme="majorHAnsi" w:cstheme="majorBidi" w:ascii="Arial" w:hAnsi="Arial"/>
       <w:color w:val="4F81BD" w:themeColor="accent1"/>
       <w:sz w:val="20"/>
       <w:szCs w:val="20"/>
@@ -1584,7 +1951,7 @@
       <w:outlineLvl w:val="8"/>
     </w:pPr>
     <w:rPr>
-      <w:rFonts w:asciiTheme="majorHAnsi" w:eastAsiaTheme="majorEastAsia" w:hAnsiTheme="majorHAnsi" w:cstheme="majorBidi"/>
+      <w:rFonts w:asciiTheme="majorHAnsi" w:eastAsiaTheme="majorEastAsia" w:hAnsiTheme="majorHAnsi" w:cstheme="majorBidi" w:ascii="Arial" w:hAnsi="Arial"/>
       <w:i/>
       <w:iCs/>
       <w:color w:val="404040" w:themeColor="text1" w:themeTint="BF"/>
@@ -1597,12 +1964,18 @@
     <w:uiPriority w:val="1"/>
     <w:semiHidden/>
     <w:unhideWhenUsed/>
+    <w:rPr>
+      <w:rFonts w:ascii="Arial" w:hAnsi="Arial"/>
+    </w:rPr>
   </w:style>
   <w:style w:type="table" w:default="1" w:styleId="TableNormal">
     <w:name w:val="Normal Table"/>
     <w:uiPriority w:val="99"/>
     <w:semiHidden/>
     <w:unhideWhenUsed/>
+    <w:rPr>
+      <w:rFonts w:ascii="Arial" w:hAnsi="Arial"/>
+    </w:rPr>
     <w:tblPr>
       <w:tblInd w:w="0" w:type="dxa"/>
       <w:tblCellMar>
@@ -1627,6 +2000,9 @@
     <w:pPr>
       <w:spacing w:after="0" w:line="240" w:lineRule="auto"/>
     </w:pPr>
+    <w:rPr>
+      <w:rFonts w:ascii="Arial" w:hAnsi="Arial"/>
+    </w:rPr>
   </w:style>
   <w:style w:type="character" w:customStyle="1" w:styleId="Heading1Char">
     <w:name w:val="Heading 1 Char"/>
@@ -1635,7 +2011,7 @@
     <w:uiPriority w:val="9"/>
     <w:rsid w:val="00FC693F"/>
     <w:rPr>
-      <w:rFonts w:asciiTheme="majorHAnsi" w:eastAsiaTheme="majorEastAsia" w:hAnsiTheme="majorHAnsi" w:cstheme="majorBidi"/>
+      <w:rFonts w:asciiTheme="majorHAnsi" w:eastAsiaTheme="majorEastAsia" w:hAnsiTheme="majorHAnsi" w:cstheme="majorBidi" w:ascii="Arial" w:hAnsi="Arial"/>
       <w:b/>
       <w:bCs/>
       <w:color w:val="365F91" w:themeColor="accent1" w:themeShade="BF"/>
@@ -1650,7 +2026,7 @@
     <w:uiPriority w:val="9"/>
     <w:rsid w:val="00FC693F"/>
     <w:rPr>
-      <w:rFonts w:asciiTheme="majorHAnsi" w:eastAsiaTheme="majorEastAsia" w:hAnsiTheme="majorHAnsi" w:cstheme="majorBidi"/>
+      <w:rFonts w:asciiTheme="majorHAnsi" w:eastAsiaTheme="majorEastAsia" w:hAnsiTheme="majorHAnsi" w:cstheme="majorBidi" w:ascii="Arial" w:hAnsi="Arial"/>
       <w:b/>
       <w:bCs/>
       <w:color w:val="4F81BD" w:themeColor="accent1"/>
@@ -1665,7 +2041,7 @@
     <w:uiPriority w:val="9"/>
     <w:rsid w:val="00FC693F"/>
     <w:rPr>
-      <w:rFonts w:asciiTheme="majorHAnsi" w:eastAsiaTheme="majorEastAsia" w:hAnsiTheme="majorHAnsi" w:cstheme="majorBidi"/>
+      <w:rFonts w:asciiTheme="majorHAnsi" w:eastAsiaTheme="majorEastAsia" w:hAnsiTheme="majorHAnsi" w:cstheme="majorBidi" w:ascii="Arial" w:hAnsi="Arial"/>
       <w:b/>
       <w:bCs/>
       <w:color w:val="4F81BD" w:themeColor="accent1"/>
@@ -1699,7 +2075,7 @@
     <w:uiPriority w:val="10"/>
     <w:rsid w:val="00FC693F"/>
     <w:rPr>
-      <w:rFonts w:asciiTheme="majorHAnsi" w:eastAsiaTheme="majorEastAsia" w:hAnsiTheme="majorHAnsi" w:cstheme="majorBidi"/>
+      <w:rFonts w:asciiTheme="majorHAnsi" w:eastAsiaTheme="majorEastAsia" w:hAnsiTheme="majorHAnsi" w:cstheme="majorBidi" w:ascii="Arial" w:hAnsi="Arial"/>
       <w:color w:val="17365D" w:themeColor="text2" w:themeShade="BF"/>
       <w:spacing w:val="5"/>
       <w:kern w:val="28"/>
@@ -1721,7 +2097,7 @@
       </w:numPr>
     </w:pPr>
     <w:rPr>
-      <w:rFonts w:asciiTheme="majorHAnsi" w:eastAsiaTheme="majorEastAsia" w:hAnsiTheme="majorHAnsi" w:cstheme="majorBidi"/>
+      <w:rFonts w:asciiTheme="majorHAnsi" w:eastAsiaTheme="majorEastAsia" w:hAnsiTheme="majorHAnsi" w:cstheme="majorBidi" w:ascii="Arial" w:hAnsi="Arial"/>
       <w:i/>
       <w:iCs/>
       <w:color w:val="4F81BD" w:themeColor="accent1"/>
@@ -1737,7 +2113,7 @@
     <w:uiPriority w:val="11"/>
     <w:rsid w:val="00FC693F"/>
     <w:rPr>
-      <w:rFonts w:asciiTheme="majorHAnsi" w:eastAsiaTheme="majorEastAsia" w:hAnsiTheme="majorHAnsi" w:cstheme="majorBidi"/>
+      <w:rFonts w:asciiTheme="majorHAnsi" w:eastAsiaTheme="majorEastAsia" w:hAnsiTheme="majorHAnsi" w:cstheme="majorBidi" w:ascii="Arial" w:hAnsi="Arial"/>
       <w:i/>
       <w:iCs/>
       <w:color w:val="4F81BD" w:themeColor="accent1"/>
@@ -1756,6 +2132,9 @@
       <w:ind w:left="720"/>
       <w:contextualSpacing/>
     </w:pPr>
+    <w:rPr>
+      <w:rFonts w:ascii="Arial" w:hAnsi="Arial"/>
+    </w:rPr>
   </w:style>
   <w:style w:type="paragraph" w:styleId="BodyText">
     <w:name w:val="Body Text"/>
@@ -1767,6 +2146,9 @@
     <w:pPr>
       <w:spacing w:after="120"/>
     </w:pPr>
+    <w:rPr>
+      <w:rFonts w:ascii="Arial" w:hAnsi="Arial"/>
+    </w:rPr>
   </w:style>
   <w:style w:type="character" w:customStyle="1" w:styleId="BodyTextChar">
     <w:name w:val="Body Text Char"/>
@@ -1774,6 +2156,9 @@
     <w:link w:val="BodyText"/>
     <w:uiPriority w:val="99"/>
     <w:rsid w:val="00AA1D8D"/>
+    <w:rPr>
+      <w:rFonts w:ascii="Arial" w:hAnsi="Arial"/>
+    </w:rPr>
   </w:style>
   <w:style w:type="paragraph" w:styleId="BodyText2">
     <w:name w:val="Body Text 2"/>
@@ -1785,6 +2170,9 @@
     <w:pPr>
       <w:spacing w:after="120" w:line="480" w:lineRule="auto"/>
     </w:pPr>
+    <w:rPr>
+      <w:rFonts w:ascii="Arial" w:hAnsi="Arial"/>
+    </w:rPr>
   </w:style>
   <w:style w:type="character" w:customStyle="1" w:styleId="BodyText2Char">
     <w:name w:val="Body Text 2 Char"/>
@@ -1792,6 +2180,9 @@
     <w:link w:val="BodyText2"/>
     <w:uiPriority w:val="99"/>
     <w:rsid w:val="00AA1D8D"/>
+    <w:rPr>
+      <w:rFonts w:ascii="Arial" w:hAnsi="Arial"/>
+    </w:rPr>
   </w:style>
   <w:style w:type="paragraph" w:styleId="BodyText3">
     <w:name w:val="Body Text 3"/>
@@ -1804,6 +2195,7 @@
       <w:spacing w:after="120"/>
     </w:pPr>
     <w:rPr>
+      <w:rFonts w:ascii="Arial" w:hAnsi="Arial"/>
       <w:sz w:val="16"/>
       <w:szCs w:val="16"/>
     </w:rPr>
@@ -1815,6 +2207,7 @@
     <w:uiPriority w:val="99"/>
     <w:rsid w:val="00AA1D8D"/>
     <w:rPr>
+      <w:rFonts w:ascii="Arial" w:hAnsi="Arial"/>
       <w:sz w:val="16"/>
       <w:szCs w:val="16"/>
     </w:rPr>
@@ -1829,6 +2222,9 @@
       <w:ind w:left="360" w:hanging="360"/>
       <w:contextualSpacing/>
     </w:pPr>
+    <w:rPr>
+      <w:rFonts w:ascii="Arial" w:hAnsi="Arial"/>
+    </w:rPr>
   </w:style>
   <w:style w:type="paragraph" w:styleId="List2">
     <w:name w:val="List 2"/>
@@ -1840,6 +2236,9 @@
       <w:ind w:left="720" w:hanging="360"/>
       <w:contextualSpacing/>
     </w:pPr>
+    <w:rPr>
+      <w:rFonts w:ascii="Arial" w:hAnsi="Arial"/>
+    </w:rPr>
   </w:style>
   <w:style w:type="paragraph" w:styleId="List3">
     <w:name w:val="List 3"/>
@@ -1851,6 +2250,9 @@
       <w:ind w:left="1080" w:hanging="360"/>
       <w:contextualSpacing/>
     </w:pPr>
+    <w:rPr>
+      <w:rFonts w:ascii="Arial" w:hAnsi="Arial"/>
+    </w:rPr>
   </w:style>
   <w:style w:type="paragraph" w:styleId="ListBullet">
     <w:name w:val="List Bullet"/>
@@ -1864,6 +2266,9 @@
       </w:numPr>
       <w:contextualSpacing/>
     </w:pPr>
+    <w:rPr>
+      <w:rFonts w:ascii="Arial" w:hAnsi="Arial"/>
+    </w:rPr>
   </w:style>
   <w:style w:type="paragraph" w:styleId="ListBullet2">
     <w:name w:val="List Bullet 2"/>
@@ -1877,6 +2282,9 @@
       </w:numPr>
       <w:contextualSpacing/>
     </w:pPr>
+    <w:rPr>
+      <w:rFonts w:ascii="Arial" w:hAnsi="Arial"/>
+    </w:rPr>
   </w:style>
   <w:style w:type="paragraph" w:styleId="ListBullet3">
     <w:name w:val="List Bullet 3"/>
@@ -1890,6 +2298,9 @@
       </w:numPr>
       <w:contextualSpacing/>
     </w:pPr>
+    <w:rPr>
+      <w:rFonts w:ascii="Arial" w:hAnsi="Arial"/>
+    </w:rPr>
   </w:style>
   <w:style w:type="paragraph" w:styleId="ListNumber">
     <w:name w:val="List Number"/>
@@ -1903,6 +2314,9 @@
       </w:numPr>
       <w:contextualSpacing/>
     </w:pPr>
+    <w:rPr>
+      <w:rFonts w:ascii="Arial" w:hAnsi="Arial"/>
+    </w:rPr>
   </w:style>
   <w:style w:type="paragraph" w:styleId="ListNumber2">
     <w:name w:val="List Number 2"/>
@@ -1916,6 +2330,9 @@
       </w:numPr>
       <w:contextualSpacing/>
     </w:pPr>
+    <w:rPr>
+      <w:rFonts w:ascii="Arial" w:hAnsi="Arial"/>
+    </w:rPr>
   </w:style>
   <w:style w:type="paragraph" w:styleId="ListNumber3">
     <w:name w:val="List Number 3"/>
@@ -1929,6 +2346,9 @@
       </w:numPr>
       <w:contextualSpacing/>
     </w:pPr>
+    <w:rPr>
+      <w:rFonts w:ascii="Arial" w:hAnsi="Arial"/>
+    </w:rPr>
   </w:style>
   <w:style w:type="paragraph" w:styleId="ListContinue">
     <w:name w:val="List Continue"/>
@@ -1941,6 +2361,9 @@
       <w:ind w:left="360"/>
       <w:contextualSpacing/>
     </w:pPr>
+    <w:rPr>
+      <w:rFonts w:ascii="Arial" w:hAnsi="Arial"/>
+    </w:rPr>
   </w:style>
   <w:style w:type="paragraph" w:styleId="ListContinue2">
     <w:name w:val="List Continue 2"/>
@@ -1953,6 +2376,9 @@
       <w:ind w:left="720"/>
       <w:contextualSpacing/>
     </w:pPr>
+    <w:rPr>
+      <w:rFonts w:ascii="Arial" w:hAnsi="Arial"/>
+    </w:rPr>
   </w:style>
   <w:style w:type="paragraph" w:styleId="ListContinue3">
     <w:name w:val="List Continue 3"/>
@@ -1965,6 +2391,9 @@
       <w:ind w:left="1080"/>
       <w:contextualSpacing/>
     </w:pPr>
+    <w:rPr>
+      <w:rFonts w:ascii="Arial" w:hAnsi="Arial"/>
+    </w:rPr>
   </w:style>
   <w:style w:type="paragraph" w:styleId="MacroText">
     <w:name w:val="macro"/>
@@ -1984,7 +2413,7 @@
       </w:tabs>
     </w:pPr>
     <w:rPr>
-      <w:rFonts w:ascii="Courier" w:hAnsi="Courier"/>
+      <w:rFonts w:ascii="Arial" w:hAnsi="Arial"/>
       <w:sz w:val="20"/>
       <w:szCs w:val="20"/>
     </w:rPr>
@@ -1996,7 +2425,7 @@
     <w:uiPriority w:val="99"/>
     <w:rsid w:val="0029639D"/>
     <w:rPr>
-      <w:rFonts w:ascii="Courier" w:hAnsi="Courier"/>
+      <w:rFonts w:ascii="Arial" w:hAnsi="Arial"/>
       <w:sz w:val="20"/>
       <w:szCs w:val="20"/>
     </w:rPr>
@@ -2010,6 +2439,7 @@
     <w:qFormat/>
     <w:rsid w:val="00FC693F"/>
     <w:rPr>
+      <w:rFonts w:ascii="Arial" w:hAnsi="Arial"/>
       <w:i/>
       <w:iCs/>
       <w:color w:val="000000" w:themeColor="text1"/>
@@ -2022,6 +2452,7 @@
     <w:uiPriority w:val="29"/>
     <w:rsid w:val="00FC693F"/>
     <w:rPr>
+      <w:rFonts w:ascii="Arial" w:hAnsi="Arial"/>
       <w:i/>
       <w:iCs/>
       <w:color w:val="000000" w:themeColor="text1"/>
@@ -2035,7 +2466,7 @@
     <w:semiHidden/>
     <w:rsid w:val="00FC693F"/>
     <w:rPr>
-      <w:rFonts w:asciiTheme="majorHAnsi" w:eastAsiaTheme="majorEastAsia" w:hAnsiTheme="majorHAnsi" w:cstheme="majorBidi"/>
+      <w:rFonts w:asciiTheme="majorHAnsi" w:eastAsiaTheme="majorEastAsia" w:hAnsiTheme="majorHAnsi" w:cstheme="majorBidi" w:ascii="Arial" w:hAnsi="Arial"/>
       <w:b/>
       <w:bCs/>
       <w:i/>
@@ -2051,7 +2482,7 @@
     <w:semiHidden/>
     <w:rsid w:val="00FC693F"/>
     <w:rPr>
-      <w:rFonts w:asciiTheme="majorHAnsi" w:eastAsiaTheme="majorEastAsia" w:hAnsiTheme="majorHAnsi" w:cstheme="majorBidi"/>
+      <w:rFonts w:asciiTheme="majorHAnsi" w:eastAsiaTheme="majorEastAsia" w:hAnsiTheme="majorHAnsi" w:cstheme="majorBidi" w:ascii="Arial" w:hAnsi="Arial"/>
       <w:color w:val="243F60" w:themeColor="accent1" w:themeShade="7F"/>
     </w:rPr>
   </w:style>
@@ -2063,7 +2494,7 @@
     <w:semiHidden/>
     <w:rsid w:val="00FC693F"/>
     <w:rPr>
-      <w:rFonts w:asciiTheme="majorHAnsi" w:eastAsiaTheme="majorEastAsia" w:hAnsiTheme="majorHAnsi" w:cstheme="majorBidi"/>
+      <w:rFonts w:asciiTheme="majorHAnsi" w:eastAsiaTheme="majorEastAsia" w:hAnsiTheme="majorHAnsi" w:cstheme="majorBidi" w:ascii="Arial" w:hAnsi="Arial"/>
       <w:i/>
       <w:iCs/>
       <w:color w:val="243F60" w:themeColor="accent1" w:themeShade="7F"/>
@@ -2077,7 +2508,7 @@
     <w:semiHidden/>
     <w:rsid w:val="00FC693F"/>
     <w:rPr>
-      <w:rFonts w:asciiTheme="majorHAnsi" w:eastAsiaTheme="majorEastAsia" w:hAnsiTheme="majorHAnsi" w:cstheme="majorBidi"/>
+      <w:rFonts w:asciiTheme="majorHAnsi" w:eastAsiaTheme="majorEastAsia" w:hAnsiTheme="majorHAnsi" w:cstheme="majorBidi" w:ascii="Arial" w:hAnsi="Arial"/>
       <w:i/>
       <w:iCs/>
       <w:color w:val="404040" w:themeColor="text1" w:themeTint="BF"/>
@@ -2091,7 +2522,7 @@
     <w:semiHidden/>
     <w:rsid w:val="00FC693F"/>
     <w:rPr>
-      <w:rFonts w:asciiTheme="majorHAnsi" w:eastAsiaTheme="majorEastAsia" w:hAnsiTheme="majorHAnsi" w:cstheme="majorBidi"/>
+      <w:rFonts w:asciiTheme="majorHAnsi" w:eastAsiaTheme="majorEastAsia" w:hAnsiTheme="majorHAnsi" w:cstheme="majorBidi" w:ascii="Arial" w:hAnsi="Arial"/>
       <w:color w:val="4F81BD" w:themeColor="accent1"/>
       <w:sz w:val="20"/>
       <w:szCs w:val="20"/>
@@ -2105,7 +2536,7 @@
     <w:semiHidden/>
     <w:rsid w:val="00FC693F"/>
     <w:rPr>
-      <w:rFonts w:asciiTheme="majorHAnsi" w:eastAsiaTheme="majorEastAsia" w:hAnsiTheme="majorHAnsi" w:cstheme="majorBidi"/>
+      <w:rFonts w:asciiTheme="majorHAnsi" w:eastAsiaTheme="majorEastAsia" w:hAnsiTheme="majorHAnsi" w:cstheme="majorBidi" w:ascii="Arial" w:hAnsi="Arial"/>
       <w:i/>
       <w:iCs/>
       <w:color w:val="404040" w:themeColor="text1" w:themeTint="BF"/>
@@ -2126,6 +2557,7 @@
       <w:spacing w:line="240" w:lineRule="auto"/>
     </w:pPr>
     <w:rPr>
+      <w:rFonts w:ascii="Arial" w:hAnsi="Arial"/>
       <w:b/>
       <w:bCs/>
       <w:color w:val="4F81BD" w:themeColor="accent1"/>
@@ -2140,6 +2572,7 @@
     <w:qFormat/>
     <w:rsid w:val="00FC693F"/>
     <w:rPr>
+      <w:rFonts w:ascii="Arial" w:hAnsi="Arial"/>
       <w:b/>
       <w:bCs/>
     </w:rPr>
@@ -2151,6 +2584,7 @@
     <w:qFormat/>
     <w:rsid w:val="00FC693F"/>
     <w:rPr>
+      <w:rFonts w:ascii="Arial" w:hAnsi="Arial"/>
       <w:i/>
       <w:iCs/>
     </w:rPr>
@@ -2171,6 +2605,7 @@
       <w:ind w:left="936" w:right="936"/>
     </w:pPr>
     <w:rPr>
+      <w:rFonts w:ascii="Arial" w:hAnsi="Arial"/>
       <w:b/>
       <w:bCs/>
       <w:i/>
@@ -2185,6 +2620,7 @@
     <w:uiPriority w:val="30"/>
     <w:rsid w:val="00FC693F"/>
     <w:rPr>
+      <w:rFonts w:ascii="Arial" w:hAnsi="Arial"/>
       <w:b/>
       <w:bCs/>
       <w:i/>
@@ -2199,6 +2635,7 @@
     <w:qFormat/>
     <w:rsid w:val="00FC693F"/>
     <w:rPr>
+      <w:rFonts w:ascii="Arial" w:hAnsi="Arial"/>
       <w:i/>
       <w:iCs/>
       <w:color w:val="808080" w:themeColor="text1" w:themeTint="7F"/>
@@ -2211,6 +2648,7 @@
     <w:qFormat/>
     <w:rsid w:val="00FC693F"/>
     <w:rPr>
+      <w:rFonts w:ascii="Arial" w:hAnsi="Arial"/>
       <w:b/>
       <w:bCs/>
       <w:i/>
@@ -2225,6 +2663,7 @@
     <w:qFormat/>
     <w:rsid w:val="00FC693F"/>
     <w:rPr>
+      <w:rFonts w:ascii="Arial" w:hAnsi="Arial"/>
       <w:smallCaps/>
       <w:color w:val="C0504D" w:themeColor="accent2"/>
       <w:u w:val="single"/>
@@ -2237,6 +2676,7 @@
     <w:qFormat/>
     <w:rsid w:val="00FC693F"/>
     <w:rPr>
+      <w:rFonts w:ascii="Arial" w:hAnsi="Arial"/>
       <w:b/>
       <w:bCs/>
       <w:smallCaps/>
@@ -2252,6 +2692,7 @@
     <w:qFormat/>
     <w:rsid w:val="00FC693F"/>
     <w:rPr>
+      <w:rFonts w:ascii="Arial" w:hAnsi="Arial"/>
       <w:b/>
       <w:bCs/>
       <w:smallCaps/>
@@ -2270,6 +2711,9 @@
     <w:pPr>
       <w:outlineLvl w:val="9"/>
     </w:pPr>
+    <w:rPr>
+      <w:rFonts w:ascii="Arial" w:hAnsi="Arial"/>
+    </w:rPr>
   </w:style>
   <w:style w:type="table" w:styleId="TableGrid">
     <w:name w:val="Table Grid"/>
@@ -2279,6 +2723,9 @@
     <w:pPr>
       <w:spacing w:after="0" w:line="240" w:lineRule="auto"/>
     </w:pPr>
+    <w:rPr>
+      <w:rFonts w:ascii="Arial" w:hAnsi="Arial"/>
+    </w:rPr>
     <w:tblPr>
       <w:tblInd w:w="0" w:type="dxa"/>
       <w:tblBorders>
@@ -2306,6 +2753,7 @@
       <w:spacing w:after="0" w:line="240" w:lineRule="auto"/>
     </w:pPr>
     <w:rPr>
+      <w:rFonts w:ascii="Arial" w:hAnsi="Arial"/>
       <w:color w:val="000000" w:themeColor="text1" w:themeShade="BF"/>
     </w:rPr>
     <w:tblPr>
@@ -2409,6 +2857,7 @@
       <w:spacing w:after="0" w:line="240" w:lineRule="auto"/>
     </w:pPr>
     <w:rPr>
+      <w:rFonts w:ascii="Arial" w:hAnsi="Arial"/>
       <w:color w:val="365F91" w:themeColor="accent1" w:themeShade="BF"/>
     </w:rPr>
     <w:tblPr>
@@ -2512,6 +2961,7 @@
       <w:spacing w:after="0" w:line="240" w:lineRule="auto"/>
     </w:pPr>
     <w:rPr>
+      <w:rFonts w:ascii="Arial" w:hAnsi="Arial"/>
       <w:color w:val="943634" w:themeColor="accent2" w:themeShade="BF"/>
     </w:rPr>
     <w:tblPr>
@@ -2615,6 +3065,7 @@
       <w:spacing w:after="0" w:line="240" w:lineRule="auto"/>
     </w:pPr>
     <w:rPr>
+      <w:rFonts w:ascii="Arial" w:hAnsi="Arial"/>
       <w:color w:val="76923C" w:themeColor="accent3" w:themeShade="BF"/>
     </w:rPr>
     <w:tblPr>
@@ -2718,6 +3169,7 @@
       <w:spacing w:after="0" w:line="240" w:lineRule="auto"/>
     </w:pPr>
     <w:rPr>
+      <w:rFonts w:ascii="Arial" w:hAnsi="Arial"/>
       <w:color w:val="5F497A" w:themeColor="accent4" w:themeShade="BF"/>
     </w:rPr>
     <w:tblPr>
@@ -2821,6 +3273,7 @@
       <w:spacing w:after="0" w:line="240" w:lineRule="auto"/>
     </w:pPr>
     <w:rPr>
+      <w:rFonts w:ascii="Arial" w:hAnsi="Arial"/>
       <w:color w:val="31849B" w:themeColor="accent5" w:themeShade="BF"/>
     </w:rPr>
     <w:tblPr>
@@ -2924,6 +3377,7 @@
       <w:spacing w:after="0" w:line="240" w:lineRule="auto"/>
     </w:pPr>
     <w:rPr>
+      <w:rFonts w:ascii="Arial" w:hAnsi="Arial"/>
       <w:color w:val="E36C0A" w:themeColor="accent6" w:themeShade="BF"/>
     </w:rPr>
     <w:tblPr>
@@ -3026,6 +3480,9 @@
     <w:pPr>
       <w:spacing w:after="0" w:line="240" w:lineRule="auto"/>
     </w:pPr>
+    <w:rPr>
+      <w:rFonts w:ascii="Arial" w:hAnsi="Arial"/>
+    </w:rPr>
     <w:tblPr>
       <w:tblStyleRowBandSize w:val="1"/>
       <w:tblStyleColBandSize w:val="1"/>
@@ -3118,6 +3575,9 @@
     <w:pPr>
       <w:spacing w:after="0" w:line="240" w:lineRule="auto"/>
     </w:pPr>
+    <w:rPr>
+      <w:rFonts w:ascii="Arial" w:hAnsi="Arial"/>
+    </w:rPr>
     <w:tblPr>
       <w:tblStyleRowBandSize w:val="1"/>
       <w:tblStyleColBandSize w:val="1"/>
@@ -3210,6 +3670,9 @@
     <w:pPr>
       <w:spacing w:after="0" w:line="240" w:lineRule="auto"/>
     </w:pPr>
+    <w:rPr>
+      <w:rFonts w:ascii="Arial" w:hAnsi="Arial"/>
+    </w:rPr>
     <w:tblPr>
       <w:tblStyleRowBandSize w:val="1"/>
       <w:tblStyleColBandSize w:val="1"/>
@@ -3302,6 +3765,9 @@
     <w:pPr>
       <w:spacing w:after="0" w:line="240" w:lineRule="auto"/>
     </w:pPr>
+    <w:rPr>
+      <w:rFonts w:ascii="Arial" w:hAnsi="Arial"/>
+    </w:rPr>
     <w:tblPr>
       <w:tblStyleRowBandSize w:val="1"/>
       <w:tblStyleColBandSize w:val="1"/>
@@ -3394,6 +3860,9 @@
     <w:pPr>
       <w:spacing w:after="0" w:line="240" w:lineRule="auto"/>
     </w:pPr>
+    <w:rPr>
+      <w:rFonts w:ascii="Arial" w:hAnsi="Arial"/>
+    </w:rPr>
     <w:tblPr>
       <w:tblStyleRowBandSize w:val="1"/>
       <w:tblStyleColBandSize w:val="1"/>
@@ -3486,6 +3955,9 @@
     <w:pPr>
       <w:spacing w:after="0" w:line="240" w:lineRule="auto"/>
     </w:pPr>
+    <w:rPr>
+      <w:rFonts w:ascii="Arial" w:hAnsi="Arial"/>
+    </w:rPr>
     <w:tblPr>
       <w:tblStyleRowBandSize w:val="1"/>
       <w:tblStyleColBandSize w:val="1"/>
@@ -3578,6 +4050,9 @@
     <w:pPr>
       <w:spacing w:after="0" w:line="240" w:lineRule="auto"/>
     </w:pPr>
+    <w:rPr>
+      <w:rFonts w:ascii="Arial" w:hAnsi="Arial"/>
+    </w:rPr>
     <w:tblPr>
       <w:tblStyleRowBandSize w:val="1"/>
       <w:tblStyleColBandSize w:val="1"/>
@@ -3670,6 +4145,9 @@
     <w:pPr>
       <w:spacing w:after="0" w:line="240" w:lineRule="auto"/>
     </w:pPr>
+    <w:rPr>
+      <w:rFonts w:ascii="Arial" w:hAnsi="Arial"/>
+    </w:rPr>
     <w:tblPr>
       <w:tblStyleRowBandSize w:val="1"/>
       <w:tblStyleColBandSize w:val="1"/>
@@ -3800,6 +4278,9 @@
     <w:pPr>
       <w:spacing w:after="0" w:line="240" w:lineRule="auto"/>
     </w:pPr>
+    <w:rPr>
+      <w:rFonts w:ascii="Arial" w:hAnsi="Arial"/>
+    </w:rPr>
     <w:tblPr>
       <w:tblStyleRowBandSize w:val="1"/>
       <w:tblStyleColBandSize w:val="1"/>
@@ -3930,6 +4411,9 @@
     <w:pPr>
       <w:spacing w:after="0" w:line="240" w:lineRule="auto"/>
     </w:pPr>
+    <w:rPr>
+      <w:rFonts w:ascii="Arial" w:hAnsi="Arial"/>
+    </w:rPr>
     <w:tblPr>
       <w:tblStyleRowBandSize w:val="1"/>
       <w:tblStyleColBandSize w:val="1"/>
@@ -4060,6 +4544,9 @@
     <w:pPr>
       <w:spacing w:after="0" w:line="240" w:lineRule="auto"/>
     </w:pPr>
+    <w:rPr>
+      <w:rFonts w:ascii="Arial" w:hAnsi="Arial"/>
+    </w:rPr>
     <w:tblPr>
       <w:tblStyleRowBandSize w:val="1"/>
       <w:tblStyleColBandSize w:val="1"/>
@@ -4190,6 +4677,9 @@
     <w:pPr>
       <w:spacing w:after="0" w:line="240" w:lineRule="auto"/>
     </w:pPr>
+    <w:rPr>
+      <w:rFonts w:ascii="Arial" w:hAnsi="Arial"/>
+    </w:rPr>
     <w:tblPr>
       <w:tblStyleRowBandSize w:val="1"/>
       <w:tblStyleColBandSize w:val="1"/>
@@ -4320,6 +4810,9 @@
     <w:pPr>
       <w:spacing w:after="0" w:line="240" w:lineRule="auto"/>
     </w:pPr>
+    <w:rPr>
+      <w:rFonts w:ascii="Arial" w:hAnsi="Arial"/>
+    </w:rPr>
     <w:tblPr>
       <w:tblStyleRowBandSize w:val="1"/>
       <w:tblStyleColBandSize w:val="1"/>
@@ -4450,6 +4943,9 @@
     <w:pPr>
       <w:spacing w:after="0" w:line="240" w:lineRule="auto"/>
     </w:pPr>
+    <w:rPr>
+      <w:rFonts w:ascii="Arial" w:hAnsi="Arial"/>
+    </w:rPr>
     <w:tblPr>
       <w:tblStyleRowBandSize w:val="1"/>
       <w:tblStyleColBandSize w:val="1"/>
@@ -4580,6 +5076,9 @@
     <w:pPr>
       <w:spacing w:after="0" w:line="240" w:lineRule="auto"/>
     </w:pPr>
+    <w:rPr>
+      <w:rFonts w:ascii="Arial" w:hAnsi="Arial"/>
+    </w:rPr>
     <w:tblPr>
       <w:tblStyleRowBandSize w:val="1"/>
       <w:tblStyleColBandSize w:val="1"/>
@@ -4686,6 +5185,9 @@
     <w:pPr>
       <w:spacing w:after="0" w:line="240" w:lineRule="auto"/>
     </w:pPr>
+    <w:rPr>
+      <w:rFonts w:ascii="Arial" w:hAnsi="Arial"/>
+    </w:rPr>
     <w:tblPr>
       <w:tblStyleRowBandSize w:val="1"/>
       <w:tblStyleColBandSize w:val="1"/>
@@ -4792,6 +5294,9 @@
     <w:pPr>
       <w:spacing w:after="0" w:line="240" w:lineRule="auto"/>
     </w:pPr>
+    <w:rPr>
+      <w:rFonts w:ascii="Arial" w:hAnsi="Arial"/>
+    </w:rPr>
     <w:tblPr>
       <w:tblStyleRowBandSize w:val="1"/>
       <w:tblStyleColBandSize w:val="1"/>
@@ -4898,6 +5403,9 @@
     <w:pPr>
       <w:spacing w:after="0" w:line="240" w:lineRule="auto"/>
     </w:pPr>
+    <w:rPr>
+      <w:rFonts w:ascii="Arial" w:hAnsi="Arial"/>
+    </w:rPr>
     <w:tblPr>
       <w:tblStyleRowBandSize w:val="1"/>
       <w:tblStyleColBandSize w:val="1"/>
@@ -5004,6 +5512,9 @@
     <w:pPr>
       <w:spacing w:after="0" w:line="240" w:lineRule="auto"/>
     </w:pPr>
+    <w:rPr>
+      <w:rFonts w:ascii="Arial" w:hAnsi="Arial"/>
+    </w:rPr>
     <w:tblPr>
       <w:tblStyleRowBandSize w:val="1"/>
       <w:tblStyleColBandSize w:val="1"/>
@@ -5110,6 +5621,9 @@
     <w:pPr>
       <w:spacing w:after="0" w:line="240" w:lineRule="auto"/>
     </w:pPr>
+    <w:rPr>
+      <w:rFonts w:ascii="Arial" w:hAnsi="Arial"/>
+    </w:rPr>
     <w:tblPr>
       <w:tblStyleRowBandSize w:val="1"/>
       <w:tblStyleColBandSize w:val="1"/>
@@ -5216,6 +5730,9 @@
     <w:pPr>
       <w:spacing w:after="0" w:line="240" w:lineRule="auto"/>
     </w:pPr>
+    <w:rPr>
+      <w:rFonts w:ascii="Arial" w:hAnsi="Arial"/>
+    </w:rPr>
     <w:tblPr>
       <w:tblStyleRowBandSize w:val="1"/>
       <w:tblStyleColBandSize w:val="1"/>
@@ -5322,6 +5839,9 @@
     <w:pPr>
       <w:spacing w:after="0" w:line="240" w:lineRule="auto"/>
     </w:pPr>
+    <w:rPr>
+      <w:rFonts w:ascii="Arial" w:hAnsi="Arial"/>
+    </w:rPr>
     <w:tblPr>
       <w:tblStyleRowBandSize w:val="1"/>
       <w:tblStyleColBandSize w:val="1"/>
@@ -5471,6 +5991,9 @@
     <w:pPr>
       <w:spacing w:after="0" w:line="240" w:lineRule="auto"/>
     </w:pPr>
+    <w:rPr>
+      <w:rFonts w:ascii="Arial" w:hAnsi="Arial"/>
+    </w:rPr>
     <w:tblPr>
       <w:tblStyleRowBandSize w:val="1"/>
       <w:tblStyleColBandSize w:val="1"/>
@@ -5620,6 +6143,9 @@
     <w:pPr>
       <w:spacing w:after="0" w:line="240" w:lineRule="auto"/>
     </w:pPr>
+    <w:rPr>
+      <w:rFonts w:ascii="Arial" w:hAnsi="Arial"/>
+    </w:rPr>
     <w:tblPr>
       <w:tblStyleRowBandSize w:val="1"/>
       <w:tblStyleColBandSize w:val="1"/>
@@ -5769,6 +6295,9 @@
     <w:pPr>
       <w:spacing w:after="0" w:line="240" w:lineRule="auto"/>
     </w:pPr>
+    <w:rPr>
+      <w:rFonts w:ascii="Arial" w:hAnsi="Arial"/>
+    </w:rPr>
     <w:tblPr>
       <w:tblStyleRowBandSize w:val="1"/>
       <w:tblStyleColBandSize w:val="1"/>
@@ -5918,6 +6447,9 @@
     <w:pPr>
       <w:spacing w:after="0" w:line="240" w:lineRule="auto"/>
     </w:pPr>
+    <w:rPr>
+      <w:rFonts w:ascii="Arial" w:hAnsi="Arial"/>
+    </w:rPr>
     <w:tblPr>
       <w:tblStyleRowBandSize w:val="1"/>
       <w:tblStyleColBandSize w:val="1"/>
@@ -6067,6 +6599,9 @@
     <w:pPr>
       <w:spacing w:after="0" w:line="240" w:lineRule="auto"/>
     </w:pPr>
+    <w:rPr>
+      <w:rFonts w:ascii="Arial" w:hAnsi="Arial"/>
+    </w:rPr>
     <w:tblPr>
       <w:tblStyleRowBandSize w:val="1"/>
       <w:tblStyleColBandSize w:val="1"/>
@@ -6216,6 +6751,9 @@
     <w:pPr>
       <w:spacing w:after="0" w:line="240" w:lineRule="auto"/>
     </w:pPr>
+    <w:rPr>
+      <w:rFonts w:ascii="Arial" w:hAnsi="Arial"/>
+    </w:rPr>
     <w:tblPr>
       <w:tblStyleRowBandSize w:val="1"/>
       <w:tblStyleColBandSize w:val="1"/>
@@ -6366,6 +6904,7 @@
       <w:spacing w:after="0" w:line="240" w:lineRule="auto"/>
     </w:pPr>
     <w:rPr>
+      <w:rFonts w:ascii="Arial" w:hAnsi="Arial"/>
       <w:color w:val="000000" w:themeColor="text1"/>
     </w:rPr>
     <w:tblPr>
@@ -6450,6 +6989,7 @@
       <w:spacing w:after="0" w:line="240" w:lineRule="auto"/>
     </w:pPr>
     <w:rPr>
+      <w:rFonts w:ascii="Arial" w:hAnsi="Arial"/>
       <w:color w:val="000000" w:themeColor="text1"/>
     </w:rPr>
     <w:tblPr>
@@ -6534,6 +7074,7 @@
       <w:spacing w:after="0" w:line="240" w:lineRule="auto"/>
     </w:pPr>
     <w:rPr>
+      <w:rFonts w:ascii="Arial" w:hAnsi="Arial"/>
       <w:color w:val="000000" w:themeColor="text1"/>
     </w:rPr>
     <w:tblPr>
@@ -6618,6 +7159,7 @@
       <w:spacing w:after="0" w:line="240" w:lineRule="auto"/>
     </w:pPr>
     <w:rPr>
+      <w:rFonts w:ascii="Arial" w:hAnsi="Arial"/>
       <w:color w:val="000000" w:themeColor="text1"/>
     </w:rPr>
     <w:tblPr>
@@ -6702,6 +7244,7 @@
       <w:spacing w:after="0" w:line="240" w:lineRule="auto"/>
     </w:pPr>
     <w:rPr>
+      <w:rFonts w:ascii="Arial" w:hAnsi="Arial"/>
       <w:color w:val="000000" w:themeColor="text1"/>
     </w:rPr>
     <w:tblPr>
@@ -6786,6 +7329,7 @@
       <w:spacing w:after="0" w:line="240" w:lineRule="auto"/>
     </w:pPr>
     <w:rPr>
+      <w:rFonts w:ascii="Arial" w:hAnsi="Arial"/>
       <w:color w:val="000000" w:themeColor="text1"/>
     </w:rPr>
     <w:tblPr>
@@ -6870,6 +7414,7 @@
       <w:spacing w:after="0" w:line="240" w:lineRule="auto"/>
     </w:pPr>
     <w:rPr>
+      <w:rFonts w:ascii="Arial" w:hAnsi="Arial"/>
       <w:color w:val="000000" w:themeColor="text1"/>
     </w:rPr>
     <w:tblPr>
@@ -6954,7 +7499,7 @@
       <w:spacing w:after="0" w:line="240" w:lineRule="auto"/>
     </w:pPr>
     <w:rPr>
-      <w:rFonts w:asciiTheme="majorHAnsi" w:eastAsiaTheme="majorEastAsia" w:hAnsiTheme="majorHAnsi" w:cstheme="majorBidi"/>
+      <w:rFonts w:asciiTheme="majorHAnsi" w:eastAsiaTheme="majorEastAsia" w:hAnsiTheme="majorHAnsi" w:cstheme="majorBidi" w:ascii="Arial" w:hAnsi="Arial"/>
       <w:color w:val="000000" w:themeColor="text1"/>
     </w:rPr>
     <w:tblPr>
@@ -7082,7 +7627,7 @@
       <w:spacing w:after="0" w:line="240" w:lineRule="auto"/>
     </w:pPr>
     <w:rPr>
-      <w:rFonts w:asciiTheme="majorHAnsi" w:eastAsiaTheme="majorEastAsia" w:hAnsiTheme="majorHAnsi" w:cstheme="majorBidi"/>
+      <w:rFonts w:asciiTheme="majorHAnsi" w:eastAsiaTheme="majorEastAsia" w:hAnsiTheme="majorHAnsi" w:cstheme="majorBidi" w:ascii="Arial" w:hAnsi="Arial"/>
       <w:color w:val="000000" w:themeColor="text1"/>
     </w:rPr>
     <w:tblPr>
@@ -7210,7 +7755,7 @@
       <w:spacing w:after="0" w:line="240" w:lineRule="auto"/>
     </w:pPr>
     <w:rPr>
-      <w:rFonts w:asciiTheme="majorHAnsi" w:eastAsiaTheme="majorEastAsia" w:hAnsiTheme="majorHAnsi" w:cstheme="majorBidi"/>
+      <w:rFonts w:asciiTheme="majorHAnsi" w:eastAsiaTheme="majorEastAsia" w:hAnsiTheme="majorHAnsi" w:cstheme="majorBidi" w:ascii="Arial" w:hAnsi="Arial"/>
       <w:color w:val="000000" w:themeColor="text1"/>
     </w:rPr>
     <w:tblPr>
@@ -7338,7 +7883,7 @@
       <w:spacing w:after="0" w:line="240" w:lineRule="auto"/>
     </w:pPr>
     <w:rPr>
-      <w:rFonts w:asciiTheme="majorHAnsi" w:eastAsiaTheme="majorEastAsia" w:hAnsiTheme="majorHAnsi" w:cstheme="majorBidi"/>
+      <w:rFonts w:asciiTheme="majorHAnsi" w:eastAsiaTheme="majorEastAsia" w:hAnsiTheme="majorHAnsi" w:cstheme="majorBidi" w:ascii="Arial" w:hAnsi="Arial"/>
       <w:color w:val="000000" w:themeColor="text1"/>
     </w:rPr>
     <w:tblPr>
@@ -7466,7 +8011,7 @@
       <w:spacing w:after="0" w:line="240" w:lineRule="auto"/>
     </w:pPr>
     <w:rPr>
-      <w:rFonts w:asciiTheme="majorHAnsi" w:eastAsiaTheme="majorEastAsia" w:hAnsiTheme="majorHAnsi" w:cstheme="majorBidi"/>
+      <w:rFonts w:asciiTheme="majorHAnsi" w:eastAsiaTheme="majorEastAsia" w:hAnsiTheme="majorHAnsi" w:cstheme="majorBidi" w:ascii="Arial" w:hAnsi="Arial"/>
       <w:color w:val="000000" w:themeColor="text1"/>
     </w:rPr>
     <w:tblPr>
@@ -7594,7 +8139,7 @@
       <w:spacing w:after="0" w:line="240" w:lineRule="auto"/>
     </w:pPr>
     <w:rPr>
-      <w:rFonts w:asciiTheme="majorHAnsi" w:eastAsiaTheme="majorEastAsia" w:hAnsiTheme="majorHAnsi" w:cstheme="majorBidi"/>
+      <w:rFonts w:asciiTheme="majorHAnsi" w:eastAsiaTheme="majorEastAsia" w:hAnsiTheme="majorHAnsi" w:cstheme="majorBidi" w:ascii="Arial" w:hAnsi="Arial"/>
       <w:color w:val="000000" w:themeColor="text1"/>
     </w:rPr>
     <w:tblPr>
@@ -7722,7 +8267,7 @@
       <w:spacing w:after="0" w:line="240" w:lineRule="auto"/>
     </w:pPr>
     <w:rPr>
-      <w:rFonts w:asciiTheme="majorHAnsi" w:eastAsiaTheme="majorEastAsia" w:hAnsiTheme="majorHAnsi" w:cstheme="majorBidi"/>
+      <w:rFonts w:asciiTheme="majorHAnsi" w:eastAsiaTheme="majorEastAsia" w:hAnsiTheme="majorHAnsi" w:cstheme="majorBidi" w:ascii="Arial" w:hAnsi="Arial"/>
       <w:color w:val="000000" w:themeColor="text1"/>
     </w:rPr>
     <w:tblPr>
@@ -7849,6 +8394,9 @@
     <w:pPr>
       <w:spacing w:after="0" w:line="240" w:lineRule="auto"/>
     </w:pPr>
+    <w:rPr>
+      <w:rFonts w:ascii="Arial" w:hAnsi="Arial"/>
+    </w:rPr>
     <w:tblPr>
       <w:tblStyleRowBandSize w:val="1"/>
       <w:tblStyleColBandSize w:val="1"/>
@@ -7922,6 +8470,9 @@
     <w:pPr>
       <w:spacing w:after="0" w:line="240" w:lineRule="auto"/>
     </w:pPr>
+    <w:rPr>
+      <w:rFonts w:ascii="Arial" w:hAnsi="Arial"/>
+    </w:rPr>
     <w:tblPr>
       <w:tblStyleRowBandSize w:val="1"/>
       <w:tblStyleColBandSize w:val="1"/>
@@ -7995,6 +8546,9 @@
     <w:pPr>
       <w:spacing w:after="0" w:line="240" w:lineRule="auto"/>
     </w:pPr>
+    <w:rPr>
+      <w:rFonts w:ascii="Arial" w:hAnsi="Arial"/>
+    </w:rPr>
     <w:tblPr>
       <w:tblStyleRowBandSize w:val="1"/>
       <w:tblStyleColBandSize w:val="1"/>
@@ -8068,6 +8622,9 @@
     <w:pPr>
       <w:spacing w:after="0" w:line="240" w:lineRule="auto"/>
     </w:pPr>
+    <w:rPr>
+      <w:rFonts w:ascii="Arial" w:hAnsi="Arial"/>
+    </w:rPr>
     <w:tblPr>
       <w:tblStyleRowBandSize w:val="1"/>
       <w:tblStyleColBandSize w:val="1"/>
@@ -8141,6 +8698,9 @@
     <w:pPr>
       <w:spacing w:after="0" w:line="240" w:lineRule="auto"/>
     </w:pPr>
+    <w:rPr>
+      <w:rFonts w:ascii="Arial" w:hAnsi="Arial"/>
+    </w:rPr>
     <w:tblPr>
       <w:tblStyleRowBandSize w:val="1"/>
       <w:tblStyleColBandSize w:val="1"/>
@@ -8214,6 +8774,9 @@
     <w:pPr>
       <w:spacing w:after="0" w:line="240" w:lineRule="auto"/>
     </w:pPr>
+    <w:rPr>
+      <w:rFonts w:ascii="Arial" w:hAnsi="Arial"/>
+    </w:rPr>
     <w:tblPr>
       <w:tblStyleRowBandSize w:val="1"/>
       <w:tblStyleColBandSize w:val="1"/>
@@ -8287,6 +8850,9 @@
     <w:pPr>
       <w:spacing w:after="0" w:line="240" w:lineRule="auto"/>
     </w:pPr>
+    <w:rPr>
+      <w:rFonts w:ascii="Arial" w:hAnsi="Arial"/>
+    </w:rPr>
     <w:tblPr>
       <w:tblStyleRowBandSize w:val="1"/>
       <w:tblStyleColBandSize w:val="1"/>
@@ -8361,7 +8927,7 @@
       <w:spacing w:after="0" w:line="240" w:lineRule="auto"/>
     </w:pPr>
     <w:rPr>
-      <w:rFonts w:asciiTheme="majorHAnsi" w:eastAsiaTheme="majorEastAsia" w:hAnsiTheme="majorHAnsi" w:cstheme="majorBidi"/>
+      <w:rFonts w:asciiTheme="majorHAnsi" w:eastAsiaTheme="majorEastAsia" w:hAnsiTheme="majorHAnsi" w:cstheme="majorBidi" w:ascii="Arial" w:hAnsi="Arial"/>
       <w:color w:val="000000" w:themeColor="text1"/>
     </w:rPr>
     <w:tblPr>
@@ -8486,7 +9052,7 @@
       <w:spacing w:after="0" w:line="240" w:lineRule="auto"/>
     </w:pPr>
     <w:rPr>
-      <w:rFonts w:asciiTheme="majorHAnsi" w:eastAsiaTheme="majorEastAsia" w:hAnsiTheme="majorHAnsi" w:cstheme="majorBidi"/>
+      <w:rFonts w:asciiTheme="majorHAnsi" w:eastAsiaTheme="majorEastAsia" w:hAnsiTheme="majorHAnsi" w:cstheme="majorBidi" w:ascii="Arial" w:hAnsi="Arial"/>
       <w:color w:val="000000" w:themeColor="text1"/>
     </w:rPr>
     <w:tblPr>
@@ -8611,7 +9177,7 @@
       <w:spacing w:after="0" w:line="240" w:lineRule="auto"/>
     </w:pPr>
     <w:rPr>
-      <w:rFonts w:asciiTheme="majorHAnsi" w:eastAsiaTheme="majorEastAsia" w:hAnsiTheme="majorHAnsi" w:cstheme="majorBidi"/>
+      <w:rFonts w:asciiTheme="majorHAnsi" w:eastAsiaTheme="majorEastAsia" w:hAnsiTheme="majorHAnsi" w:cstheme="majorBidi" w:ascii="Arial" w:hAnsi="Arial"/>
       <w:color w:val="000000" w:themeColor="text1"/>
     </w:rPr>
     <w:tblPr>
@@ -8736,7 +9302,7 @@
       <w:spacing w:after="0" w:line="240" w:lineRule="auto"/>
     </w:pPr>
     <w:rPr>
-      <w:rFonts w:asciiTheme="majorHAnsi" w:eastAsiaTheme="majorEastAsia" w:hAnsiTheme="majorHAnsi" w:cstheme="majorBidi"/>
+      <w:rFonts w:asciiTheme="majorHAnsi" w:eastAsiaTheme="majorEastAsia" w:hAnsiTheme="majorHAnsi" w:cstheme="majorBidi" w:ascii="Arial" w:hAnsi="Arial"/>
       <w:color w:val="000000" w:themeColor="text1"/>
     </w:rPr>
     <w:tblPr>
@@ -8861,7 +9427,7 @@
       <w:spacing w:after="0" w:line="240" w:lineRule="auto"/>
     </w:pPr>
     <w:rPr>
-      <w:rFonts w:asciiTheme="majorHAnsi" w:eastAsiaTheme="majorEastAsia" w:hAnsiTheme="majorHAnsi" w:cstheme="majorBidi"/>
+      <w:rFonts w:asciiTheme="majorHAnsi" w:eastAsiaTheme="majorEastAsia" w:hAnsiTheme="majorHAnsi" w:cstheme="majorBidi" w:ascii="Arial" w:hAnsi="Arial"/>
       <w:color w:val="000000" w:themeColor="text1"/>
     </w:rPr>
     <w:tblPr>
@@ -8986,7 +9552,7 @@
       <w:spacing w:after="0" w:line="240" w:lineRule="auto"/>
     </w:pPr>
     <w:rPr>
-      <w:rFonts w:asciiTheme="majorHAnsi" w:eastAsiaTheme="majorEastAsia" w:hAnsiTheme="majorHAnsi" w:cstheme="majorBidi"/>
+      <w:rFonts w:asciiTheme="majorHAnsi" w:eastAsiaTheme="majorEastAsia" w:hAnsiTheme="majorHAnsi" w:cstheme="majorBidi" w:ascii="Arial" w:hAnsi="Arial"/>
       <w:color w:val="000000" w:themeColor="text1"/>
     </w:rPr>
     <w:tblPr>
@@ -9111,7 +9677,7 @@
       <w:spacing w:after="0" w:line="240" w:lineRule="auto"/>
     </w:pPr>
     <w:rPr>
-      <w:rFonts w:asciiTheme="majorHAnsi" w:eastAsiaTheme="majorEastAsia" w:hAnsiTheme="majorHAnsi" w:cstheme="majorBidi"/>
+      <w:rFonts w:asciiTheme="majorHAnsi" w:eastAsiaTheme="majorEastAsia" w:hAnsiTheme="majorHAnsi" w:cstheme="majorBidi" w:ascii="Arial" w:hAnsi="Arial"/>
       <w:color w:val="000000" w:themeColor="text1"/>
     </w:rPr>
     <w:tblPr>
@@ -9235,6 +9801,9 @@
     <w:pPr>
       <w:spacing w:after="0" w:line="240" w:lineRule="auto"/>
     </w:pPr>
+    <w:rPr>
+      <w:rFonts w:ascii="Arial" w:hAnsi="Arial"/>
+    </w:rPr>
     <w:tblPr>
       <w:tblStyleRowBandSize w:val="1"/>
       <w:tblStyleColBandSize w:val="1"/>
@@ -9376,6 +9945,9 @@
     <w:pPr>
       <w:spacing w:after="0" w:line="240" w:lineRule="auto"/>
     </w:pPr>
+    <w:rPr>
+      <w:rFonts w:ascii="Arial" w:hAnsi="Arial"/>
+    </w:rPr>
     <w:tblPr>
       <w:tblStyleRowBandSize w:val="1"/>
       <w:tblStyleColBandSize w:val="1"/>
@@ -9517,6 +10089,9 @@
     <w:pPr>
       <w:spacing w:after="0" w:line="240" w:lineRule="auto"/>
     </w:pPr>
+    <w:rPr>
+      <w:rFonts w:ascii="Arial" w:hAnsi="Arial"/>
+    </w:rPr>
     <w:tblPr>
       <w:tblStyleRowBandSize w:val="1"/>
       <w:tblStyleColBandSize w:val="1"/>
@@ -9658,6 +10233,9 @@
     <w:pPr>
       <w:spacing w:after="0" w:line="240" w:lineRule="auto"/>
     </w:pPr>
+    <w:rPr>
+      <w:rFonts w:ascii="Arial" w:hAnsi="Arial"/>
+    </w:rPr>
     <w:tblPr>
       <w:tblStyleRowBandSize w:val="1"/>
       <w:tblStyleColBandSize w:val="1"/>
@@ -9799,6 +10377,9 @@
     <w:pPr>
       <w:spacing w:after="0" w:line="240" w:lineRule="auto"/>
     </w:pPr>
+    <w:rPr>
+      <w:rFonts w:ascii="Arial" w:hAnsi="Arial"/>
+    </w:rPr>
     <w:tblPr>
       <w:tblStyleRowBandSize w:val="1"/>
       <w:tblStyleColBandSize w:val="1"/>
@@ -9940,6 +10521,9 @@
     <w:pPr>
       <w:spacing w:after="0" w:line="240" w:lineRule="auto"/>
     </w:pPr>
+    <w:rPr>
+      <w:rFonts w:ascii="Arial" w:hAnsi="Arial"/>
+    </w:rPr>
     <w:tblPr>
       <w:tblStyleRowBandSize w:val="1"/>
       <w:tblStyleColBandSize w:val="1"/>
@@ -10081,6 +10665,9 @@
     <w:pPr>
       <w:spacing w:after="0" w:line="240" w:lineRule="auto"/>
     </w:pPr>
+    <w:rPr>
+      <w:rFonts w:ascii="Arial" w:hAnsi="Arial"/>
+    </w:rPr>
     <w:tblPr>
       <w:tblStyleRowBandSize w:val="1"/>
       <w:tblStyleColBandSize w:val="1"/>
@@ -10223,6 +10810,7 @@
       <w:spacing w:after="0" w:line="240" w:lineRule="auto"/>
     </w:pPr>
     <w:rPr>
+      <w:rFonts w:ascii="Arial" w:hAnsi="Arial"/>
       <w:color w:val="FFFFFF" w:themeColor="background1"/>
     </w:rPr>
     <w:tblPr>
@@ -10337,6 +10925,7 @@
       <w:spacing w:after="0" w:line="240" w:lineRule="auto"/>
     </w:pPr>
     <w:rPr>
+      <w:rFonts w:ascii="Arial" w:hAnsi="Arial"/>
       <w:color w:val="FFFFFF" w:themeColor="background1"/>
     </w:rPr>
     <w:tblPr>
@@ -10451,6 +11040,7 @@
       <w:spacing w:after="0" w:line="240" w:lineRule="auto"/>
     </w:pPr>
     <w:rPr>
+      <w:rFonts w:ascii="Arial" w:hAnsi="Arial"/>
       <w:color w:val="FFFFFF" w:themeColor="background1"/>
     </w:rPr>
     <w:tblPr>
@@ -10565,6 +11155,7 @@
       <w:spacing w:after="0" w:line="240" w:lineRule="auto"/>
     </w:pPr>
     <w:rPr>
+      <w:rFonts w:ascii="Arial" w:hAnsi="Arial"/>
       <w:color w:val="FFFFFF" w:themeColor="background1"/>
     </w:rPr>
     <w:tblPr>
@@ -10679,6 +11270,7 @@
       <w:spacing w:after="0" w:line="240" w:lineRule="auto"/>
     </w:pPr>
     <w:rPr>
+      <w:rFonts w:ascii="Arial" w:hAnsi="Arial"/>
       <w:color w:val="FFFFFF" w:themeColor="background1"/>
     </w:rPr>
     <w:tblPr>
@@ -10793,6 +11385,7 @@
       <w:spacing w:after="0" w:line="240" w:lineRule="auto"/>
     </w:pPr>
     <w:rPr>
+      <w:rFonts w:ascii="Arial" w:hAnsi="Arial"/>
       <w:color w:val="FFFFFF" w:themeColor="background1"/>
     </w:rPr>
     <w:tblPr>
@@ -10907,6 +11500,7 @@
       <w:spacing w:after="0" w:line="240" w:lineRule="auto"/>
     </w:pPr>
     <w:rPr>
+      <w:rFonts w:ascii="Arial" w:hAnsi="Arial"/>
       <w:color w:val="FFFFFF" w:themeColor="background1"/>
     </w:rPr>
     <w:tblPr>
@@ -11021,6 +11615,7 @@
       <w:spacing w:after="0" w:line="240" w:lineRule="auto"/>
     </w:pPr>
     <w:rPr>
+      <w:rFonts w:ascii="Arial" w:hAnsi="Arial"/>
       <w:color w:val="000000" w:themeColor="text1"/>
     </w:rPr>
     <w:tblPr>
@@ -11143,6 +11738,7 @@
       <w:spacing w:after="0" w:line="240" w:lineRule="auto"/>
     </w:pPr>
     <w:rPr>
+      <w:rFonts w:ascii="Arial" w:hAnsi="Arial"/>
       <w:color w:val="000000" w:themeColor="text1"/>
     </w:rPr>
     <w:tblPr>
@@ -11265,6 +11861,7 @@
       <w:spacing w:after="0" w:line="240" w:lineRule="auto"/>
     </w:pPr>
     <w:rPr>
+      <w:rFonts w:ascii="Arial" w:hAnsi="Arial"/>
       <w:color w:val="000000" w:themeColor="text1"/>
     </w:rPr>
     <w:tblPr>
@@ -11387,6 +11984,7 @@
       <w:spacing w:after="0" w:line="240" w:lineRule="auto"/>
     </w:pPr>
     <w:rPr>
+      <w:rFonts w:ascii="Arial" w:hAnsi="Arial"/>
       <w:color w:val="000000" w:themeColor="text1"/>
     </w:rPr>
     <w:tblPr>
@@ -11499,6 +12097,7 @@
       <w:spacing w:after="0" w:line="240" w:lineRule="auto"/>
     </w:pPr>
     <w:rPr>
+      <w:rFonts w:ascii="Arial" w:hAnsi="Arial"/>
       <w:color w:val="000000" w:themeColor="text1"/>
     </w:rPr>
     <w:tblPr>
@@ -11621,6 +12220,7 @@
       <w:spacing w:after="0" w:line="240" w:lineRule="auto"/>
     </w:pPr>
     <w:rPr>
+      <w:rFonts w:ascii="Arial" w:hAnsi="Arial"/>
       <w:color w:val="000000" w:themeColor="text1"/>
     </w:rPr>
     <w:tblPr>
@@ -11743,6 +12343,7 @@
       <w:spacing w:after="0" w:line="240" w:lineRule="auto"/>
     </w:pPr>
     <w:rPr>
+      <w:rFonts w:ascii="Arial" w:hAnsi="Arial"/>
       <w:color w:val="000000" w:themeColor="text1"/>
     </w:rPr>
     <w:tblPr>
@@ -11865,6 +12466,7 @@
       <w:spacing w:after="0" w:line="240" w:lineRule="auto"/>
     </w:pPr>
     <w:rPr>
+      <w:rFonts w:ascii="Arial" w:hAnsi="Arial"/>
       <w:color w:val="000000" w:themeColor="text1"/>
     </w:rPr>
     <w:tblPr>
@@ -11951,6 +12553,7 @@
       <w:spacing w:after="0" w:line="240" w:lineRule="auto"/>
     </w:pPr>
     <w:rPr>
+      <w:rFonts w:ascii="Arial" w:hAnsi="Arial"/>
       <w:color w:val="000000" w:themeColor="text1"/>
     </w:rPr>
     <w:tblPr>
@@ -12037,6 +12640,7 @@
       <w:spacing w:after="0" w:line="240" w:lineRule="auto"/>
     </w:pPr>
     <w:rPr>
+      <w:rFonts w:ascii="Arial" w:hAnsi="Arial"/>
       <w:color w:val="000000" w:themeColor="text1"/>
     </w:rPr>
     <w:tblPr>
@@ -12123,6 +12727,7 @@
       <w:spacing w:after="0" w:line="240" w:lineRule="auto"/>
     </w:pPr>
     <w:rPr>
+      <w:rFonts w:ascii="Arial" w:hAnsi="Arial"/>
       <w:color w:val="000000" w:themeColor="text1"/>
     </w:rPr>
     <w:tblPr>
@@ -12209,6 +12814,7 @@
       <w:spacing w:after="0" w:line="240" w:lineRule="auto"/>
     </w:pPr>
     <w:rPr>
+      <w:rFonts w:ascii="Arial" w:hAnsi="Arial"/>
       <w:color w:val="000000" w:themeColor="text1"/>
     </w:rPr>
     <w:tblPr>
@@ -12295,6 +12901,7 @@
       <w:spacing w:after="0" w:line="240" w:lineRule="auto"/>
     </w:pPr>
     <w:rPr>
+      <w:rFonts w:ascii="Arial" w:hAnsi="Arial"/>
       <w:color w:val="000000" w:themeColor="text1"/>
     </w:rPr>
     <w:tblPr>
@@ -12381,6 +12988,7 @@
       <w:spacing w:after="0" w:line="240" w:lineRule="auto"/>
     </w:pPr>
     <w:rPr>
+      <w:rFonts w:ascii="Arial" w:hAnsi="Arial"/>
       <w:color w:val="000000" w:themeColor="text1"/>
     </w:rPr>
     <w:tblPr>
@@ -12467,6 +13075,7 @@
       <w:spacing w:after="0" w:line="240" w:lineRule="auto"/>
     </w:pPr>
     <w:rPr>
+      <w:rFonts w:ascii="Arial" w:hAnsi="Arial"/>
       <w:color w:val="000000" w:themeColor="text1"/>
     </w:rPr>
     <w:tblPr>
@@ -12547,6 +13156,7 @@
       <w:spacing w:after="0" w:line="240" w:lineRule="auto"/>
     </w:pPr>
     <w:rPr>
+      <w:rFonts w:ascii="Arial" w:hAnsi="Arial"/>
       <w:color w:val="000000" w:themeColor="text1"/>
     </w:rPr>
     <w:tblPr>
@@ -12627,6 +13237,7 @@
       <w:spacing w:after="0" w:line="240" w:lineRule="auto"/>
     </w:pPr>
     <w:rPr>
+      <w:rFonts w:ascii="Arial" w:hAnsi="Arial"/>
       <w:color w:val="000000" w:themeColor="text1"/>
     </w:rPr>
     <w:tblPr>
@@ -12707,6 +13318,7 @@
       <w:spacing w:after="0" w:line="240" w:lineRule="auto"/>
     </w:pPr>
     <w:rPr>
+      <w:rFonts w:ascii="Arial" w:hAnsi="Arial"/>
       <w:color w:val="000000" w:themeColor="text1"/>
     </w:rPr>
     <w:tblPr>
@@ -12787,6 +13399,7 @@
       <w:spacing w:after="0" w:line="240" w:lineRule="auto"/>
     </w:pPr>
     <w:rPr>
+      <w:rFonts w:ascii="Arial" w:hAnsi="Arial"/>
       <w:color w:val="000000" w:themeColor="text1"/>
     </w:rPr>
     <w:tblPr>
@@ -12867,6 +13480,7 @@
       <w:spacing w:after="0" w:line="240" w:lineRule="auto"/>
     </w:pPr>
     <w:rPr>
+      <w:rFonts w:ascii="Arial" w:hAnsi="Arial"/>
       <w:color w:val="000000" w:themeColor="text1"/>
     </w:rPr>
     <w:tblPr>
@@ -12947,6 +13561,7 @@
       <w:spacing w:after="0" w:line="240" w:lineRule="auto"/>
     </w:pPr>
     <w:rPr>
+      <w:rFonts w:ascii="Arial" w:hAnsi="Arial"/>
       <w:color w:val="000000" w:themeColor="text1"/>
     </w:rPr>
     <w:tblPr>
